--- a/docs/ecosystem-subscriptions-2026-04-20.docx
+++ b/docs/ecosystem-subscriptions-2026-04-20.docx
@@ -2,7 +2,7 @@
 <file path=word/document.xml><?xml version="1.0" encoding="utf-8"?>
 <w:document xmlns:w="http://schemas.openxmlformats.org/wordprocessingml/2006/main" xmlns:m="http://schemas.openxmlformats.org/officeDocument/2006/math" xmlns:r="http://schemas.openxmlformats.org/officeDocument/2006/relationships" xmlns:o="urn:schemas-microsoft-com:office:office" xmlns:v="urn:schemas-microsoft-com:vml" xmlns:w10="urn:schemas-microsoft-com:office:word" xmlns:a="http://schemas.openxmlformats.org/drawingml/2006/main" xmlns:pic="http://schemas.openxmlformats.org/drawingml/2006/picture" xmlns:wp="http://schemas.openxmlformats.org/drawingml/2006/wordprocessingDrawing">
   <w:body>
-    <w:bookmarkStart w:id="35" w:name="X7a5e39f11980807d7f440e1fa8d2cfbf5927c1d"/>
+    <w:bookmarkStart w:id="36" w:name="X7a5e39f11980807d7f440e1fa8d2cfbf5927c1d"/>
     <w:p>
       <w:pPr>
         <w:pStyle w:val="Heading1"/>
@@ -1988,16 +1988,30 @@
                 <w:b/>
                 <w:bCs/>
               </w:rPr>
-              <w:t xml:space="preserve">Studio C subtotal</w:t>
-            </w:r>
-          </w:p>
-        </w:tc>
-        <w:tc>
-          <w:tcPr/>
-          <w:p>
-            <w:pPr>
-              <w:pStyle w:val="Compact"/>
-            </w:pPr>
+              <w:t xml:space="preserve">CapCut Team (3 seats)</w:t>
+            </w:r>
+          </w:p>
+        </w:tc>
+        <w:tc>
+          <w:tcPr/>
+          <w:p>
+            <w:pPr>
+              <w:pStyle w:val="Compact"/>
+            </w:pPr>
+            <w:r>
+              <w:t xml:space="preserve">Team / Business tier</w:t>
+            </w:r>
+          </w:p>
+        </w:tc>
+        <w:tc>
+          <w:tcPr/>
+          <w:p>
+            <w:pPr>
+              <w:pStyle w:val="Compact"/>
+            </w:pPr>
+            <w:r>
+              <w:t xml:space="preserve">~$45–60 [verify exact tier + price]</w:t>
+            </w:r>
           </w:p>
         </w:tc>
         <w:tc>
@@ -2011,7 +2025,85 @@
                 <w:b/>
                 <w:bCs/>
               </w:rPr>
-              <w:t xml:space="preserve">~$80–109/mo</w:t>
+              <w:t xml:space="preserve">3 named users: Chase · Amy · Elijah (Studio C)</w:t>
+            </w:r>
+            <w:r>
+              <w:t xml:space="preserve"> </w:t>
+            </w:r>
+            <w:r>
+              <w:t xml:space="preserve">— each with their own login, one billing account</w:t>
+            </w:r>
+          </w:p>
+        </w:tc>
+        <w:tc>
+          <w:tcPr/>
+          <w:p>
+            <w:pPr>
+              <w:pStyle w:val="Compact"/>
+            </w:pPr>
+            <w:r>
+              <w:t xml:space="preserve">STUDIO-C</w:t>
+            </w:r>
+          </w:p>
+        </w:tc>
+        <w:tc>
+          <w:tcPr/>
+          <w:p>
+            <w:pPr>
+              <w:pStyle w:val="Compact"/>
+            </w:pPr>
+            <w:r>
+              <w:t xml:space="preserve">Quick-cut video editing for social + Arrie Aslin content + Inn/Magazine video + Studio C productions. Each user gets an individual seat under one team account so they can collaborate without sharing logins.</w:t>
+            </w:r>
+            <w:r>
+              <w:t xml:space="preserve"> </w:t>
+            </w:r>
+            <w:r>
+              <w:rPr>
+                <w:b/>
+                <w:bCs/>
+              </w:rPr>
+              <w:t xml:space="preserve">MIGRATION: existing CapCut Pro is billed through Chase’s personal Apple ID (chasethis@gmail) — cancel that entirely. Create new CapCut Team account under business email (capcut@chasepierson.tv or me@chasepierson.tv), add 3 seats for Chase/Amy/Elijah, pay via MBT card.</w:t>
+            </w:r>
+          </w:p>
+        </w:tc>
+      </w:tr>
+      <w:tr>
+        <w:tc>
+          <w:tcPr/>
+          <w:p>
+            <w:pPr>
+              <w:pStyle w:val="Compact"/>
+            </w:pPr>
+            <w:r>
+              <w:rPr>
+                <w:b/>
+                <w:bCs/>
+              </w:rPr>
+              <w:t xml:space="preserve">Studio C subtotal</w:t>
+            </w:r>
+          </w:p>
+        </w:tc>
+        <w:tc>
+          <w:tcPr/>
+          <w:p>
+            <w:pPr>
+              <w:pStyle w:val="Compact"/>
+            </w:pPr>
+          </w:p>
+        </w:tc>
+        <w:tc>
+          <w:tcPr/>
+          <w:p>
+            <w:pPr>
+              <w:pStyle w:val="Compact"/>
+            </w:pPr>
+            <w:r>
+              <w:rPr>
+                <w:b/>
+                <w:bCs/>
+              </w:rPr>
+              <w:t xml:space="preserve">~$125–170/mo</w:t>
             </w:r>
           </w:p>
         </w:tc>
@@ -4791,18 +4883,18 @@
               <w:pStyle w:val="Compact"/>
             </w:pPr>
             <w:r>
-              <w:t xml:space="preserve">B. Studio C production stack</w:t>
-            </w:r>
-          </w:p>
-        </w:tc>
-        <w:tc>
-          <w:tcPr/>
-          <w:p>
-            <w:pPr>
-              <w:pStyle w:val="Compact"/>
-            </w:pPr>
-            <w:r>
-              <w:t xml:space="preserve">~$80–109</w:t>
+              <w:t xml:space="preserve">B. Studio C production stack (incl. CapCut Team 3 seats)</w:t>
+            </w:r>
+          </w:p>
+        </w:tc>
+        <w:tc>
+          <w:tcPr/>
+          <w:p>
+            <w:pPr>
+              <w:pStyle w:val="Compact"/>
+            </w:pPr>
+            <w:r>
+              <w:t xml:space="preserve">~$125–170</w:t>
             </w:r>
           </w:p>
         </w:tc>
@@ -4906,7 +4998,7 @@
                 <w:b/>
                 <w:bCs/>
               </w:rPr>
-              <w:t xml:space="preserve">~$563–762/mo</w:t>
+              <w:t xml:space="preserve">~$608–822/mo</w:t>
             </w:r>
           </w:p>
         </w:tc>
@@ -4937,10 +5029,13 @@
           <w:b/>
           <w:bCs/>
         </w:rPr>
-        <w:t xml:space="preserve">~$560–760/mo</w:t>
-      </w:r>
-      <w:r>
-        <w:t xml:space="preserve">, which leaves</w:t>
+        <w:t xml:space="preserve">~$610–820/mo</w:t>
+      </w:r>
+      <w:r>
+        <w:t xml:space="preserve"> </w:t>
+      </w:r>
+      <w:r>
+        <w:t xml:space="preserve">(after adding CapCut Team 3 seats), which leaves</w:t>
       </w:r>
       <w:r>
         <w:t xml:space="preserve"> </w:t>
@@ -4950,7 +5045,7 @@
           <w:b/>
           <w:bCs/>
         </w:rPr>
-        <w:t xml:space="preserve">~$240–440/mo of headroom</w:t>
+        <w:t xml:space="preserve">~$180–390/mo of headroom</w:t>
       </w:r>
       <w:r>
         <w:t xml:space="preserve"> </w:t>
@@ -7160,6 +7255,74 @@
           </w:p>
         </w:tc>
       </w:tr>
+      <w:tr>
+        <w:tc>
+          <w:tcPr/>
+          <w:p>
+            <w:pPr>
+              <w:pStyle w:val="Compact"/>
+            </w:pPr>
+            <w:r>
+              <w:t xml:space="preserve">CapCut Team (3 seats)</w:t>
+            </w:r>
+          </w:p>
+        </w:tc>
+        <w:tc>
+          <w:tcPr/>
+          <w:p>
+            <w:pPr>
+              <w:pStyle w:val="Compact"/>
+            </w:pPr>
+            <w:r>
+              <w:t xml:space="preserve">Admin / seat 1</w:t>
+            </w:r>
+          </w:p>
+        </w:tc>
+        <w:tc>
+          <w:tcPr/>
+          <w:p>
+            <w:pPr>
+              <w:pStyle w:val="Compact"/>
+            </w:pPr>
+            <w:r>
+              <w:t xml:space="preserve">Seat 3</w:t>
+            </w:r>
+          </w:p>
+        </w:tc>
+        <w:tc>
+          <w:tcPr/>
+          <w:p>
+            <w:pPr>
+              <w:pStyle w:val="Compact"/>
+            </w:pPr>
+            <w:r>
+              <w:t xml:space="preserve">—</w:t>
+            </w:r>
+          </w:p>
+        </w:tc>
+        <w:tc>
+          <w:tcPr/>
+          <w:p>
+            <w:pPr>
+              <w:pStyle w:val="Compact"/>
+            </w:pPr>
+            <w:r>
+              <w:t xml:space="preserve">—</w:t>
+            </w:r>
+          </w:p>
+        </w:tc>
+        <w:tc>
+          <w:tcPr/>
+          <w:p>
+            <w:pPr>
+              <w:pStyle w:val="Compact"/>
+            </w:pPr>
+            <w:r>
+              <w:t xml:space="preserve">Seat 2</w:t>
+            </w:r>
+          </w:p>
+        </w:tc>
+      </w:tr>
     </w:tbl>
     <w:p>
       <w:r>
@@ -7169,7 +7332,7 @@
       </w:r>
     </w:p>
     <w:bookmarkEnd w:id="23"/>
-    <w:bookmarkStart w:id="33" w:name="action-items"/>
+    <w:bookmarkStart w:id="34" w:name="action-items"/>
     <w:p>
       <w:pPr>
         <w:pStyle w:val="Heading2"/>
@@ -7817,13 +7980,13 @@
       </w:tr>
     </w:tbl>
     <w:bookmarkEnd w:id="26"/>
-    <w:bookmarkStart w:id="27" w:name="d.-adobe-split"/>
+    <w:bookmarkStart w:id="27" w:name="c-bis.-capcut-team-migration"/>
     <w:p>
       <w:pPr>
         <w:pStyle w:val="Heading3"/>
       </w:pPr>
       <w:r>
-        <w:t xml:space="preserve">6d. Adobe split</w:t>
+        <w:t xml:space="preserve">6c-bis. CapCut Team migration</w:t>
       </w:r>
     </w:p>
     <w:tbl>
@@ -7884,7 +8047,7 @@
               <w:pStyle w:val="Compact"/>
             </w:pPr>
             <w:r>
-              <w:t xml:space="preserve">Confirm chasepierson.tv Adobe account is Photography plan only (Lightroom + Photoshop)</w:t>
+              <w:t xml:space="preserve">Cancel existing CapCut Pro subscription on Chase’s personal Apple ID (chasethis@gmail)</w:t>
             </w:r>
           </w:p>
         </w:tc>
@@ -7906,55 +8069,20 @@
               <w:pStyle w:val="Compact"/>
             </w:pPr>
             <w:r>
-              <w:t xml:space="preserve">Before shoot-day work resumes</w:t>
-            </w:r>
-          </w:p>
-        </w:tc>
-      </w:tr>
-      <w:tr>
-        <w:tc>
-          <w:tcPr/>
-          <w:p>
-            <w:pPr>
-              <w:pStyle w:val="Compact"/>
-            </w:pPr>
-            <w:r>
-              <w:t xml:space="preserve">Confirm Studio C Adobe account is full Creative Cloud</w:t>
-            </w:r>
-          </w:p>
-        </w:tc>
-        <w:tc>
-          <w:tcPr/>
-          <w:p>
-            <w:pPr>
-              <w:pStyle w:val="Compact"/>
-            </w:pPr>
-            <w:r>
-              <w:t xml:space="preserve">Elijah</w:t>
-            </w:r>
-          </w:p>
-        </w:tc>
-        <w:tc>
-          <w:tcPr/>
-          <w:p>
-            <w:pPr>
-              <w:pStyle w:val="Compact"/>
-            </w:pPr>
-            <w:r>
-              <w:t xml:space="preserve">Already active? Verify</w:t>
-            </w:r>
-          </w:p>
-        </w:tc>
-      </w:tr>
-      <w:tr>
-        <w:tc>
-          <w:tcPr/>
-          <w:p>
-            <w:pPr>
-              <w:pStyle w:val="Compact"/>
-            </w:pPr>
-            <w:r>
-              <w:t xml:space="preserve">Lightroom Creative Cloud catalog cleanup — prune to just the photos we want, organized the way we want</w:t>
+              <w:t xml:space="preserve">This week</w:t>
+            </w:r>
+          </w:p>
+        </w:tc>
+      </w:tr>
+      <w:tr>
+        <w:tc>
+          <w:tcPr/>
+          <w:p>
+            <w:pPr>
+              <w:pStyle w:val="Compact"/>
+            </w:pPr>
+            <w:r>
+              <w:t xml:space="preserve">Verify CapCut Team / Business tier pricing for 3 seats (CapCut Commerce Pro or equivalent)</w:t>
             </w:r>
           </w:p>
         </w:tc>
@@ -7976,32 +8104,20 @@
               <w:pStyle w:val="Compact"/>
             </w:pPr>
             <w:r>
-              <w:t xml:space="preserve">Next shoot-prep window</w:t>
-            </w:r>
-          </w:p>
-        </w:tc>
-      </w:tr>
-      <w:tr>
-        <w:tc>
-          <w:tcPr/>
-          <w:p>
-            <w:pPr>
-              <w:pStyle w:val="Compact"/>
-            </w:pPr>
-            <w:r>
-              <w:t xml:space="preserve">Anything else in Lightroom becomes an</w:t>
-            </w:r>
-            <w:r>
-              <w:t xml:space="preserve"> </w:t>
-            </w:r>
-            <w:r>
-              <w:t xml:space="preserve">“image”</w:t>
-            </w:r>
-            <w:r>
-              <w:t xml:space="preserve"> </w:t>
-            </w:r>
-            <w:r>
-              <w:t xml:space="preserve">(archived / downgraded), not a managed asset</w:t>
+              <w:t xml:space="preserve">Before creating new account</w:t>
+            </w:r>
+          </w:p>
+        </w:tc>
+      </w:tr>
+      <w:tr>
+        <w:tc>
+          <w:tcPr/>
+          <w:p>
+            <w:pPr>
+              <w:pStyle w:val="Compact"/>
+            </w:pPr>
+            <w:r>
+              <w:t xml:space="preserve">Create new CapCut Team account under business email (capcut@chasepierson.tv or me@chasepierson.tv)</w:t>
             </w:r>
           </w:p>
         </w:tc>
@@ -8023,20 +8139,125 @@
               <w:pStyle w:val="Compact"/>
             </w:pPr>
             <w:r>
+              <w:t xml:space="preserve">This week</w:t>
+            </w:r>
+          </w:p>
+        </w:tc>
+      </w:tr>
+      <w:tr>
+        <w:tc>
+          <w:tcPr/>
+          <w:p>
+            <w:pPr>
+              <w:pStyle w:val="Compact"/>
+            </w:pPr>
+            <w:r>
+              <w:t xml:space="preserve">Add 3 named seats: Chase, Amy, Elijah (Studio C)</w:t>
+            </w:r>
+          </w:p>
+        </w:tc>
+        <w:tc>
+          <w:tcPr/>
+          <w:p>
+            <w:pPr>
+              <w:pStyle w:val="Compact"/>
+            </w:pPr>
+            <w:r>
+              <w:t xml:space="preserve">Chase</w:t>
+            </w:r>
+          </w:p>
+        </w:tc>
+        <w:tc>
+          <w:tcPr/>
+          <w:p>
+            <w:pPr>
+              <w:pStyle w:val="Compact"/>
+            </w:pPr>
+            <w:r>
               <w:t xml:space="preserve">Same session</w:t>
+            </w:r>
+          </w:p>
+        </w:tc>
+      </w:tr>
+      <w:tr>
+        <w:tc>
+          <w:tcPr/>
+          <w:p>
+            <w:pPr>
+              <w:pStyle w:val="Compact"/>
+            </w:pPr>
+            <w:r>
+              <w:t xml:space="preserve">Pay via MBT credit card</w:t>
+            </w:r>
+          </w:p>
+        </w:tc>
+        <w:tc>
+          <w:tcPr/>
+          <w:p>
+            <w:pPr>
+              <w:pStyle w:val="Compact"/>
+            </w:pPr>
+            <w:r>
+              <w:t xml:space="preserve">Chase</w:t>
+            </w:r>
+          </w:p>
+        </w:tc>
+        <w:tc>
+          <w:tcPr/>
+          <w:p>
+            <w:pPr>
+              <w:pStyle w:val="Compact"/>
+            </w:pPr>
+            <w:r>
+              <w:t xml:space="preserve">Same session</w:t>
+            </w:r>
+          </w:p>
+        </w:tc>
+      </w:tr>
+      <w:tr>
+        <w:tc>
+          <w:tcPr/>
+          <w:p>
+            <w:pPr>
+              <w:pStyle w:val="Compact"/>
+            </w:pPr>
+            <w:r>
+              <w:t xml:space="preserve">Each user gets their own login + can collaborate on shared projects</w:t>
+            </w:r>
+          </w:p>
+        </w:tc>
+        <w:tc>
+          <w:tcPr/>
+          <w:p>
+            <w:pPr>
+              <w:pStyle w:val="Compact"/>
+            </w:pPr>
+            <w:r>
+              <w:t xml:space="preserve">Chase</w:t>
+            </w:r>
+          </w:p>
+        </w:tc>
+        <w:tc>
+          <w:tcPr/>
+          <w:p>
+            <w:pPr>
+              <w:pStyle w:val="Compact"/>
+            </w:pPr>
+            <w:r>
+              <w:t xml:space="preserve">Sign-up flow</w:t>
             </w:r>
           </w:p>
         </w:tc>
       </w:tr>
     </w:tbl>
     <w:bookmarkEnd w:id="27"/>
-    <w:bookmarkStart w:id="28" w:name="e.-canva-team-onboarding"/>
+    <w:bookmarkStart w:id="28" w:name="d.-adobe-split"/>
     <w:p>
       <w:pPr>
         <w:pStyle w:val="Heading3"/>
       </w:pPr>
       <w:r>
-        <w:t xml:space="preserve">6e. Canva team onboarding</w:t>
+        <w:t xml:space="preserve">6d. Adobe split</w:t>
       </w:r>
     </w:p>
     <w:tbl>
@@ -8097,7 +8318,7 @@
               <w:pStyle w:val="Compact"/>
             </w:pPr>
             <w:r>
-              <w:t xml:space="preserve">Create Canva Teams workspace on chasepierson.tv</w:t>
+              <w:t xml:space="preserve">Confirm chasepierson.tv Adobe account is Photography plan only (Lightroom + Photoshop)</w:t>
             </w:r>
           </w:p>
         </w:tc>
@@ -8119,20 +8340,55 @@
               <w:pStyle w:val="Compact"/>
             </w:pPr>
             <w:r>
-              <w:t xml:space="preserve">This week</w:t>
-            </w:r>
-          </w:p>
-        </w:tc>
-      </w:tr>
-      <w:tr>
-        <w:tc>
-          <w:tcPr/>
-          <w:p>
-            <w:pPr>
-              <w:pStyle w:val="Compact"/>
-            </w:pPr>
-            <w:r>
-              <w:t xml:space="preserve">Invite Tracy, Amy, Miles, Elijah</w:t>
+              <w:t xml:space="preserve">Before shoot-day work resumes</w:t>
+            </w:r>
+          </w:p>
+        </w:tc>
+      </w:tr>
+      <w:tr>
+        <w:tc>
+          <w:tcPr/>
+          <w:p>
+            <w:pPr>
+              <w:pStyle w:val="Compact"/>
+            </w:pPr>
+            <w:r>
+              <w:t xml:space="preserve">Confirm Studio C Adobe account is full Creative Cloud</w:t>
+            </w:r>
+          </w:p>
+        </w:tc>
+        <w:tc>
+          <w:tcPr/>
+          <w:p>
+            <w:pPr>
+              <w:pStyle w:val="Compact"/>
+            </w:pPr>
+            <w:r>
+              <w:t xml:space="preserve">Elijah</w:t>
+            </w:r>
+          </w:p>
+        </w:tc>
+        <w:tc>
+          <w:tcPr/>
+          <w:p>
+            <w:pPr>
+              <w:pStyle w:val="Compact"/>
+            </w:pPr>
+            <w:r>
+              <w:t xml:space="preserve">Already active? Verify</w:t>
+            </w:r>
+          </w:p>
+        </w:tc>
+      </w:tr>
+      <w:tr>
+        <w:tc>
+          <w:tcPr/>
+          <w:p>
+            <w:pPr>
+              <w:pStyle w:val="Compact"/>
+            </w:pPr>
+            <w:r>
+              <w:t xml:space="preserve">Lightroom Creative Cloud catalog cleanup — prune to just the photos we want, organized the way we want</w:t>
             </w:r>
           </w:p>
         </w:tc>
@@ -8154,55 +8410,67 @@
               <w:pStyle w:val="Compact"/>
             </w:pPr>
             <w:r>
-              <w:t xml:space="preserve">Same</w:t>
-            </w:r>
-          </w:p>
-        </w:tc>
-      </w:tr>
-      <w:tr>
-        <w:tc>
-          <w:tcPr/>
-          <w:p>
-            <w:pPr>
-              <w:pStyle w:val="Compact"/>
-            </w:pPr>
-            <w:r>
-              <w:t xml:space="preserve">Upload Big Muddy + CPP + Tuthill brand kits (colors, fonts, logos)</w:t>
-            </w:r>
-          </w:p>
-        </w:tc>
-        <w:tc>
-          <w:tcPr/>
-          <w:p>
-            <w:pPr>
-              <w:pStyle w:val="Compact"/>
-            </w:pPr>
-            <w:r>
-              <w:t xml:space="preserve">Chase + Tuthill for Tuthill-side kit</w:t>
-            </w:r>
-          </w:p>
-        </w:tc>
-        <w:tc>
-          <w:tcPr/>
-          <w:p>
-            <w:pPr>
-              <w:pStyle w:val="Compact"/>
-            </w:pPr>
-            <w:r>
-              <w:t xml:space="preserve">Within 2 weeks</w:t>
+              <w:t xml:space="preserve">Next shoot-prep window</w:t>
+            </w:r>
+          </w:p>
+        </w:tc>
+      </w:tr>
+      <w:tr>
+        <w:tc>
+          <w:tcPr/>
+          <w:p>
+            <w:pPr>
+              <w:pStyle w:val="Compact"/>
+            </w:pPr>
+            <w:r>
+              <w:t xml:space="preserve">Anything else in Lightroom becomes an</w:t>
+            </w:r>
+            <w:r>
+              <w:t xml:space="preserve"> </w:t>
+            </w:r>
+            <w:r>
+              <w:t xml:space="preserve">“image”</w:t>
+            </w:r>
+            <w:r>
+              <w:t xml:space="preserve"> </w:t>
+            </w:r>
+            <w:r>
+              <w:t xml:space="preserve">(archived / downgraded), not a managed asset</w:t>
+            </w:r>
+          </w:p>
+        </w:tc>
+        <w:tc>
+          <w:tcPr/>
+          <w:p>
+            <w:pPr>
+              <w:pStyle w:val="Compact"/>
+            </w:pPr>
+            <w:r>
+              <w:t xml:space="preserve">Chase</w:t>
+            </w:r>
+          </w:p>
+        </w:tc>
+        <w:tc>
+          <w:tcPr/>
+          <w:p>
+            <w:pPr>
+              <w:pStyle w:val="Compact"/>
+            </w:pPr>
+            <w:r>
+              <w:t xml:space="preserve">Same session</w:t>
             </w:r>
           </w:p>
         </w:tc>
       </w:tr>
     </w:tbl>
     <w:bookmarkEnd w:id="28"/>
-    <w:bookmarkStart w:id="29" w:name="Xc6c8fdef55337a248f285a816e861d2083c69ea"/>
+    <w:bookmarkStart w:id="29" w:name="e.-canva-team-onboarding"/>
     <w:p>
       <w:pPr>
         <w:pStyle w:val="Heading3"/>
       </w:pPr>
       <w:r>
-        <w:t xml:space="preserve">6f. Storage consolidation under chasepierson.tv</w:t>
+        <w:t xml:space="preserve">6e. Canva team onboarding</w:t>
       </w:r>
     </w:p>
     <w:tbl>
@@ -8263,7 +8531,7 @@
               <w:pStyle w:val="Compact"/>
             </w:pPr>
             <w:r>
-              <w:t xml:space="preserve">Confirm Google Ultra 2TB Drive is provisioned and empty-shared</w:t>
+              <w:t xml:space="preserve">Create Canva Teams workspace on chasepierson.tv</w:t>
             </w:r>
           </w:p>
         </w:tc>
@@ -8298,142 +8566,7 @@
               <w:pStyle w:val="Compact"/>
             </w:pPr>
             <w:r>
-              <w:t xml:space="preserve">Audit Tracy’s, Amy’s, Chase’s, Miles’s, Elijah’s personal Drives for ecosystem files that need to migrate</w:t>
-            </w:r>
-          </w:p>
-        </w:tc>
-        <w:tc>
-          <w:tcPr/>
-          <w:p>
-            <w:pPr>
-              <w:pStyle w:val="Compact"/>
-            </w:pPr>
-            <w:r>
-              <w:t xml:space="preserve">Chase (ask each)</w:t>
-            </w:r>
-          </w:p>
-        </w:tc>
-        <w:tc>
-          <w:tcPr/>
-          <w:p>
-            <w:pPr>
-              <w:pStyle w:val="Compact"/>
-            </w:pPr>
-            <w:r>
-              <w:t xml:space="preserve">Before May 31</w:t>
-            </w:r>
-          </w:p>
-        </w:tc>
-      </w:tr>
-      <w:tr>
-        <w:tc>
-          <w:tcPr/>
-          <w:p>
-            <w:pPr>
-              <w:pStyle w:val="Compact"/>
-            </w:pPr>
-            <w:r>
-              <w:t xml:space="preserve">Migrate all ecosystem-owned files into</w:t>
-            </w:r>
-            <w:r>
-              <w:t xml:space="preserve"> </w:t>
-            </w:r>
-            <w:r>
-              <w:rPr>
-                <w:rStyle w:val="VerbatimChar"/>
-              </w:rPr>
-              <w:t xml:space="preserve">chasepierson.tv</w:t>
-            </w:r>
-            <w:r>
-              <w:t xml:space="preserve"> </w:t>
-            </w:r>
-            <w:r>
-              <w:t xml:space="preserve">shared Drive</w:t>
-            </w:r>
-          </w:p>
-        </w:tc>
-        <w:tc>
-          <w:tcPr/>
-          <w:p>
-            <w:pPr>
-              <w:pStyle w:val="Compact"/>
-            </w:pPr>
-            <w:r>
-              <w:t xml:space="preserve">Respective owners</w:t>
-            </w:r>
-          </w:p>
-        </w:tc>
-        <w:tc>
-          <w:tcPr/>
-          <w:p>
-            <w:pPr>
-              <w:pStyle w:val="Compact"/>
-            </w:pPr>
-            <w:r>
-              <w:t xml:space="preserve">Before May 31</w:t>
-            </w:r>
-          </w:p>
-        </w:tc>
-      </w:tr>
-      <w:tr>
-        <w:tc>
-          <w:tcPr/>
-          <w:p>
-            <w:pPr>
-              <w:pStyle w:val="Compact"/>
-            </w:pPr>
-            <w:r>
-              <w:t xml:space="preserve">Audit for rogue Dropbox, iCloud Drive, OneDrive storage of ecosystem files; migrate to Drive + GCS + Immich</w:t>
-            </w:r>
-          </w:p>
-        </w:tc>
-        <w:tc>
-          <w:tcPr/>
-          <w:p>
-            <w:pPr>
-              <w:pStyle w:val="Compact"/>
-            </w:pPr>
-            <w:r>
-              <w:t xml:space="preserve">Chase + each owner</w:t>
-            </w:r>
-          </w:p>
-        </w:tc>
-        <w:tc>
-          <w:tcPr/>
-          <w:p>
-            <w:pPr>
-              <w:pStyle w:val="Compact"/>
-            </w:pPr>
-            <w:r>
-              <w:t xml:space="preserve">Before May 31</w:t>
-            </w:r>
-          </w:p>
-        </w:tc>
-      </w:tr>
-      <w:tr>
-        <w:tc>
-          <w:tcPr/>
-          <w:p>
-            <w:pPr>
-              <w:pStyle w:val="Compact"/>
-            </w:pPr>
-            <w:r>
-              <w:t xml:space="preserve">Verify GCS bucket</w:t>
-            </w:r>
-            <w:r>
-              <w:t xml:space="preserve"> </w:t>
-            </w:r>
-            <w:r>
-              <w:rPr>
-                <w:rStyle w:val="VerbatimChar"/>
-              </w:rPr>
-              <w:t xml:space="preserve">bmt-media-bigmuddy</w:t>
-            </w:r>
-            <w:r>
-              <w:t xml:space="preserve"> </w:t>
-            </w:r>
-            <w:r>
-              <w:t xml:space="preserve">billing rolls up under chasepierson.tv Google Cloud project</w:t>
+              <w:t xml:space="preserve">Invite Tracy, Amy, Miles, Elijah</w:t>
             </w:r>
           </w:p>
         </w:tc>
@@ -8455,55 +8588,55 @@
               <w:pStyle w:val="Compact"/>
             </w:pPr>
             <w:r>
-              <w:t xml:space="preserve">This week</w:t>
-            </w:r>
-          </w:p>
-        </w:tc>
-      </w:tr>
-      <w:tr>
-        <w:tc>
-          <w:tcPr/>
-          <w:p>
-            <w:pPr>
-              <w:pStyle w:val="Compact"/>
-            </w:pPr>
-            <w:r>
-              <w:t xml:space="preserve">Confirm Immich on Mac mini is the canonical photo archive, Lightroom CC is the curated working set</w:t>
-            </w:r>
-          </w:p>
-        </w:tc>
-        <w:tc>
-          <w:tcPr/>
-          <w:p>
-            <w:pPr>
-              <w:pStyle w:val="Compact"/>
-            </w:pPr>
-            <w:r>
-              <w:t xml:space="preserve">Chase</w:t>
-            </w:r>
-          </w:p>
-        </w:tc>
-        <w:tc>
-          <w:tcPr/>
-          <w:p>
-            <w:pPr>
-              <w:pStyle w:val="Compact"/>
-            </w:pPr>
-            <w:r>
-              <w:t xml:space="preserve">Next Lightroom cleanup session</w:t>
+              <w:t xml:space="preserve">Same</w:t>
+            </w:r>
+          </w:p>
+        </w:tc>
+      </w:tr>
+      <w:tr>
+        <w:tc>
+          <w:tcPr/>
+          <w:p>
+            <w:pPr>
+              <w:pStyle w:val="Compact"/>
+            </w:pPr>
+            <w:r>
+              <w:t xml:space="preserve">Upload Big Muddy + CPP + Tuthill brand kits (colors, fonts, logos)</w:t>
+            </w:r>
+          </w:p>
+        </w:tc>
+        <w:tc>
+          <w:tcPr/>
+          <w:p>
+            <w:pPr>
+              <w:pStyle w:val="Compact"/>
+            </w:pPr>
+            <w:r>
+              <w:t xml:space="preserve">Chase + Tuthill for Tuthill-side kit</w:t>
+            </w:r>
+          </w:p>
+        </w:tc>
+        <w:tc>
+          <w:tcPr/>
+          <w:p>
+            <w:pPr>
+              <w:pStyle w:val="Compact"/>
+            </w:pPr>
+            <w:r>
+              <w:t xml:space="preserve">Within 2 weeks</w:t>
             </w:r>
           </w:p>
         </w:tc>
       </w:tr>
     </w:tbl>
     <w:bookmarkEnd w:id="29"/>
-    <w:bookmarkStart w:id="30" w:name="g.-google-cloud-project-consolidation"/>
+    <w:bookmarkStart w:id="30" w:name="Xc6c8fdef55337a248f285a816e861d2083c69ea"/>
     <w:p>
       <w:pPr>
         <w:pStyle w:val="Heading3"/>
       </w:pPr>
       <w:r>
-        <w:t xml:space="preserve">6g. Google Cloud project consolidation</w:t>
+        <w:t xml:space="preserve">6f. Storage consolidation under chasepierson.tv</w:t>
       </w:r>
     </w:p>
     <w:tbl>
@@ -8564,7 +8697,7 @@
               <w:pStyle w:val="Compact"/>
             </w:pPr>
             <w:r>
-              <w:t xml:space="preserve">Confirm all ecosystem GCP resources (Vertex AI, GCS, Cloud Logging, etc.) are in ONE Google Cloud project owned by chasepierson.tv</w:t>
+              <w:t xml:space="preserve">Confirm Google Ultra 2TB Drive is provisioned and empty-shared</w:t>
             </w:r>
           </w:p>
         </w:tc>
@@ -8599,7 +8732,142 @@
               <w:pStyle w:val="Compact"/>
             </w:pPr>
             <w:r>
-              <w:t xml:space="preserve">Set up billing alerts on that project at $50, $75, and $100/mo thresholds</w:t>
+              <w:t xml:space="preserve">Audit Tracy’s, Amy’s, Chase’s, Miles’s, Elijah’s personal Drives for ecosystem files that need to migrate</w:t>
+            </w:r>
+          </w:p>
+        </w:tc>
+        <w:tc>
+          <w:tcPr/>
+          <w:p>
+            <w:pPr>
+              <w:pStyle w:val="Compact"/>
+            </w:pPr>
+            <w:r>
+              <w:t xml:space="preserve">Chase (ask each)</w:t>
+            </w:r>
+          </w:p>
+        </w:tc>
+        <w:tc>
+          <w:tcPr/>
+          <w:p>
+            <w:pPr>
+              <w:pStyle w:val="Compact"/>
+            </w:pPr>
+            <w:r>
+              <w:t xml:space="preserve">Before May 31</w:t>
+            </w:r>
+          </w:p>
+        </w:tc>
+      </w:tr>
+      <w:tr>
+        <w:tc>
+          <w:tcPr/>
+          <w:p>
+            <w:pPr>
+              <w:pStyle w:val="Compact"/>
+            </w:pPr>
+            <w:r>
+              <w:t xml:space="preserve">Migrate all ecosystem-owned files into</w:t>
+            </w:r>
+            <w:r>
+              <w:t xml:space="preserve"> </w:t>
+            </w:r>
+            <w:r>
+              <w:rPr>
+                <w:rStyle w:val="VerbatimChar"/>
+              </w:rPr>
+              <w:t xml:space="preserve">chasepierson.tv</w:t>
+            </w:r>
+            <w:r>
+              <w:t xml:space="preserve"> </w:t>
+            </w:r>
+            <w:r>
+              <w:t xml:space="preserve">shared Drive</w:t>
+            </w:r>
+          </w:p>
+        </w:tc>
+        <w:tc>
+          <w:tcPr/>
+          <w:p>
+            <w:pPr>
+              <w:pStyle w:val="Compact"/>
+            </w:pPr>
+            <w:r>
+              <w:t xml:space="preserve">Respective owners</w:t>
+            </w:r>
+          </w:p>
+        </w:tc>
+        <w:tc>
+          <w:tcPr/>
+          <w:p>
+            <w:pPr>
+              <w:pStyle w:val="Compact"/>
+            </w:pPr>
+            <w:r>
+              <w:t xml:space="preserve">Before May 31</w:t>
+            </w:r>
+          </w:p>
+        </w:tc>
+      </w:tr>
+      <w:tr>
+        <w:tc>
+          <w:tcPr/>
+          <w:p>
+            <w:pPr>
+              <w:pStyle w:val="Compact"/>
+            </w:pPr>
+            <w:r>
+              <w:t xml:space="preserve">Audit for rogue Dropbox, iCloud Drive, OneDrive storage of ecosystem files; migrate to Drive + GCS + Immich</w:t>
+            </w:r>
+          </w:p>
+        </w:tc>
+        <w:tc>
+          <w:tcPr/>
+          <w:p>
+            <w:pPr>
+              <w:pStyle w:val="Compact"/>
+            </w:pPr>
+            <w:r>
+              <w:t xml:space="preserve">Chase + each owner</w:t>
+            </w:r>
+          </w:p>
+        </w:tc>
+        <w:tc>
+          <w:tcPr/>
+          <w:p>
+            <w:pPr>
+              <w:pStyle w:val="Compact"/>
+            </w:pPr>
+            <w:r>
+              <w:t xml:space="preserve">Before May 31</w:t>
+            </w:r>
+          </w:p>
+        </w:tc>
+      </w:tr>
+      <w:tr>
+        <w:tc>
+          <w:tcPr/>
+          <w:p>
+            <w:pPr>
+              <w:pStyle w:val="Compact"/>
+            </w:pPr>
+            <w:r>
+              <w:t xml:space="preserve">Verify GCS bucket</w:t>
+            </w:r>
+            <w:r>
+              <w:t xml:space="preserve"> </w:t>
+            </w:r>
+            <w:r>
+              <w:rPr>
+                <w:rStyle w:val="VerbatimChar"/>
+              </w:rPr>
+              <w:t xml:space="preserve">bmt-media-bigmuddy</w:t>
+            </w:r>
+            <w:r>
+              <w:t xml:space="preserve"> </w:t>
+            </w:r>
+            <w:r>
+              <w:t xml:space="preserve">billing rolls up under chasepierson.tv Google Cloud project</w:t>
             </w:r>
           </w:p>
         </w:tc>
@@ -8621,20 +8889,20 @@
               <w:pStyle w:val="Compact"/>
             </w:pPr>
             <w:r>
-              <w:t xml:space="preserve">Before first billing cycle rolls</w:t>
-            </w:r>
-          </w:p>
-        </w:tc>
-      </w:tr>
-      <w:tr>
-        <w:tc>
-          <w:tcPr/>
-          <w:p>
-            <w:pPr>
-              <w:pStyle w:val="Compact"/>
-            </w:pPr>
-            <w:r>
-              <w:t xml:space="preserve">Verify no duplicate GCP projects exist under deprecated workspaces (bigmuddyinn.com, hillbillydreamsinc.com) that need consolidation or shutdown</w:t>
+              <w:t xml:space="preserve">This week</w:t>
+            </w:r>
+          </w:p>
+        </w:tc>
+      </w:tr>
+      <w:tr>
+        <w:tc>
+          <w:tcPr/>
+          <w:p>
+            <w:pPr>
+              <w:pStyle w:val="Compact"/>
+            </w:pPr>
+            <w:r>
+              <w:t xml:space="preserve">Confirm Immich on Mac mini is the canonical photo archive, Lightroom CC is the curated working set</w:t>
             </w:r>
           </w:p>
         </w:tc>
@@ -8656,20 +8924,20 @@
               <w:pStyle w:val="Compact"/>
             </w:pPr>
             <w:r>
-              <w:t xml:space="preserve">Before Workspace cancellations above</w:t>
+              <w:t xml:space="preserve">Next Lightroom cleanup session</w:t>
             </w:r>
           </w:p>
         </w:tc>
       </w:tr>
     </w:tbl>
     <w:bookmarkEnd w:id="30"/>
-    <w:bookmarkStart w:id="31" w:name="h.-planned-additions-within-the-1k-cap"/>
+    <w:bookmarkStart w:id="31" w:name="g.-google-cloud-project-consolidation"/>
     <w:p>
       <w:pPr>
         <w:pStyle w:val="Heading3"/>
       </w:pPr>
       <w:r>
-        <w:t xml:space="preserve">6h. Planned additions (within the $1k cap)</w:t>
+        <w:t xml:space="preserve">6g. Google Cloud project consolidation</w:t>
       </w:r>
     </w:p>
     <w:tbl>
@@ -8730,42 +8998,7 @@
               <w:pStyle w:val="Compact"/>
             </w:pPr>
             <w:r>
-              <w:t xml:space="preserve">Pick + activate Klaviyo-class email marketing platform (Loops is probably cheapest for our volume)</w:t>
-            </w:r>
-          </w:p>
-        </w:tc>
-        <w:tc>
-          <w:tcPr/>
-          <w:p>
-            <w:pPr>
-              <w:pStyle w:val="Compact"/>
-            </w:pPr>
-            <w:r>
-              <w:t xml:space="preserve">Chase + Tracy</w:t>
-            </w:r>
-          </w:p>
-        </w:tc>
-        <w:tc>
-          <w:tcPr/>
-          <w:p>
-            <w:pPr>
-              <w:pStyle w:val="Compact"/>
-            </w:pPr>
-            <w:r>
-              <w:t xml:space="preserve">Before end of Week 3 of the 90-day plan</w:t>
-            </w:r>
-          </w:p>
-        </w:tc>
-      </w:tr>
-      <w:tr>
-        <w:tc>
-          <w:tcPr/>
-          <w:p>
-            <w:pPr>
-              <w:pStyle w:val="Compact"/>
-            </w:pPr>
-            <w:r>
-              <w:t xml:space="preserve">Pick + activate meeting recording + transcription (Otter or Fireflies)</w:t>
+              <w:t xml:space="preserve">Confirm all ecosystem GCP resources (Vertex AI, GCS, Cloud Logging, etc.) are in ONE Google Cloud project owned by chasepierson.tv</w:t>
             </w:r>
           </w:p>
         </w:tc>
@@ -8787,55 +9020,20 @@
               <w:pStyle w:val="Compact"/>
             </w:pPr>
             <w:r>
-              <w:t xml:space="preserve">Before next partner meeting</w:t>
-            </w:r>
-          </w:p>
-        </w:tc>
-      </w:tr>
-      <w:tr>
-        <w:tc>
-          <w:tcPr/>
-          <w:p>
-            <w:pPr>
-              <w:pStyle w:val="Compact"/>
-            </w:pPr>
-            <w:r>
-              <w:t xml:space="preserve">Verify Postiz coverage of needed social platforms (IG, TikTok, FB, LinkedIn Company, X, YouTube)</w:t>
-            </w:r>
-          </w:p>
-        </w:tc>
-        <w:tc>
-          <w:tcPr/>
-          <w:p>
-            <w:pPr>
-              <w:pStyle w:val="Compact"/>
-            </w:pPr>
-            <w:r>
-              <w:t xml:space="preserve">Elijah (as social scheduler operator)</w:t>
-            </w:r>
-          </w:p>
-        </w:tc>
-        <w:tc>
-          <w:tcPr/>
-          <w:p>
-            <w:pPr>
-              <w:pStyle w:val="Compact"/>
-            </w:pPr>
-            <w:r>
-              <w:t xml:space="preserve">Week 1</w:t>
-            </w:r>
-          </w:p>
-        </w:tc>
-      </w:tr>
-      <w:tr>
-        <w:tc>
-          <w:tcPr/>
-          <w:p>
-            <w:pPr>
-              <w:pStyle w:val="Compact"/>
-            </w:pPr>
-            <w:r>
-              <w:t xml:space="preserve">If Postiz gaps exist, pick a hosted replacement (Buffer / Later) within budget</w:t>
+              <w:t xml:space="preserve">This week</w:t>
+            </w:r>
+          </w:p>
+        </w:tc>
+      </w:tr>
+      <w:tr>
+        <w:tc>
+          <w:tcPr/>
+          <w:p>
+            <w:pPr>
+              <w:pStyle w:val="Compact"/>
+            </w:pPr>
+            <w:r>
+              <w:t xml:space="preserve">Set up billing alerts on that project at $50, $75, and $100/mo thresholds</w:t>
             </w:r>
           </w:p>
         </w:tc>
@@ -8857,20 +9055,55 @@
               <w:pStyle w:val="Compact"/>
             </w:pPr>
             <w:r>
-              <w:t xml:space="preserve">Week 2</w:t>
+              <w:t xml:space="preserve">Before first billing cycle rolls</w:t>
+            </w:r>
+          </w:p>
+        </w:tc>
+      </w:tr>
+      <w:tr>
+        <w:tc>
+          <w:tcPr/>
+          <w:p>
+            <w:pPr>
+              <w:pStyle w:val="Compact"/>
+            </w:pPr>
+            <w:r>
+              <w:t xml:space="preserve">Verify no duplicate GCP projects exist under deprecated workspaces (bigmuddyinn.com, hillbillydreamsinc.com) that need consolidation or shutdown</w:t>
+            </w:r>
+          </w:p>
+        </w:tc>
+        <w:tc>
+          <w:tcPr/>
+          <w:p>
+            <w:pPr>
+              <w:pStyle w:val="Compact"/>
+            </w:pPr>
+            <w:r>
+              <w:t xml:space="preserve">Chase</w:t>
+            </w:r>
+          </w:p>
+        </w:tc>
+        <w:tc>
+          <w:tcPr/>
+          <w:p>
+            <w:pPr>
+              <w:pStyle w:val="Compact"/>
+            </w:pPr>
+            <w:r>
+              <w:t xml:space="preserve">Before Workspace cancellations above</w:t>
             </w:r>
           </w:p>
         </w:tc>
       </w:tr>
     </w:tbl>
     <w:bookmarkEnd w:id="31"/>
-    <w:bookmarkStart w:id="32" w:name="X0e4f22f1e8895574aac8a58ff674a56a3b0c7d5"/>
+    <w:bookmarkStart w:id="32" w:name="h.-planned-additions-within-the-1k-cap"/>
     <w:p>
       <w:pPr>
         <w:pStyle w:val="Heading3"/>
       </w:pPr>
       <w:r>
-        <w:t xml:space="preserve">6i. Reconcile the $1k/mo hard cap after 60 days</w:t>
+        <w:t xml:space="preserve">6h. Planned additions (within the $1k cap)</w:t>
       </w:r>
     </w:p>
     <w:tbl>
@@ -8931,6 +9164,207 @@
               <w:pStyle w:val="Compact"/>
             </w:pPr>
             <w:r>
+              <w:t xml:space="preserve">Pick + activate Klaviyo-class email marketing platform (Loops is probably cheapest for our volume)</w:t>
+            </w:r>
+          </w:p>
+        </w:tc>
+        <w:tc>
+          <w:tcPr/>
+          <w:p>
+            <w:pPr>
+              <w:pStyle w:val="Compact"/>
+            </w:pPr>
+            <w:r>
+              <w:t xml:space="preserve">Chase + Tracy</w:t>
+            </w:r>
+          </w:p>
+        </w:tc>
+        <w:tc>
+          <w:tcPr/>
+          <w:p>
+            <w:pPr>
+              <w:pStyle w:val="Compact"/>
+            </w:pPr>
+            <w:r>
+              <w:t xml:space="preserve">Before end of Week 3 of the 90-day plan</w:t>
+            </w:r>
+          </w:p>
+        </w:tc>
+      </w:tr>
+      <w:tr>
+        <w:tc>
+          <w:tcPr/>
+          <w:p>
+            <w:pPr>
+              <w:pStyle w:val="Compact"/>
+            </w:pPr>
+            <w:r>
+              <w:t xml:space="preserve">Pick + activate meeting recording + transcription (Otter or Fireflies)</w:t>
+            </w:r>
+          </w:p>
+        </w:tc>
+        <w:tc>
+          <w:tcPr/>
+          <w:p>
+            <w:pPr>
+              <w:pStyle w:val="Compact"/>
+            </w:pPr>
+            <w:r>
+              <w:t xml:space="preserve">Chase</w:t>
+            </w:r>
+          </w:p>
+        </w:tc>
+        <w:tc>
+          <w:tcPr/>
+          <w:p>
+            <w:pPr>
+              <w:pStyle w:val="Compact"/>
+            </w:pPr>
+            <w:r>
+              <w:t xml:space="preserve">Before next partner meeting</w:t>
+            </w:r>
+          </w:p>
+        </w:tc>
+      </w:tr>
+      <w:tr>
+        <w:tc>
+          <w:tcPr/>
+          <w:p>
+            <w:pPr>
+              <w:pStyle w:val="Compact"/>
+            </w:pPr>
+            <w:r>
+              <w:t xml:space="preserve">Verify Postiz coverage of needed social platforms (IG, TikTok, FB, LinkedIn Company, X, YouTube)</w:t>
+            </w:r>
+          </w:p>
+        </w:tc>
+        <w:tc>
+          <w:tcPr/>
+          <w:p>
+            <w:pPr>
+              <w:pStyle w:val="Compact"/>
+            </w:pPr>
+            <w:r>
+              <w:t xml:space="preserve">Elijah (as social scheduler operator)</w:t>
+            </w:r>
+          </w:p>
+        </w:tc>
+        <w:tc>
+          <w:tcPr/>
+          <w:p>
+            <w:pPr>
+              <w:pStyle w:val="Compact"/>
+            </w:pPr>
+            <w:r>
+              <w:t xml:space="preserve">Week 1</w:t>
+            </w:r>
+          </w:p>
+        </w:tc>
+      </w:tr>
+      <w:tr>
+        <w:tc>
+          <w:tcPr/>
+          <w:p>
+            <w:pPr>
+              <w:pStyle w:val="Compact"/>
+            </w:pPr>
+            <w:r>
+              <w:t xml:space="preserve">If Postiz gaps exist, pick a hosted replacement (Buffer / Later) within budget</w:t>
+            </w:r>
+          </w:p>
+        </w:tc>
+        <w:tc>
+          <w:tcPr/>
+          <w:p>
+            <w:pPr>
+              <w:pStyle w:val="Compact"/>
+            </w:pPr>
+            <w:r>
+              <w:t xml:space="preserve">Chase</w:t>
+            </w:r>
+          </w:p>
+        </w:tc>
+        <w:tc>
+          <w:tcPr/>
+          <w:p>
+            <w:pPr>
+              <w:pStyle w:val="Compact"/>
+            </w:pPr>
+            <w:r>
+              <w:t xml:space="preserve">Week 2</w:t>
+            </w:r>
+          </w:p>
+        </w:tc>
+      </w:tr>
+    </w:tbl>
+    <w:bookmarkEnd w:id="32"/>
+    <w:bookmarkStart w:id="33" w:name="X0e4f22f1e8895574aac8a58ff674a56a3b0c7d5"/>
+    <w:p>
+      <w:pPr>
+        <w:pStyle w:val="Heading3"/>
+      </w:pPr>
+      <w:r>
+        <w:t xml:space="preserve">6i. Reconcile the $1k/mo hard cap after 60 days</w:t>
+      </w:r>
+    </w:p>
+    <w:tbl>
+      <w:tblPr>
+        <w:tblStyle w:val="Table"/>
+        <w:tblW w:type="pct" w:w="5000"/>
+        <w:tblLayout w:type="fixed"/>
+        <w:tblLook w:firstRow="1" w:lastRow="0" w:firstColumn="0" w:lastColumn="0" w:noHBand="0" w:noVBand="0" w:val="0020"/>
+      </w:tblPr>
+      <w:tblGrid>
+        <w:gridCol w:w="2640"/>
+        <w:gridCol w:w="2640"/>
+        <w:gridCol w:w="2640"/>
+      </w:tblGrid>
+      <w:tr>
+        <w:trPr>
+          <w:tblHeader w:val="on"/>
+        </w:trPr>
+        <w:tc>
+          <w:tcPr/>
+          <w:p>
+            <w:pPr>
+              <w:pStyle w:val="Compact"/>
+            </w:pPr>
+            <w:r>
+              <w:t xml:space="preserve">Item</w:t>
+            </w:r>
+          </w:p>
+        </w:tc>
+        <w:tc>
+          <w:tcPr/>
+          <w:p>
+            <w:pPr>
+              <w:pStyle w:val="Compact"/>
+            </w:pPr>
+            <w:r>
+              <w:t xml:space="preserve">Owner</w:t>
+            </w:r>
+          </w:p>
+        </w:tc>
+        <w:tc>
+          <w:tcPr/>
+          <w:p>
+            <w:pPr>
+              <w:pStyle w:val="Compact"/>
+            </w:pPr>
+            <w:r>
+              <w:t xml:space="preserve">By when</w:t>
+            </w:r>
+          </w:p>
+        </w:tc>
+      </w:tr>
+      <w:tr>
+        <w:tc>
+          <w:tcPr/>
+          <w:p>
+            <w:pPr>
+              <w:pStyle w:val="Compact"/>
+            </w:pPr>
+            <w:r>
               <w:t xml:space="preserve">Pull actual billing totals across MBT card + GCP billing for May + June</w:t>
             </w:r>
           </w:p>
@@ -9036,9 +9470,9 @@
         </w:pict>
       </w:r>
     </w:p>
-    <w:bookmarkEnd w:id="32"/>
     <w:bookmarkEnd w:id="33"/>
-    <w:bookmarkStart w:id="34" w:name="open-questions"/>
+    <w:bookmarkEnd w:id="34"/>
+    <w:bookmarkStart w:id="35" w:name="open-questions"/>
     <w:p>
       <w:pPr>
         <w:pStyle w:val="Heading2"/>
@@ -9264,8 +9698,8 @@
         <w:t xml:space="preserve">End of subscriptions doc.</w:t>
       </w:r>
     </w:p>
-    <w:bookmarkEnd w:id="34"/>
     <w:bookmarkEnd w:id="35"/>
+    <w:bookmarkEnd w:id="36"/>
     <w:sectPr>
       <w:footnotePr>
         <w:numRestart w:val="eachSect"/>

--- a/docs/ecosystem-subscriptions-2026-04-20.docx
+++ b/docs/ecosystem-subscriptions-2026-04-20.docx
@@ -2,7 +2,7 @@
 <file path=word/document.xml><?xml version="1.0" encoding="utf-8"?>
 <w:document xmlns:w="http://schemas.openxmlformats.org/wordprocessingml/2006/main" xmlns:m="http://schemas.openxmlformats.org/officeDocument/2006/math" xmlns:r="http://schemas.openxmlformats.org/officeDocument/2006/relationships" xmlns:o="urn:schemas-microsoft-com:office:office" xmlns:v="urn:schemas-microsoft-com:vml" xmlns:w10="urn:schemas-microsoft-com:office:word" xmlns:a="http://schemas.openxmlformats.org/drawingml/2006/main" xmlns:pic="http://schemas.openxmlformats.org/drawingml/2006/picture" xmlns:wp="http://schemas.openxmlformats.org/drawingml/2006/wordprocessingDrawing">
   <w:body>
-    <w:bookmarkStart w:id="36" w:name="X7a5e39f11980807d7f440e1fa8d2cfbf5927c1d"/>
+    <w:bookmarkStart w:id="38" w:name="X7a5e39f11980807d7f440e1fa8d2cfbf5927c1d"/>
     <w:p>
       <w:pPr>
         <w:pStyle w:val="Heading1"/>
@@ -951,7 +951,7 @@
       </w:r>
     </w:p>
     <w:bookmarkEnd w:id="12"/>
-    <w:bookmarkStart w:id="20" w:name="itemized-subscription-table"/>
+    <w:bookmarkStart w:id="21" w:name="itemized-subscription-table"/>
     <w:p>
       <w:pPr>
         <w:pStyle w:val="Heading2"/>
@@ -1673,18 +1673,67 @@
                 <w:b/>
                 <w:bCs/>
               </w:rPr>
-              <w:t xml:space="preserve">chasepierson.tv subtotal</w:t>
-            </w:r>
-          </w:p>
-        </w:tc>
-        <w:tc>
-          <w:tcPr/>
-          <w:p>
-            <w:pPr>
-              <w:pStyle w:val="Compact"/>
-            </w:pPr>
-          </w:p>
-        </w:tc>
+              <w:t xml:space="preserve">Spotify Family (6 accounts)</w:t>
+            </w:r>
+          </w:p>
+        </w:tc>
+        <w:tc>
+          <w:tcPr/>
+          <w:p>
+            <w:pPr>
+              <w:pStyle w:val="Compact"/>
+            </w:pPr>
+            <w:r>
+              <w:t xml:space="preserve">Family</w:t>
+            </w:r>
+          </w:p>
+        </w:tc>
+        <w:tc>
+          <w:tcPr/>
+          <w:p>
+            <w:pPr>
+              <w:pStyle w:val="Compact"/>
+            </w:pPr>
+            <w:r>
+              <w:t xml:space="preserve">$17</w:t>
+            </w:r>
+          </w:p>
+        </w:tc>
+        <w:tc>
+          <w:tcPr/>
+          <w:p>
+            <w:pPr>
+              <w:pStyle w:val="Compact"/>
+            </w:pPr>
+            <w:r>
+              <w:t xml:space="preserve">Chase, Amy, Tracy + 3 future team seats</w:t>
+            </w:r>
+          </w:p>
+        </w:tc>
+        <w:tc>
+          <w:tcPr/>
+          <w:p>
+            <w:pPr>
+              <w:pStyle w:val="Compact"/>
+            </w:pPr>
+            <w:r>
+              <w:t xml:space="preserve">MBT-PLATFORM</w:t>
+            </w:r>
+          </w:p>
+        </w:tc>
+        <w:tc>
+          <w:tcPr/>
+          <w:p>
+            <w:pPr>
+              <w:pStyle w:val="Compact"/>
+            </w:pPr>
+            <w:r>
+              <w:t xml:space="preserve">Personal music + Amy’s Arrie Aslin listening research + in-car + home office. Six seats covers the current team with room to grow.</w:t>
+            </w:r>
+          </w:p>
+        </w:tc>
+      </w:tr>
+      <w:tr>
         <w:tc>
           <w:tcPr/>
           <w:p>
@@ -1696,7 +1745,30 @@
                 <w:b/>
                 <w:bCs/>
               </w:rPr>
-              <w:t xml:space="preserve">~$293–323/mo</w:t>
+              <w:t xml:space="preserve">chasepierson.tv subtotal</w:t>
+            </w:r>
+          </w:p>
+        </w:tc>
+        <w:tc>
+          <w:tcPr/>
+          <w:p>
+            <w:pPr>
+              <w:pStyle w:val="Compact"/>
+            </w:pPr>
+          </w:p>
+        </w:tc>
+        <w:tc>
+          <w:tcPr/>
+          <w:p>
+            <w:pPr>
+              <w:pStyle w:val="Compact"/>
+            </w:pPr>
+            <w:r>
+              <w:rPr>
+                <w:b/>
+                <w:bCs/>
+              </w:rPr>
+              <w:t xml:space="preserve">~$310–340/mo</w:t>
             </w:r>
           </w:p>
         </w:tc>
@@ -4334,13 +4406,36 @@
     </w:p>
     <w:bookmarkEnd w:id="16"/>
     <w:bookmarkEnd w:id="17"/>
-    <w:bookmarkStart w:id="18" w:name="Xec78b0054278c31a76bd227111e05ab231fadee"/>
+    <w:bookmarkStart w:id="18" w:name="Xfe59a028c56841fd4de54b925ff2126eef57af1"/>
     <w:p>
       <w:pPr>
         <w:pStyle w:val="Heading3"/>
       </w:pPr>
       <w:r>
-        <w:t xml:space="preserve">D. Big Muddy Inn — Inn-operational tools (NOT MBT stack)</w:t>
+        <w:t xml:space="preserve">C.3 Big Muddy Records label operations (added 2026-04-20)</w:t>
+      </w:r>
+    </w:p>
+    <w:p>
+      <w:pPr>
+        <w:pStyle w:val="FirstParagraph"/>
+      </w:pPr>
+      <w:r>
+        <w:t xml:space="preserve">All under Big Muddy Records brand; paid via MBT credit card; classified</w:t>
+      </w:r>
+      <w:r>
+        <w:t xml:space="preserve"> </w:t>
+      </w:r>
+      <w:r>
+        <w:rPr>
+          <w:rStyle w:val="VerbatimChar"/>
+        </w:rPr>
+        <w:t xml:space="preserve">TOUR</w:t>
+      </w:r>
+      <w:r>
+        <w:t xml:space="preserve"> </w:t>
+      </w:r>
+      <w:r>
+        <w:t xml:space="preserve">in the 8-code taxonomy (Records currently bundled with Touring until Records has its own entity + P&amp;L).</w:t>
       </w:r>
     </w:p>
     <w:tbl>
@@ -4441,134 +4536,72 @@
                 <w:b/>
                 <w:bCs/>
               </w:rPr>
-              <w:t xml:space="preserve">Cloudbeds</w:t>
-            </w:r>
-          </w:p>
-        </w:tc>
-        <w:tc>
-          <w:tcPr/>
-          <w:p>
-            <w:pPr>
-              <w:pStyle w:val="Compact"/>
-            </w:pPr>
-            <w:r>
-              <w:t xml:space="preserve">PMS, current plan [verify]</w:t>
-            </w:r>
-          </w:p>
-        </w:tc>
-        <w:tc>
-          <w:tcPr/>
-          <w:p>
-            <w:pPr>
-              <w:pStyle w:val="Compact"/>
-            </w:pPr>
-            <w:r>
-              <w:t xml:space="preserve">~$300–500</w:t>
-            </w:r>
-          </w:p>
-        </w:tc>
-        <w:tc>
-          <w:tcPr/>
-          <w:p>
-            <w:pPr>
-              <w:pStyle w:val="Compact"/>
-            </w:pPr>
-            <w:r>
-              <w:t xml:space="preserve">Amy primary, Tracy, Chase (admin)</w:t>
-            </w:r>
-          </w:p>
-        </w:tc>
-        <w:tc>
-          <w:tcPr/>
-          <w:p>
-            <w:pPr>
-              <w:pStyle w:val="Compact"/>
-            </w:pPr>
-            <w:r>
-              <w:t xml:space="preserve">INN</w:t>
-            </w:r>
-          </w:p>
-        </w:tc>
-        <w:tc>
-          <w:tcPr/>
-          <w:p>
-            <w:pPr>
-              <w:pStyle w:val="Compact"/>
-            </w:pPr>
-            <w:r>
-              <w:t xml:space="preserve">Property management system. Inn-only.</w:t>
-            </w:r>
-          </w:p>
-        </w:tc>
-      </w:tr>
-      <w:tr>
-        <w:tc>
-          <w:tcPr/>
-          <w:p>
-            <w:pPr>
-              <w:pStyle w:val="Compact"/>
-            </w:pPr>
+              <w:t xml:space="preserve">DistroKid Label tier</w:t>
+            </w:r>
+          </w:p>
+        </w:tc>
+        <w:tc>
+          <w:tcPr/>
+          <w:p>
+            <w:pPr>
+              <w:pStyle w:val="Compact"/>
+            </w:pPr>
+            <w:r>
+              <w:t xml:space="preserve">Label ($139/yr)</w:t>
+            </w:r>
+          </w:p>
+        </w:tc>
+        <w:tc>
+          <w:tcPr/>
+          <w:p>
+            <w:pPr>
+              <w:pStyle w:val="Compact"/>
+            </w:pPr>
+            <w:r>
+              <w:t xml:space="preserve">~$12</w:t>
+            </w:r>
+          </w:p>
+        </w:tc>
+        <w:tc>
+          <w:tcPr/>
+          <w:p>
+            <w:pPr>
+              <w:pStyle w:val="Compact"/>
+            </w:pPr>
+            <w:r>
+              <w:t xml:space="preserve">Big Muddy Records account; handles all signed + distributed artists</w:t>
+            </w:r>
+          </w:p>
+        </w:tc>
+        <w:tc>
+          <w:tcPr/>
+          <w:p>
+            <w:pPr>
+              <w:pStyle w:val="Compact"/>
+            </w:pPr>
+            <w:r>
+              <w:t xml:space="preserve">TOUR (records sub-line)</w:t>
+            </w:r>
+          </w:p>
+        </w:tc>
+        <w:tc>
+          <w:tcPr/>
+          <w:p>
+            <w:pPr>
+              <w:pStyle w:val="Compact"/>
+            </w:pPr>
+            <w:r>
+              <w:t xml:space="preserve">Distributes to Spotify, Apple Music, Tidal, Amazon Music, YouTube Music, Deezer, etc. Handles mechanical licensing through Mechanical Licensing Collective (MLC). Unlimited artists under one account. Current roster:</w:t>
+            </w:r>
+            <w:r>
+              <w:t xml:space="preserve"> </w:t>
+            </w:r>
             <w:r>
               <w:rPr>
                 <w:b/>
                 <w:bCs/>
               </w:rPr>
-              <w:t xml:space="preserve">Twilio (SMS for booking flow)</w:t>
-            </w:r>
-          </w:p>
-        </w:tc>
-        <w:tc>
-          <w:tcPr/>
-          <w:p>
-            <w:pPr>
-              <w:pStyle w:val="Compact"/>
-            </w:pPr>
-            <w:r>
-              <w:t xml:space="preserve">Pay-per-use</w:t>
-            </w:r>
-          </w:p>
-        </w:tc>
-        <w:tc>
-          <w:tcPr/>
-          <w:p>
-            <w:pPr>
-              <w:pStyle w:val="Compact"/>
-            </w:pPr>
-            <w:r>
-              <w:t xml:space="preserve">~$10 [verify if used]</w:t>
-            </w:r>
-          </w:p>
-        </w:tc>
-        <w:tc>
-          <w:tcPr/>
-          <w:p>
-            <w:pPr>
-              <w:pStyle w:val="Compact"/>
-            </w:pPr>
-            <w:r>
-              <w:t xml:space="preserve">Platform</w:t>
-            </w:r>
-          </w:p>
-        </w:tc>
-        <w:tc>
-          <w:tcPr/>
-          <w:p>
-            <w:pPr>
-              <w:pStyle w:val="Compact"/>
-            </w:pPr>
-            <w:r>
-              <w:t xml:space="preserve">INN</w:t>
-            </w:r>
-          </w:p>
-        </w:tc>
-        <w:tc>
-          <w:tcPr/>
-          <w:p>
-            <w:pPr>
-              <w:pStyle w:val="Compact"/>
-            </w:pPr>
-            <w:r>
-              <w:t xml:space="preserve">SMS notifications to guests</w:t>
+              <w:t xml:space="preserve">Chase Pierson, Mechanical Bull, Kate Squire, + future signings.</w:t>
             </w:r>
           </w:p>
         </w:tc>
@@ -4585,18 +4618,67 @@
                 <w:b/>
                 <w:bCs/>
               </w:rPr>
-              <w:t xml:space="preserve">Inn subtotal</w:t>
-            </w:r>
-          </w:p>
-        </w:tc>
-        <w:tc>
-          <w:tcPr/>
-          <w:p>
-            <w:pPr>
-              <w:pStyle w:val="Compact"/>
-            </w:pPr>
-          </w:p>
-        </w:tc>
+              <w:t xml:space="preserve">SoundCloud For Artists Pro Unlimited</w:t>
+            </w:r>
+          </w:p>
+        </w:tc>
+        <w:tc>
+          <w:tcPr/>
+          <w:p>
+            <w:pPr>
+              <w:pStyle w:val="Compact"/>
+            </w:pPr>
+            <w:r>
+              <w:t xml:space="preserve">Pro Unlimited ($99/yr or $12/mo)</w:t>
+            </w:r>
+          </w:p>
+        </w:tc>
+        <w:tc>
+          <w:tcPr/>
+          <w:p>
+            <w:pPr>
+              <w:pStyle w:val="Compact"/>
+            </w:pPr>
+            <w:r>
+              <w:t xml:space="preserve">$12</w:t>
+            </w:r>
+          </w:p>
+        </w:tc>
+        <w:tc>
+          <w:tcPr/>
+          <w:p>
+            <w:pPr>
+              <w:pStyle w:val="Compact"/>
+            </w:pPr>
+            <w:r>
+              <w:t xml:space="preserve">Big Muddy Records main profile + individual artist profiles</w:t>
+            </w:r>
+          </w:p>
+        </w:tc>
+        <w:tc>
+          <w:tcPr/>
+          <w:p>
+            <w:pPr>
+              <w:pStyle w:val="Compact"/>
+            </w:pPr>
+            <w:r>
+              <w:t xml:space="preserve">TOUR (records sub-line)</w:t>
+            </w:r>
+          </w:p>
+        </w:tc>
+        <w:tc>
+          <w:tcPr/>
+          <w:p>
+            <w:pPr>
+              <w:pStyle w:val="Compact"/>
+            </w:pPr>
+            <w:r>
+              <w:t xml:space="preserve">Big Muddy Records’ SoundCloud presence + per-artist profiles. Unlimited uploads, monetization, advanced analytics. SoundCloud matches the blues/indie corridor discovery thesis.</w:t>
+            </w:r>
+          </w:p>
+        </w:tc>
+      </w:tr>
+      <w:tr>
         <w:tc>
           <w:tcPr/>
           <w:p>
@@ -4608,1409 +4690,158 @@
                 <w:b/>
                 <w:bCs/>
               </w:rPr>
-              <w:t xml:space="preserve">~$310–510/mo</w:t>
-            </w:r>
-          </w:p>
-        </w:tc>
-        <w:tc>
-          <w:tcPr/>
-          <w:p>
-            <w:pPr>
-              <w:pStyle w:val="Compact"/>
-            </w:pPr>
-          </w:p>
-        </w:tc>
-        <w:tc>
-          <w:tcPr/>
-          <w:p>
-            <w:pPr>
-              <w:pStyle w:val="Compact"/>
-            </w:pPr>
-          </w:p>
-        </w:tc>
-        <w:tc>
-          <w:tcPr/>
-          <w:p>
-            <w:pPr>
-              <w:pStyle w:val="Compact"/>
-            </w:pPr>
-            <w:r>
-              <w:t xml:space="preserve">Rolled into the $125k Inn cost basis, NOT into MBT platform stack</w:t>
-            </w:r>
+              <w:t xml:space="preserve">Songtrust</w:t>
+            </w:r>
+            <w:r>
+              <w:t xml:space="preserve"> </w:t>
+            </w:r>
+            <w:r>
+              <w:t xml:space="preserve">(optional, per-artist decision)</w:t>
+            </w:r>
+          </w:p>
+        </w:tc>
+        <w:tc>
+          <w:tcPr/>
+          <w:p>
+            <w:pPr>
+              <w:pStyle w:val="Compact"/>
+            </w:pPr>
+            <w:r>
+              <w:t xml:space="preserve">Annual</w:t>
+            </w:r>
+          </w:p>
+        </w:tc>
+        <w:tc>
+          <w:tcPr/>
+          <w:p>
+            <w:pPr>
+              <w:pStyle w:val="Compact"/>
+            </w:pPr>
+            <w:r>
+              <w:t xml:space="preserve">~$10/mo ($100/yr one-time per artist)</w:t>
+            </w:r>
+          </w:p>
+        </w:tc>
+        <w:tc>
+          <w:tcPr/>
+          <w:p>
+            <w:pPr>
+              <w:pStyle w:val="Compact"/>
+            </w:pPr>
+            <w:r>
+              <w:t xml:space="preserve">Each artist who writes original material + wants publishing royalty collection</w:t>
+            </w:r>
+          </w:p>
+        </w:tc>
+        <w:tc>
+          <w:tcPr/>
+          <w:p>
+            <w:pPr>
+              <w:pStyle w:val="Compact"/>
+            </w:pPr>
+            <w:r>
+              <w:t xml:space="preserve">TOUR (records sub-line)</w:t>
+            </w:r>
+          </w:p>
+        </w:tc>
+        <w:tc>
+          <w:tcPr/>
+          <w:p>
+            <w:pPr>
+              <w:pStyle w:val="Compact"/>
+            </w:pPr>
+            <w:r>
+              <w:t xml:space="preserve">Publishing royalty collection (mechanical + sync + performance) globally. Only activate for artists writing originals who want global publishing royalty admin. Decide per-artist.</w:t>
+            </w:r>
+          </w:p>
+        </w:tc>
+      </w:tr>
+      <w:tr>
+        <w:tc>
+          <w:tcPr/>
+          <w:p>
+            <w:pPr>
+              <w:pStyle w:val="Compact"/>
+            </w:pPr>
+            <w:r>
+              <w:rPr>
+                <w:b/>
+                <w:bCs/>
+              </w:rPr>
+              <w:t xml:space="preserve">Records subtotal</w:t>
+            </w:r>
+          </w:p>
+        </w:tc>
+        <w:tc>
+          <w:tcPr/>
+          <w:p>
+            <w:pPr>
+              <w:pStyle w:val="Compact"/>
+            </w:pPr>
+          </w:p>
+        </w:tc>
+        <w:tc>
+          <w:tcPr/>
+          <w:p>
+            <w:pPr>
+              <w:pStyle w:val="Compact"/>
+            </w:pPr>
+            <w:r>
+              <w:rPr>
+                <w:b/>
+                <w:bCs/>
+              </w:rPr>
+              <w:t xml:space="preserve">~$24/mo</w:t>
+            </w:r>
+            <w:r>
+              <w:t xml:space="preserve"> </w:t>
+            </w:r>
+            <w:r>
+              <w:t xml:space="preserve">(+$10/mo per Songtrust artist if activated)</w:t>
+            </w:r>
+          </w:p>
+        </w:tc>
+        <w:tc>
+          <w:tcPr/>
+          <w:p>
+            <w:pPr>
+              <w:pStyle w:val="Compact"/>
+            </w:pPr>
+          </w:p>
+        </w:tc>
+        <w:tc>
+          <w:tcPr/>
+          <w:p>
+            <w:pPr>
+              <w:pStyle w:val="Compact"/>
+            </w:pPr>
+          </w:p>
+        </w:tc>
+        <w:tc>
+          <w:tcPr/>
+          <w:p>
+            <w:pPr>
+              <w:pStyle w:val="Compact"/>
+            </w:pPr>
           </w:p>
         </w:tc>
       </w:tr>
     </w:tbl>
+    <w:p>
+      <w:r>
+        <w:pict>
+          <v:rect style="width:0;height:1.5pt" o:hralign="center" o:hrstd="t" o:hr="t"/>
+        </w:pict>
+      </w:r>
+    </w:p>
     <w:bookmarkEnd w:id="18"/>
-    <w:bookmarkStart w:id="19" w:name="e.-partner-studios-their-own-stacks"/>
+    <w:bookmarkStart w:id="19" w:name="Xec78b0054278c31a76bd227111e05ab231fadee"/>
     <w:p>
       <w:pPr>
         <w:pStyle w:val="Heading3"/>
       </w:pPr>
       <w:r>
-        <w:t xml:space="preserve">E. Partner studios — their own stacks</w:t>
-      </w:r>
-    </w:p>
-    <w:tbl>
-      <w:tblPr>
-        <w:tblStyle w:val="Table"/>
-        <w:tblW w:type="pct" w:w="5000"/>
-        <w:tblLayout w:type="fixed"/>
-        <w:tblLook w:firstRow="1" w:lastRow="0" w:firstColumn="0" w:lastColumn="0" w:noHBand="0" w:noVBand="0" w:val="0020"/>
-      </w:tblPr>
-      <w:tblGrid>
-        <w:gridCol w:w="1980"/>
-        <w:gridCol w:w="1980"/>
-        <w:gridCol w:w="1980"/>
-        <w:gridCol w:w="1980"/>
-      </w:tblGrid>
-      <w:tr>
-        <w:trPr>
-          <w:tblHeader w:val="on"/>
-        </w:trPr>
-        <w:tc>
-          <w:tcPr/>
-          <w:p>
-            <w:pPr>
-              <w:pStyle w:val="Compact"/>
-            </w:pPr>
-            <w:r>
-              <w:t xml:space="preserve">Subscription</w:t>
-            </w:r>
-          </w:p>
-        </w:tc>
-        <w:tc>
-          <w:tcPr/>
-          <w:p>
-            <w:pPr>
-              <w:pStyle w:val="Compact"/>
-            </w:pPr>
-            <w:r>
-              <w:t xml:space="preserve">Who</w:t>
-            </w:r>
-          </w:p>
-        </w:tc>
-        <w:tc>
-          <w:tcPr/>
-          <w:p>
-            <w:pPr>
-              <w:pStyle w:val="Compact"/>
-            </w:pPr>
-            <w:r>
-              <w:t xml:space="preserve">Classification</w:t>
-            </w:r>
-          </w:p>
-        </w:tc>
-        <w:tc>
-          <w:tcPr/>
-          <w:p>
-            <w:pPr>
-              <w:pStyle w:val="Compact"/>
-            </w:pPr>
-            <w:r>
-              <w:t xml:space="preserve">Notes</w:t>
-            </w:r>
-          </w:p>
-        </w:tc>
-      </w:tr>
-      <w:tr>
-        <w:tc>
-          <w:tcPr/>
-          <w:p>
-            <w:pPr>
-              <w:pStyle w:val="Compact"/>
-            </w:pPr>
-            <w:r>
-              <w:rPr>
-                <w:b/>
-                <w:bCs/>
-              </w:rPr>
-              <w:t xml:space="preserve">Tuthill Design tools</w:t>
-            </w:r>
-            <w:r>
-              <w:t xml:space="preserve"> </w:t>
-            </w:r>
-            <w:r>
-              <w:t xml:space="preserve">(their Adobe, print vendors, etc.)</w:t>
-            </w:r>
-          </w:p>
-        </w:tc>
-        <w:tc>
-          <w:tcPr/>
-          <w:p>
-            <w:pPr>
-              <w:pStyle w:val="Compact"/>
-            </w:pPr>
-            <w:r>
-              <w:t xml:space="preserve">Tuthill Design</w:t>
-            </w:r>
-          </w:p>
-        </w:tc>
-        <w:tc>
-          <w:tcPr/>
-          <w:p>
-            <w:pPr>
-              <w:pStyle w:val="Compact"/>
-            </w:pPr>
-            <w:r>
-              <w:t xml:space="preserve">TUTHILL-DESIGN</w:t>
-            </w:r>
-          </w:p>
-        </w:tc>
-        <w:tc>
-          <w:tcPr/>
-          <w:p>
-            <w:pPr>
-              <w:pStyle w:val="Compact"/>
-            </w:pPr>
-            <w:r>
-              <w:t xml:space="preserve">Tuthill pays from their own account. Not on MBT card.</w:t>
-            </w:r>
-          </w:p>
-        </w:tc>
-      </w:tr>
-    </w:tbl>
-    <w:p>
-      <w:r>
-        <w:pict>
-          <v:rect style="width:0;height:1.5pt" o:hralign="center" o:hrstd="t" o:hr="t"/>
-        </w:pict>
-      </w:r>
-    </w:p>
-    <w:bookmarkEnd w:id="19"/>
-    <w:bookmarkEnd w:id="20"/>
-    <w:bookmarkStart w:id="21" w:name="Xa0e478557c5fc6cce60bbeeb51e06ad5cf4a5be"/>
-    <w:p>
-      <w:pPr>
-        <w:pStyle w:val="Heading2"/>
-      </w:pPr>
-      <w:r>
-        <w:t xml:space="preserve">4. Monthly tally — reconciled against the $1,000/mo hard cap</w:t>
-      </w:r>
-    </w:p>
-    <w:p>
-      <w:pPr>
-        <w:pStyle w:val="FirstParagraph"/>
-      </w:pPr>
-      <w:r>
-        <w:rPr>
-          <w:b/>
-          <w:bCs/>
-        </w:rPr>
-        <w:t xml:space="preserve">“MBT software + AI subscription stack”</w:t>
-      </w:r>
-      <w:r>
-        <w:rPr>
-          <w:b/>
-          <w:bCs/>
-        </w:rPr>
-        <w:t xml:space="preserve"> </w:t>
-      </w:r>
-      <w:r>
-        <w:rPr>
-          <w:b/>
-          <w:bCs/>
-        </w:rPr>
-        <w:t xml:space="preserve">= Sections A + B + C (including C.1 GCP + C.2 self-hosted) combined.</w:t>
-      </w:r>
-    </w:p>
-    <w:tbl>
-      <w:tblPr>
-        <w:tblStyle w:val="Table"/>
-        <w:tblW w:type="auto" w:w="0"/>
-        <w:tblLook w:firstRow="1" w:lastRow="0" w:firstColumn="0" w:lastColumn="0" w:noHBand="0" w:noVBand="0" w:val="0020"/>
-      </w:tblPr>
-      <w:tblGrid>
-        <w:gridCol w:w="3960"/>
-        <w:gridCol w:w="3960"/>
-      </w:tblGrid>
-      <w:tr>
-        <w:trPr>
-          <w:tblHeader w:val="on"/>
-        </w:trPr>
-        <w:tc>
-          <w:tcPr/>
-          <w:p>
-            <w:pPr>
-              <w:pStyle w:val="Compact"/>
-            </w:pPr>
-            <w:r>
-              <w:t xml:space="preserve">Bucket</w:t>
-            </w:r>
-          </w:p>
-        </w:tc>
-        <w:tc>
-          <w:tcPr/>
-          <w:p>
-            <w:pPr>
-              <w:pStyle w:val="Compact"/>
-            </w:pPr>
-            <w:r>
-              <w:t xml:space="preserve">Monthly range</w:t>
-            </w:r>
-          </w:p>
-        </w:tc>
-      </w:tr>
-      <w:tr>
-        <w:tc>
-          <w:tcPr/>
-          <w:p>
-            <w:pPr>
-              <w:pStyle w:val="Compact"/>
-            </w:pPr>
-            <w:r>
-              <w:t xml:space="preserve">A. chasepierson.tv identity + AI stack</w:t>
-            </w:r>
-          </w:p>
-        </w:tc>
-        <w:tc>
-          <w:tcPr/>
-          <w:p>
-            <w:pPr>
-              <w:pStyle w:val="Compact"/>
-            </w:pPr>
-            <w:r>
-              <w:t xml:space="preserve">~$293–323</w:t>
-            </w:r>
-          </w:p>
-        </w:tc>
-      </w:tr>
-      <w:tr>
-        <w:tc>
-          <w:tcPr/>
-          <w:p>
-            <w:pPr>
-              <w:pStyle w:val="Compact"/>
-            </w:pPr>
-            <w:r>
-              <w:t xml:space="preserve">B. Studio C production stack (incl. CapCut Team 3 seats)</w:t>
-            </w:r>
-          </w:p>
-        </w:tc>
-        <w:tc>
-          <w:tcPr/>
-          <w:p>
-            <w:pPr>
-              <w:pStyle w:val="Compact"/>
-            </w:pPr>
-            <w:r>
-              <w:t xml:space="preserve">~$125–170</w:t>
-            </w:r>
-          </w:p>
-        </w:tc>
-      </w:tr>
-      <w:tr>
-        <w:tc>
-          <w:tcPr/>
-          <w:p>
-            <w:pPr>
-              <w:pStyle w:val="Compact"/>
-            </w:pPr>
-            <w:r>
-              <w:t xml:space="preserve">C. MBT platform infrastructure (non-GCP)</w:t>
-            </w:r>
-          </w:p>
-        </w:tc>
-        <w:tc>
-          <w:tcPr/>
-          <w:p>
-            <w:pPr>
-              <w:pStyle w:val="Compact"/>
-            </w:pPr>
-            <w:r>
-              <w:t xml:space="preserve">~$140–230</w:t>
-            </w:r>
-          </w:p>
-        </w:tc>
-      </w:tr>
-      <w:tr>
-        <w:tc>
-          <w:tcPr/>
-          <w:p>
-            <w:pPr>
-              <w:pStyle w:val="Compact"/>
-            </w:pPr>
-            <w:r>
-              <w:t xml:space="preserve">C.1 Google Cloud services</w:t>
-            </w:r>
-          </w:p>
-        </w:tc>
-        <w:tc>
-          <w:tcPr/>
-          <w:p>
-            <w:pPr>
-              <w:pStyle w:val="Compact"/>
-            </w:pPr>
-            <w:r>
-              <w:t xml:space="preserve">~$50–100</w:t>
-            </w:r>
-          </w:p>
-        </w:tc>
-      </w:tr>
-      <w:tr>
-        <w:tc>
-          <w:tcPr/>
-          <w:p>
-            <w:pPr>
-              <w:pStyle w:val="Compact"/>
-            </w:pPr>
-            <w:r>
-              <w:t xml:space="preserve">C.2 Self-hosted services (Mac mini)</w:t>
-            </w:r>
-          </w:p>
-        </w:tc>
-        <w:tc>
-          <w:tcPr/>
-          <w:p>
-            <w:pPr>
-              <w:pStyle w:val="Compact"/>
-            </w:pPr>
-            <w:r>
-              <w:t xml:space="preserve">$0</w:t>
-            </w:r>
-          </w:p>
-        </w:tc>
-      </w:tr>
-      <w:tr>
-        <w:tc>
-          <w:tcPr/>
-          <w:p>
-            <w:pPr>
-              <w:pStyle w:val="Compact"/>
-            </w:pPr>
-            <w:r>
-              <w:rPr>
-                <w:b/>
-                <w:bCs/>
-              </w:rPr>
-              <w:t xml:space="preserve">Total MBT-paid subscription stack</w:t>
-            </w:r>
-          </w:p>
-        </w:tc>
-        <w:tc>
-          <w:tcPr/>
-          <w:p>
-            <w:pPr>
-              <w:pStyle w:val="Compact"/>
-            </w:pPr>
-            <w:r>
-              <w:rPr>
-                <w:b/>
-                <w:bCs/>
-              </w:rPr>
-              <w:t xml:space="preserve">~$608–822/mo</w:t>
-            </w:r>
-          </w:p>
-        </w:tc>
-      </w:tr>
-    </w:tbl>
-    <w:p>
-      <w:pPr>
-        <w:pStyle w:val="BodyText"/>
-      </w:pPr>
-      <w:r>
-        <w:rPr>
-          <w:b/>
-          <w:bCs/>
-        </w:rPr>
-        <w:t xml:space="preserve">The hard cap is $1,000/mo.</w:t>
-      </w:r>
-      <w:r>
-        <w:t xml:space="preserve"> </w:t>
-      </w:r>
-      <w:r>
-        <w:t xml:space="preserve">Actual estimated at</w:t>
-      </w:r>
-      <w:r>
-        <w:t xml:space="preserve"> </w:t>
-      </w:r>
-      <w:r>
-        <w:rPr>
-          <w:b/>
-          <w:bCs/>
-        </w:rPr>
-        <w:t xml:space="preserve">~$610–820/mo</w:t>
-      </w:r>
-      <w:r>
-        <w:t xml:space="preserve"> </w:t>
-      </w:r>
-      <w:r>
-        <w:t xml:space="preserve">(after adding CapCut Team 3 seats), which leaves</w:t>
-      </w:r>
-      <w:r>
-        <w:t xml:space="preserve"> </w:t>
-      </w:r>
-      <w:r>
-        <w:rPr>
-          <w:b/>
-          <w:bCs/>
-        </w:rPr>
-        <w:t xml:space="preserve">~$180–390/mo of headroom</w:t>
-      </w:r>
-      <w:r>
-        <w:t xml:space="preserve"> </w:t>
-      </w:r>
-      <w:r>
-        <w:t xml:space="preserve">for:</w:t>
-      </w:r>
-      <w:r>
-        <w:t xml:space="preserve"> </w:t>
-      </w:r>
-      <w:r>
-        <w:t xml:space="preserve">- ChatGPT API spikes above the $50 cap (if we lift the cap)</w:t>
-      </w:r>
-      <w:r>
-        <w:t xml:space="preserve"> </w:t>
-      </w:r>
-      <w:r>
-        <w:t xml:space="preserve">- Perplexity API usage variance</w:t>
-      </w:r>
-      <w:r>
-        <w:t xml:space="preserve"> </w:t>
-      </w:r>
-      <w:r>
-        <w:t xml:space="preserve">- Vertex AI generation variance (Gemini + Imagen)</w:t>
-      </w:r>
-      <w:r>
-        <w:t xml:space="preserve"> </w:t>
-      </w:r>
-      <w:r>
-        <w:t xml:space="preserve">- Planned additions in Section 4.5 below (email marketing, social scheduler if Postiz doesn’t scale, etc.)</w:t>
-      </w:r>
-      <w:r>
-        <w:t xml:space="preserve"> </w:t>
-      </w:r>
-      <w:r>
-        <w:t xml:space="preserve">- Unplanned mid-year tools</w:t>
-      </w:r>
-    </w:p>
-    <w:p>
-      <w:pPr>
-        <w:pStyle w:val="BodyText"/>
-      </w:pPr>
-      <w:r>
-        <w:rPr>
-          <w:b/>
-          <w:bCs/>
-        </w:rPr>
-        <w:t xml:space="preserve">If cumulative actuals trend toward the cap</w:t>
-      </w:r>
-      <w:r>
-        <w:t xml:space="preserve">, we either (a) cancel a tool before adding new, or (b) upgrade a revenue line to justify the spend. No exceptions without Chase sign-off.</w:t>
-      </w:r>
-    </w:p>
-    <w:p>
-      <w:pPr>
-        <w:pStyle w:val="BodyText"/>
-      </w:pPr>
-      <w:r>
-        <w:t xml:space="preserve">If actual spend stays at $600–700/mo through Q2, the $1k break-even line stays as a prudent buffer. Revisit downward in Q3 only if actuals run consistently under $750/mo for 90 days.</w:t>
-      </w:r>
-    </w:p>
-    <w:p>
-      <w:pPr>
-        <w:pStyle w:val="BodyText"/>
-      </w:pPr>
-      <w:r>
-        <w:rPr>
-          <w:b/>
-          <w:bCs/>
-        </w:rPr>
-        <w:t xml:space="preserve">Not counted in the MBT stack:</w:t>
-      </w:r>
-      <w:r>
-        <w:t xml:space="preserve"> </w:t>
-      </w:r>
-      <w:r>
-        <w:t xml:space="preserve">- Section D (Inn tools like Cloudbeds) — rolled into the $125k Inn cost basis in the break-even math</w:t>
-      </w:r>
-      <w:r>
-        <w:t xml:space="preserve"> </w:t>
-      </w:r>
-      <w:r>
-        <w:t xml:space="preserve">- Section E (Tuthill own stack) — not on MBT books</w:t>
-      </w:r>
-    </w:p>
-    <w:p>
-      <w:r>
-        <w:pict>
-          <v:rect style="width:0;height:1.5pt" o:hralign="center" o:hrstd="t" o:hr="t"/>
-        </w:pict>
-      </w:r>
-    </w:p>
-    <w:bookmarkEnd w:id="21"/>
-    <w:bookmarkStart w:id="22" w:name="X419b39141fe5e567a36169018392bdd64462bec"/>
-    <w:p>
-      <w:pPr>
-        <w:pStyle w:val="Heading2"/>
-      </w:pPr>
-      <w:r>
-        <w:t xml:space="preserve">4.5 Services we might need to add (within the $1k cap)</w:t>
-      </w:r>
-    </w:p>
-    <w:p>
-      <w:pPr>
-        <w:pStyle w:val="FirstParagraph"/>
-      </w:pPr>
-      <w:r>
-        <w:t xml:space="preserve">Ranked by priority.</w:t>
-      </w:r>
-      <w:r>
-        <w:t xml:space="preserve"> </w:t>
-      </w:r>
-      <w:r>
-        <w:t xml:space="preserve">“Budget impact”</w:t>
-      </w:r>
-      <w:r>
-        <w:t xml:space="preserve"> </w:t>
-      </w:r>
-      <w:r>
-        <w:t xml:space="preserve">is per-month. Each addition counts against the $1k hard cap; if we add one, total spend goes up.</w:t>
-      </w:r>
-    </w:p>
-    <w:tbl>
-      <w:tblPr>
-        <w:tblStyle w:val="Table"/>
-        <w:tblW w:type="pct" w:w="5000"/>
-        <w:tblLayout w:type="fixed"/>
-        <w:tblLook w:firstRow="1" w:lastRow="0" w:firstColumn="0" w:lastColumn="0" w:noHBand="0" w:noVBand="0" w:val="0020"/>
-      </w:tblPr>
-      <w:tblGrid>
-        <w:gridCol w:w="1584"/>
-        <w:gridCol w:w="1584"/>
-        <w:gridCol w:w="1584"/>
-        <w:gridCol w:w="1584"/>
-        <w:gridCol w:w="1584"/>
-      </w:tblGrid>
-      <w:tr>
-        <w:trPr>
-          <w:tblHeader w:val="on"/>
-        </w:trPr>
-        <w:tc>
-          <w:tcPr/>
-          <w:p>
-            <w:pPr>
-              <w:pStyle w:val="Compact"/>
-            </w:pPr>
-            <w:r>
-              <w:t xml:space="preserve">Priority</w:t>
-            </w:r>
-          </w:p>
-        </w:tc>
-        <w:tc>
-          <w:tcPr/>
-          <w:p>
-            <w:pPr>
-              <w:pStyle w:val="Compact"/>
-            </w:pPr>
-            <w:r>
-              <w:t xml:space="preserve">Service</w:t>
-            </w:r>
-          </w:p>
-        </w:tc>
-        <w:tc>
-          <w:tcPr/>
-          <w:p>
-            <w:pPr>
-              <w:pStyle w:val="Compact"/>
-            </w:pPr>
-            <w:r>
-              <w:t xml:space="preserve">Why</w:t>
-            </w:r>
-          </w:p>
-        </w:tc>
-        <w:tc>
-          <w:tcPr/>
-          <w:p>
-            <w:pPr>
-              <w:pStyle w:val="Compact"/>
-            </w:pPr>
-            <w:r>
-              <w:t xml:space="preserve">Budget impact</w:t>
-            </w:r>
-          </w:p>
-        </w:tc>
-        <w:tc>
-          <w:tcPr/>
-          <w:p>
-            <w:pPr>
-              <w:pStyle w:val="Compact"/>
-            </w:pPr>
-            <w:r>
-              <w:t xml:space="preserve">Decision criteria</w:t>
-            </w:r>
-          </w:p>
-        </w:tc>
-      </w:tr>
-      <w:tr>
-        <w:tc>
-          <w:tcPr/>
-          <w:p>
-            <w:pPr>
-              <w:pStyle w:val="Compact"/>
-            </w:pPr>
-            <w:r>
-              <w:rPr>
-                <w:b/>
-                <w:bCs/>
-              </w:rPr>
-              <w:t xml:space="preserve">P1 — High</w:t>
-            </w:r>
-          </w:p>
-        </w:tc>
-        <w:tc>
-          <w:tcPr/>
-          <w:p>
-            <w:pPr>
-              <w:pStyle w:val="Compact"/>
-            </w:pPr>
-            <w:r>
-              <w:rPr>
-                <w:b/>
-                <w:bCs/>
-              </w:rPr>
-              <w:t xml:space="preserve">Klaviyo-class email marketing</w:t>
-            </w:r>
-            <w:r>
-              <w:t xml:space="preserve"> </w:t>
-            </w:r>
-            <w:r>
-              <w:t xml:space="preserve">(e.g., Loops, Klaviyo, Beehiiv, ConvertKit)</w:t>
-            </w:r>
-          </w:p>
-        </w:tc>
-        <w:tc>
-          <w:tcPr/>
-          <w:p>
-            <w:pPr>
-              <w:pStyle w:val="Compact"/>
-            </w:pPr>
-            <w:r>
-              <w:t xml:space="preserve">Past-guest email + new-booking welcome sequences. Named in the channel-yield strategy as one of the highest-ROI yield investments in hospitality.</w:t>
-            </w:r>
-          </w:p>
-        </w:tc>
-        <w:tc>
-          <w:tcPr/>
-          <w:p>
-            <w:pPr>
-              <w:pStyle w:val="Compact"/>
-            </w:pPr>
-            <w:r>
-              <w:t xml:space="preserve">~$50–100/mo at our list size</w:t>
-            </w:r>
-          </w:p>
-        </w:tc>
-        <w:tc>
-          <w:tcPr/>
-          <w:p>
-            <w:pPr>
-              <w:pStyle w:val="Compact"/>
-            </w:pPr>
-            <w:r>
-              <w:t xml:space="preserve">Ship after the first 50 past-guest contacts are in Attio</w:t>
-            </w:r>
-          </w:p>
-        </w:tc>
-      </w:tr>
-      <w:tr>
-        <w:tc>
-          <w:tcPr/>
-          <w:p>
-            <w:pPr>
-              <w:pStyle w:val="Compact"/>
-            </w:pPr>
-            <w:r>
-              <w:rPr>
-                <w:b/>
-                <w:bCs/>
-              </w:rPr>
-              <w:t xml:space="preserve">P1 — High</w:t>
-            </w:r>
-          </w:p>
-        </w:tc>
-        <w:tc>
-          <w:tcPr/>
-          <w:p>
-            <w:pPr>
-              <w:pStyle w:val="Compact"/>
-            </w:pPr>
-            <w:r>
-              <w:rPr>
-                <w:b/>
-                <w:bCs/>
-              </w:rPr>
-              <w:t xml:space="preserve">Meeting recording + transcription</w:t>
-            </w:r>
-            <w:r>
-              <w:t xml:space="preserve"> </w:t>
-            </w:r>
-            <w:r>
-              <w:t xml:space="preserve">(e.g., Otter.ai, Fireflies, Granola, Zoom’s native)</w:t>
-            </w:r>
-          </w:p>
-        </w:tc>
-        <w:tc>
-          <w:tcPr/>
-          <w:p>
-            <w:pPr>
-              <w:pStyle w:val="Compact"/>
-            </w:pPr>
-            <w:r>
-              <w:t xml:space="preserve">So partner meetings like today’s produce a transcript we can fold into the canonical docs immediately. Chase already asked for recording workflow earlier today.</w:t>
-            </w:r>
-          </w:p>
-        </w:tc>
-        <w:tc>
-          <w:tcPr/>
-          <w:p>
-            <w:pPr>
-              <w:pStyle w:val="Compact"/>
-            </w:pPr>
-            <w:r>
-              <w:t xml:space="preserve">~$10–30/mo</w:t>
-            </w:r>
-          </w:p>
-        </w:tc>
-        <w:tc>
-          <w:tcPr/>
-          <w:p>
-            <w:pPr>
-              <w:pStyle w:val="Compact"/>
-            </w:pPr>
-            <w:r>
-              <w:t xml:space="preserve">Before next partner meeting</w:t>
-            </w:r>
-          </w:p>
-        </w:tc>
-      </w:tr>
-      <w:tr>
-        <w:tc>
-          <w:tcPr/>
-          <w:p>
-            <w:pPr>
-              <w:pStyle w:val="Compact"/>
-            </w:pPr>
-            <w:r>
-              <w:rPr>
-                <w:b/>
-                <w:bCs/>
-              </w:rPr>
-              <w:t xml:space="preserve">P2 — Medium</w:t>
-            </w:r>
-          </w:p>
-        </w:tc>
-        <w:tc>
-          <w:tcPr/>
-          <w:p>
-            <w:pPr>
-              <w:pStyle w:val="Compact"/>
-            </w:pPr>
-            <w:r>
-              <w:rPr>
-                <w:b/>
-                <w:bCs/>
-              </w:rPr>
-              <w:t xml:space="preserve">Podcasting service upgrade</w:t>
-            </w:r>
-            <w:r>
-              <w:t xml:space="preserve"> </w:t>
-            </w:r>
-            <w:r>
-              <w:t xml:space="preserve">(if Buzzsprout Standard at $18/mo hits limits)</w:t>
-            </w:r>
-          </w:p>
-        </w:tc>
-        <w:tc>
-          <w:tcPr/>
-          <w:p>
-            <w:pPr>
-              <w:pStyle w:val="Compact"/>
-            </w:pPr>
-            <w:r>
-              <w:t xml:space="preserve">Buzzsprout Standard covers 3 hours of upload/month. If Arrie Aslin + Big Muddy Radio produce more than that regularly, upgrade to $24/mo (6 hrs) or $34/mo (12 hrs).</w:t>
-            </w:r>
-          </w:p>
-        </w:tc>
-        <w:tc>
-          <w:tcPr/>
-          <w:p>
-            <w:pPr>
-              <w:pStyle w:val="Compact"/>
-            </w:pPr>
-            <w:r>
-              <w:t xml:space="preserve">+$6–16/mo delta</w:t>
-            </w:r>
-          </w:p>
-        </w:tc>
-        <w:tc>
-          <w:tcPr/>
-          <w:p>
-            <w:pPr>
-              <w:pStyle w:val="Compact"/>
-            </w:pPr>
-            <w:r>
-              <w:t xml:space="preserve">Q3, after we see actual episode cadence</w:t>
-            </w:r>
-          </w:p>
-        </w:tc>
-      </w:tr>
-      <w:tr>
-        <w:tc>
-          <w:tcPr/>
-          <w:p>
-            <w:pPr>
-              <w:pStyle w:val="Compact"/>
-            </w:pPr>
-            <w:r>
-              <w:rPr>
-                <w:b/>
-                <w:bCs/>
-              </w:rPr>
-              <w:t xml:space="preserve">P2 — Medium</w:t>
-            </w:r>
-          </w:p>
-        </w:tc>
-        <w:tc>
-          <w:tcPr/>
-          <w:p>
-            <w:pPr>
-              <w:pStyle w:val="Compact"/>
-            </w:pPr>
-            <w:r>
-              <w:rPr>
-                <w:b/>
-                <w:bCs/>
-              </w:rPr>
-              <w:t xml:space="preserve">Social scheduler upgrade / replacement</w:t>
-            </w:r>
-            <w:r>
-              <w:t xml:space="preserve"> </w:t>
-            </w:r>
-            <w:r>
-              <w:t xml:space="preserve">(if self-hosted Postiz doesn’t scale)</w:t>
-            </w:r>
-          </w:p>
-        </w:tc>
-        <w:tc>
-          <w:tcPr/>
-          <w:p>
-            <w:pPr>
-              <w:pStyle w:val="Compact"/>
-            </w:pPr>
-            <w:r>
-              <w:t xml:space="preserve">Postiz is free because we self-host. If it breaks or doesn’t support a platform we need (TikTok, LinkedIn Company pages), a hosted alternative like Buffer ($15/mo), Later ($25/mo), or Hootsuite ($99/mo) may be needed.</w:t>
-            </w:r>
-          </w:p>
-        </w:tc>
-        <w:tc>
-          <w:tcPr/>
-          <w:p>
-            <w:pPr>
-              <w:pStyle w:val="Compact"/>
-            </w:pPr>
-            <w:r>
-              <w:t xml:space="preserve">$15–99/mo if we switch</w:t>
-            </w:r>
-          </w:p>
-        </w:tc>
-        <w:tc>
-          <w:tcPr/>
-          <w:p>
-            <w:pPr>
-              <w:pStyle w:val="Compact"/>
-            </w:pPr>
-            <w:r>
-              <w:t xml:space="preserve">Verify Postiz coverage in Week 1 of 90-day plan</w:t>
-            </w:r>
-          </w:p>
-        </w:tc>
-      </w:tr>
-      <w:tr>
-        <w:tc>
-          <w:tcPr/>
-          <w:p>
-            <w:pPr>
-              <w:pStyle w:val="Compact"/>
-            </w:pPr>
-            <w:r>
-              <w:rPr>
-                <w:b/>
-                <w:bCs/>
-              </w:rPr>
-              <w:t xml:space="preserve">P3 — Low</w:t>
-            </w:r>
-          </w:p>
-        </w:tc>
-        <w:tc>
-          <w:tcPr/>
-          <w:p>
-            <w:pPr>
-              <w:pStyle w:val="Compact"/>
-            </w:pPr>
-            <w:r>
-              <w:rPr>
-                <w:b/>
-                <w:bCs/>
-              </w:rPr>
-              <w:t xml:space="preserve">Figma</w:t>
-            </w:r>
-          </w:p>
-        </w:tc>
-        <w:tc>
-          <w:tcPr/>
-          <w:p>
-            <w:pPr>
-              <w:pStyle w:val="Compact"/>
-            </w:pPr>
-            <w:r>
-              <w:t xml:space="preserve">Design collaboration with Tuthill. Tuthill may already have a seat.</w:t>
-            </w:r>
-          </w:p>
-        </w:tc>
-        <w:tc>
-          <w:tcPr/>
-          <w:p>
-            <w:pPr>
-              <w:pStyle w:val="Compact"/>
-            </w:pPr>
-            <w:r>
-              <w:t xml:space="preserve">$15/mo per seat</w:t>
-            </w:r>
-          </w:p>
-        </w:tc>
-        <w:tc>
-          <w:tcPr/>
-          <w:p>
-            <w:pPr>
-              <w:pStyle w:val="Compact"/>
-            </w:pPr>
-            <w:r>
-              <w:t xml:space="preserve">Only if Tuthill requires it for handoffs</w:t>
-            </w:r>
-          </w:p>
-        </w:tc>
-      </w:tr>
-      <w:tr>
-        <w:tc>
-          <w:tcPr/>
-          <w:p>
-            <w:pPr>
-              <w:pStyle w:val="Compact"/>
-            </w:pPr>
-            <w:r>
-              <w:rPr>
-                <w:b/>
-                <w:bCs/>
-              </w:rPr>
-              <w:t xml:space="preserve">P3 — Low</w:t>
-            </w:r>
-          </w:p>
-        </w:tc>
-        <w:tc>
-          <w:tcPr/>
-          <w:p>
-            <w:pPr>
-              <w:pStyle w:val="Compact"/>
-            </w:pPr>
-            <w:r>
-              <w:rPr>
-                <w:b/>
-                <w:bCs/>
-              </w:rPr>
-              <w:t xml:space="preserve">Zoom / Loom paid tier</w:t>
-            </w:r>
-          </w:p>
-        </w:tc>
-        <w:tc>
-          <w:tcPr/>
-          <w:p>
-            <w:pPr>
-              <w:pStyle w:val="Compact"/>
-            </w:pPr>
-            <w:r>
-              <w:t xml:space="preserve">If Google Meet (via Workspace Ultra) doesn’t cover our meeting recording + sharing needs. Loom is $8/mo for quick async video messages.</w:t>
-            </w:r>
-          </w:p>
-        </w:tc>
-        <w:tc>
-          <w:tcPr/>
-          <w:p>
-            <w:pPr>
-              <w:pStyle w:val="Compact"/>
-            </w:pPr>
-            <w:r>
-              <w:t xml:space="preserve">$8–16/mo</w:t>
-            </w:r>
-          </w:p>
-        </w:tc>
-        <w:tc>
-          <w:tcPr/>
-          <w:p>
-            <w:pPr>
-              <w:pStyle w:val="Compact"/>
-            </w:pPr>
-            <w:r>
-              <w:t xml:space="preserve">Defer until actual need</w:t>
-            </w:r>
-          </w:p>
-        </w:tc>
-      </w:tr>
-      <w:tr>
-        <w:tc>
-          <w:tcPr/>
-          <w:p>
-            <w:pPr>
-              <w:pStyle w:val="Compact"/>
-            </w:pPr>
-            <w:r>
-              <w:rPr>
-                <w:b/>
-                <w:bCs/>
-              </w:rPr>
-              <w:t xml:space="preserve">P3 — Low</w:t>
-            </w:r>
-          </w:p>
-        </w:tc>
-        <w:tc>
-          <w:tcPr/>
-          <w:p>
-            <w:pPr>
-              <w:pStyle w:val="Compact"/>
-            </w:pPr>
-            <w:r>
-              <w:rPr>
-                <w:b/>
-                <w:bCs/>
-              </w:rPr>
-              <w:t xml:space="preserve">Calendly paid</w:t>
-            </w:r>
-          </w:p>
-        </w:tc>
-        <w:tc>
-          <w:tcPr/>
-          <w:p>
-            <w:pPr>
-              <w:pStyle w:val="Compact"/>
-            </w:pPr>
-            <w:r>
-              <w:t xml:space="preserve">If calendar sharing via Google Workspace isn’t enough for biz dev scheduling. Free tier may suffice.</w:t>
-            </w:r>
-          </w:p>
-        </w:tc>
-        <w:tc>
-          <w:tcPr/>
-          <w:p>
-            <w:pPr>
-              <w:pStyle w:val="Compact"/>
-            </w:pPr>
-            <w:r>
-              <w:t xml:space="preserve">$10–15/mo</w:t>
-            </w:r>
-          </w:p>
-        </w:tc>
-        <w:tc>
-          <w:tcPr/>
-          <w:p>
-            <w:pPr>
-              <w:pStyle w:val="Compact"/>
-            </w:pPr>
-            <w:r>
-              <w:t xml:space="preserve">Start on free tier</w:t>
-            </w:r>
-          </w:p>
-        </w:tc>
-      </w:tr>
-      <w:tr>
-        <w:tc>
-          <w:tcPr/>
-          <w:p>
-            <w:pPr>
-              <w:pStyle w:val="Compact"/>
-            </w:pPr>
-            <w:r>
-              <w:rPr>
-                <w:b/>
-                <w:bCs/>
-              </w:rPr>
-              <w:t xml:space="preserve">P3 — Low</w:t>
-            </w:r>
-          </w:p>
-        </w:tc>
-        <w:tc>
-          <w:tcPr/>
-          <w:p>
-            <w:pPr>
-              <w:pStyle w:val="Compact"/>
-            </w:pPr>
-            <w:r>
-              <w:rPr>
-                <w:b/>
-                <w:bCs/>
-              </w:rPr>
-              <w:t xml:space="preserve">Descript</w:t>
-            </w:r>
-          </w:p>
-        </w:tc>
-        <w:tc>
-          <w:tcPr/>
-          <w:p>
-            <w:pPr>
-              <w:pStyle w:val="Compact"/>
-            </w:pPr>
-            <w:r>
-              <w:t xml:space="preserve">Video + podcast editing with transcript-based cuts. Nice-to-have, not yet required.</w:t>
-            </w:r>
-          </w:p>
-        </w:tc>
-        <w:tc>
-          <w:tcPr/>
-          <w:p>
-            <w:pPr>
-              <w:pStyle w:val="Compact"/>
-            </w:pPr>
-            <w:r>
-              <w:t xml:space="preserve">$24/mo</w:t>
-            </w:r>
-          </w:p>
-        </w:tc>
-        <w:tc>
-          <w:tcPr/>
-          <w:p>
-            <w:pPr>
-              <w:pStyle w:val="Compact"/>
-            </w:pPr>
-            <w:r>
-              <w:t xml:space="preserve">Defer unless podcast cadence justifies</w:t>
-            </w:r>
-          </w:p>
-        </w:tc>
-      </w:tr>
-      <w:tr>
-        <w:tc>
-          <w:tcPr/>
-          <w:p>
-            <w:pPr>
-              <w:pStyle w:val="Compact"/>
-            </w:pPr>
-            <w:r>
-              <w:rPr>
-                <w:b/>
-                <w:bCs/>
-              </w:rPr>
-              <w:t xml:space="preserve">P4 — Skip unless specific need</w:t>
-            </w:r>
-          </w:p>
-        </w:tc>
-        <w:tc>
-          <w:tcPr/>
-          <w:p>
-            <w:pPr>
-              <w:pStyle w:val="Compact"/>
-            </w:pPr>
-            <w:r>
-              <w:t xml:space="preserve">Dropbox, iCloud+ for ecosystem use</w:t>
-            </w:r>
-          </w:p>
-        </w:tc>
-        <w:tc>
-          <w:tcPr/>
-          <w:p>
-            <w:pPr>
-              <w:pStyle w:val="Compact"/>
-            </w:pPr>
-            <w:r>
-              <w:t xml:space="preserve">We’re consolidating to Drive + GCS + Immich. These stay personal-only.</w:t>
-            </w:r>
-          </w:p>
-        </w:tc>
-        <w:tc>
-          <w:tcPr/>
-          <w:p>
-            <w:pPr>
-              <w:pStyle w:val="Compact"/>
-            </w:pPr>
-            <w:r>
-              <w:t xml:space="preserve">$0 from MBT</w:t>
-            </w:r>
-          </w:p>
-        </w:tc>
-        <w:tc>
-          <w:tcPr/>
-          <w:p>
-            <w:pPr>
-              <w:pStyle w:val="Compact"/>
-            </w:pPr>
-            <w:r>
-              <w:t xml:space="preserve">Skip</w:t>
-            </w:r>
-          </w:p>
-        </w:tc>
-      </w:tr>
-      <w:tr>
-        <w:tc>
-          <w:tcPr/>
-          <w:p>
-            <w:pPr>
-              <w:pStyle w:val="Compact"/>
-            </w:pPr>
-            <w:r>
-              <w:rPr>
-                <w:b/>
-                <w:bCs/>
-              </w:rPr>
-              <w:t xml:space="preserve">P4 — Skip</w:t>
-            </w:r>
-          </w:p>
-        </w:tc>
-        <w:tc>
-          <w:tcPr/>
-          <w:p>
-            <w:pPr>
-              <w:pStyle w:val="Compact"/>
-            </w:pPr>
-            <w:r>
-              <w:t xml:space="preserve">Airtable / Notion for ecosystem use</w:t>
-            </w:r>
-          </w:p>
-        </w:tc>
-        <w:tc>
-          <w:tcPr/>
-          <w:p>
-            <w:pPr>
-              <w:pStyle w:val="Compact"/>
-            </w:pPr>
-            <w:r>
-              <w:t xml:space="preserve">Sanity + Drive cover content; Asana covers tasks.</w:t>
-            </w:r>
-          </w:p>
-        </w:tc>
-        <w:tc>
-          <w:tcPr/>
-          <w:p>
-            <w:pPr>
-              <w:pStyle w:val="Compact"/>
-            </w:pPr>
-            <w:r>
-              <w:t xml:space="preserve">$0</w:t>
-            </w:r>
-          </w:p>
-        </w:tc>
-        <w:tc>
-          <w:tcPr/>
-          <w:p>
-            <w:pPr>
-              <w:pStyle w:val="Compact"/>
-            </w:pPr>
-            <w:r>
-              <w:t xml:space="preserve">Skip unless a specific need emerges</w:t>
-            </w:r>
-          </w:p>
-        </w:tc>
-      </w:tr>
-      <w:tr>
-        <w:tc>
-          <w:tcPr/>
-          <w:p>
-            <w:pPr>
-              <w:pStyle w:val="Compact"/>
-            </w:pPr>
-            <w:r>
-              <w:rPr>
-                <w:b/>
-                <w:bCs/>
-              </w:rPr>
-              <w:t xml:space="preserve">P4 — Skip</w:t>
-            </w:r>
-          </w:p>
-        </w:tc>
-        <w:tc>
-          <w:tcPr/>
-          <w:p>
-            <w:pPr>
-              <w:pStyle w:val="Compact"/>
-            </w:pPr>
-            <w:r>
-              <w:t xml:space="preserve">Slack / Discord</w:t>
-            </w:r>
-          </w:p>
-        </w:tc>
-        <w:tc>
-          <w:tcPr/>
-          <w:p>
-            <w:pPr>
-              <w:pStyle w:val="Compact"/>
-            </w:pPr>
-            <w:r>
-              <w:t xml:space="preserve">iMessage + Asana + email + Drive comments cover internal comms for 3–5 people.</w:t>
-            </w:r>
-          </w:p>
-        </w:tc>
-        <w:tc>
-          <w:tcPr/>
-          <w:p>
-            <w:pPr>
-              <w:pStyle w:val="Compact"/>
-            </w:pPr>
-            <w:r>
-              <w:t xml:space="preserve">$0</w:t>
-            </w:r>
-          </w:p>
-        </w:tc>
-        <w:tc>
-          <w:tcPr/>
-          <w:p>
-            <w:pPr>
-              <w:pStyle w:val="Compact"/>
-            </w:pPr>
-            <w:r>
-              <w:t xml:space="preserve">Add only if team grows past ~8 people</w:t>
-            </w:r>
-          </w:p>
-        </w:tc>
-      </w:tr>
-    </w:tbl>
-    <w:p>
-      <w:pPr>
-        <w:pStyle w:val="BodyText"/>
-      </w:pPr>
-      <w:r>
-        <w:rPr>
-          <w:b/>
-          <w:bCs/>
-        </w:rPr>
-        <w:t xml:space="preserve">Rough estimate if we add the P1s immediately:</w:t>
-      </w:r>
-      <w:r>
-        <w:t xml:space="preserve"> </w:t>
-      </w:r>
-      <w:r>
-        <w:t xml:space="preserve">$60–130/mo new spend → total goes from $560–760 to $620–890 → still under the $1k cap.</w:t>
-      </w:r>
-    </w:p>
-    <w:p>
-      <w:r>
-        <w:pict>
-          <v:rect style="width:0;height:1.5pt" o:hralign="center" o:hrstd="t" o:hr="t"/>
-        </w:pict>
-      </w:r>
-    </w:p>
-    <w:bookmarkEnd w:id="22"/>
-    <w:bookmarkStart w:id="23" w:name="team-access-matrix"/>
-    <w:p>
-      <w:pPr>
-        <w:pStyle w:val="Heading2"/>
-      </w:pPr>
-      <w:r>
-        <w:t xml:space="preserve">5. Team access matrix</w:t>
-      </w:r>
-    </w:p>
-    <w:p>
-      <w:pPr>
-        <w:pStyle w:val="FirstParagraph"/>
-      </w:pPr>
-      <w:r>
-        <w:t xml:space="preserve">Who gets access to what (post-consolidation):</w:t>
+        <w:t xml:space="preserve">D. Big Muddy Inn — Inn-operational tools (NOT MBT stack)</w:t>
       </w:r>
     </w:p>
     <w:tbl>
@@ -6039,822 +4870,78 @@
               <w:pStyle w:val="Compact"/>
             </w:pPr>
             <w:r>
-              <w:t xml:space="preserve">Tool</w:t>
-            </w:r>
-          </w:p>
-        </w:tc>
-        <w:tc>
-          <w:tcPr/>
-          <w:p>
-            <w:pPr>
-              <w:pStyle w:val="Compact"/>
-            </w:pPr>
-            <w:r>
-              <w:t xml:space="preserve">Chase</w:t>
-            </w:r>
-          </w:p>
-        </w:tc>
-        <w:tc>
-          <w:tcPr/>
-          <w:p>
-            <w:pPr>
-              <w:pStyle w:val="Compact"/>
-            </w:pPr>
-            <w:r>
-              <w:t xml:space="preserve">Tracy</w:t>
-            </w:r>
-          </w:p>
-        </w:tc>
-        <w:tc>
-          <w:tcPr/>
-          <w:p>
-            <w:pPr>
-              <w:pStyle w:val="Compact"/>
-            </w:pPr>
-            <w:r>
-              <w:t xml:space="preserve">Amy</w:t>
-            </w:r>
-          </w:p>
-        </w:tc>
-        <w:tc>
-          <w:tcPr/>
-          <w:p>
-            <w:pPr>
-              <w:pStyle w:val="Compact"/>
-            </w:pPr>
-            <w:r>
-              <w:t xml:space="preserve">Miles</w:t>
-            </w:r>
-          </w:p>
-        </w:tc>
-        <w:tc>
-          <w:tcPr/>
-          <w:p>
-            <w:pPr>
-              <w:pStyle w:val="Compact"/>
-            </w:pPr>
-            <w:r>
-              <w:t xml:space="preserve">Elijah</w:t>
-            </w:r>
-          </w:p>
-        </w:tc>
-      </w:tr>
-      <w:tr>
-        <w:tc>
-          <w:tcPr/>
-          <w:p>
-            <w:pPr>
-              <w:pStyle w:val="Compact"/>
-            </w:pPr>
-            <w:r>
-              <w:t xml:space="preserve">Google Workspace (chasepierson.tv)</w:t>
-            </w:r>
-          </w:p>
-        </w:tc>
-        <w:tc>
-          <w:tcPr/>
-          <w:p>
-            <w:pPr>
-              <w:pStyle w:val="Compact"/>
-            </w:pPr>
-            <w:r>
-              <w:t xml:space="preserve">Admin</w:t>
-            </w:r>
-          </w:p>
-        </w:tc>
-        <w:tc>
-          <w:tcPr/>
-          <w:p>
-            <w:pPr>
-              <w:pStyle w:val="Compact"/>
-            </w:pPr>
-            <w:r>
-              <w:t xml:space="preserve">Shared Drive + forwarded email</w:t>
-            </w:r>
-          </w:p>
-        </w:tc>
-        <w:tc>
-          <w:tcPr/>
-          <w:p>
-            <w:pPr>
-              <w:pStyle w:val="Compact"/>
-            </w:pPr>
-            <w:r>
-              <w:t xml:space="preserve">Shared Drive + forwarded email</w:t>
-            </w:r>
-          </w:p>
-        </w:tc>
-        <w:tc>
-          <w:tcPr/>
-          <w:p>
-            <w:pPr>
-              <w:pStyle w:val="Compact"/>
-            </w:pPr>
-            <w:r>
-              <w:t xml:space="preserve">Shared Drive + forwarded email</w:t>
-            </w:r>
-          </w:p>
-        </w:tc>
-        <w:tc>
-          <w:tcPr/>
-          <w:p>
-            <w:pPr>
-              <w:pStyle w:val="Compact"/>
-            </w:pPr>
-            <w:r>
-              <w:t xml:space="preserve">Shared Drive + forwarded email</w:t>
-            </w:r>
-          </w:p>
-        </w:tc>
-      </w:tr>
-      <w:tr>
-        <w:tc>
-          <w:tcPr/>
-          <w:p>
-            <w:pPr>
-              <w:pStyle w:val="Compact"/>
-            </w:pPr>
-            <w:r>
-              <w:t xml:space="preserve">Claude Max</w:t>
-            </w:r>
-          </w:p>
-        </w:tc>
-        <w:tc>
-          <w:tcPr/>
-          <w:p>
-            <w:pPr>
-              <w:pStyle w:val="Compact"/>
-            </w:pPr>
-            <w:r>
-              <w:t xml:space="preserve">Primary</w:t>
-            </w:r>
-          </w:p>
-        </w:tc>
-        <w:tc>
-          <w:tcPr/>
-          <w:p>
-            <w:pPr>
-              <w:pStyle w:val="Compact"/>
-            </w:pPr>
-            <w:r>
-              <w:t xml:space="preserve">Ask Chase for shared session</w:t>
-            </w:r>
-          </w:p>
-        </w:tc>
-        <w:tc>
-          <w:tcPr/>
-          <w:p>
-            <w:pPr>
-              <w:pStyle w:val="Compact"/>
-            </w:pPr>
-            <w:r>
-              <w:t xml:space="preserve">Ask Chase</w:t>
-            </w:r>
-          </w:p>
-        </w:tc>
-        <w:tc>
-          <w:tcPr/>
-          <w:p>
-            <w:pPr>
-              <w:pStyle w:val="Compact"/>
-            </w:pPr>
-            <w:r>
-              <w:t xml:space="preserve">Ask Chase</w:t>
-            </w:r>
-          </w:p>
-        </w:tc>
-        <w:tc>
-          <w:tcPr/>
-          <w:p>
-            <w:pPr>
-              <w:pStyle w:val="Compact"/>
-            </w:pPr>
-            <w:r>
-              <w:t xml:space="preserve">Ask Chase</w:t>
-            </w:r>
-          </w:p>
-        </w:tc>
-      </w:tr>
-      <w:tr>
-        <w:tc>
-          <w:tcPr/>
-          <w:p>
-            <w:pPr>
-              <w:pStyle w:val="Compact"/>
-            </w:pPr>
-            <w:r>
-              <w:t xml:space="preserve">Perplexity Pro + API</w:t>
-            </w:r>
-          </w:p>
-        </w:tc>
-        <w:tc>
-          <w:tcPr/>
-          <w:p>
-            <w:pPr>
-              <w:pStyle w:val="Compact"/>
-            </w:pPr>
-            <w:r>
-              <w:t xml:space="preserve">Primary</w:t>
-            </w:r>
-          </w:p>
-        </w:tc>
-        <w:tc>
-          <w:tcPr/>
-          <w:p>
-            <w:pPr>
-              <w:pStyle w:val="Compact"/>
-            </w:pPr>
-            <w:r>
-              <w:t xml:space="preserve">Ask Chase</w:t>
-            </w:r>
-          </w:p>
-        </w:tc>
-        <w:tc>
-          <w:tcPr/>
-          <w:p>
-            <w:pPr>
-              <w:pStyle w:val="Compact"/>
-            </w:pPr>
-            <w:r>
-              <w:t xml:space="preserve">Ask Chase</w:t>
-            </w:r>
-          </w:p>
-        </w:tc>
-        <w:tc>
-          <w:tcPr/>
-          <w:p>
-            <w:pPr>
-              <w:pStyle w:val="Compact"/>
-            </w:pPr>
-            <w:r>
-              <w:t xml:space="preserve">Ask Chase</w:t>
-            </w:r>
-          </w:p>
-        </w:tc>
-        <w:tc>
-          <w:tcPr/>
-          <w:p>
-            <w:pPr>
-              <w:pStyle w:val="Compact"/>
-            </w:pPr>
-            <w:r>
-              <w:t xml:space="preserve">Ask Chase</w:t>
-            </w:r>
-          </w:p>
-        </w:tc>
-      </w:tr>
-      <w:tr>
-        <w:tc>
-          <w:tcPr/>
-          <w:p>
-            <w:pPr>
-              <w:pStyle w:val="Compact"/>
-            </w:pPr>
-            <w:r>
-              <w:t xml:space="preserve">ChatGPT API</w:t>
-            </w:r>
-          </w:p>
-        </w:tc>
-        <w:tc>
-          <w:tcPr/>
-          <w:p>
-            <w:pPr>
-              <w:pStyle w:val="Compact"/>
-            </w:pPr>
-            <w:r>
-              <w:t xml:space="preserve">Platform-only (scripts)</w:t>
-            </w:r>
-          </w:p>
-        </w:tc>
-        <w:tc>
-          <w:tcPr/>
-          <w:p>
-            <w:pPr>
-              <w:pStyle w:val="Compact"/>
-            </w:pPr>
-            <w:r>
-              <w:t xml:space="preserve">—</w:t>
-            </w:r>
-          </w:p>
-        </w:tc>
-        <w:tc>
-          <w:tcPr/>
-          <w:p>
-            <w:pPr>
-              <w:pStyle w:val="Compact"/>
-            </w:pPr>
-            <w:r>
-              <w:t xml:space="preserve">—</w:t>
-            </w:r>
-          </w:p>
-        </w:tc>
-        <w:tc>
-          <w:tcPr/>
-          <w:p>
-            <w:pPr>
-              <w:pStyle w:val="Compact"/>
-            </w:pPr>
-            <w:r>
-              <w:t xml:space="preserve">—</w:t>
-            </w:r>
-          </w:p>
-        </w:tc>
-        <w:tc>
-          <w:tcPr/>
-          <w:p>
-            <w:pPr>
-              <w:pStyle w:val="Compact"/>
-            </w:pPr>
-            <w:r>
-              <w:t xml:space="preserve">—</w:t>
-            </w:r>
-          </w:p>
-        </w:tc>
-      </w:tr>
-      <w:tr>
-        <w:tc>
-          <w:tcPr/>
-          <w:p>
-            <w:pPr>
-              <w:pStyle w:val="Compact"/>
-            </w:pPr>
-            <w:r>
-              <w:t xml:space="preserve">Canva Teams</w:t>
-            </w:r>
-          </w:p>
-        </w:tc>
-        <w:tc>
-          <w:tcPr/>
-          <w:p>
-            <w:pPr>
-              <w:pStyle w:val="Compact"/>
-            </w:pPr>
-            <w:r>
-              <w:t xml:space="preserve">✓</w:t>
-            </w:r>
-          </w:p>
-        </w:tc>
-        <w:tc>
-          <w:tcPr/>
-          <w:p>
-            <w:pPr>
-              <w:pStyle w:val="Compact"/>
-            </w:pPr>
-            <w:r>
-              <w:t xml:space="preserve">✓</w:t>
-            </w:r>
-          </w:p>
-        </w:tc>
-        <w:tc>
-          <w:tcPr/>
-          <w:p>
-            <w:pPr>
-              <w:pStyle w:val="Compact"/>
-            </w:pPr>
-            <w:r>
-              <w:t xml:space="preserve">✓</w:t>
-            </w:r>
-          </w:p>
-        </w:tc>
-        <w:tc>
-          <w:tcPr/>
-          <w:p>
-            <w:pPr>
-              <w:pStyle w:val="Compact"/>
-            </w:pPr>
-            <w:r>
-              <w:t xml:space="preserve">✓</w:t>
-            </w:r>
-          </w:p>
-        </w:tc>
-        <w:tc>
-          <w:tcPr/>
-          <w:p>
-            <w:pPr>
-              <w:pStyle w:val="Compact"/>
-            </w:pPr>
-            <w:r>
-              <w:t xml:space="preserve">✓</w:t>
-            </w:r>
-          </w:p>
-        </w:tc>
-      </w:tr>
-      <w:tr>
-        <w:tc>
-          <w:tcPr/>
-          <w:p>
-            <w:pPr>
-              <w:pStyle w:val="Compact"/>
-            </w:pPr>
-            <w:r>
-              <w:t xml:space="preserve">Adobe Photography (photo)</w:t>
-            </w:r>
-          </w:p>
-        </w:tc>
-        <w:tc>
-          <w:tcPr/>
-          <w:p>
-            <w:pPr>
-              <w:pStyle w:val="Compact"/>
-            </w:pPr>
-            <w:r>
-              <w:t xml:space="preserve">✓</w:t>
-            </w:r>
-          </w:p>
-        </w:tc>
-        <w:tc>
-          <w:tcPr/>
-          <w:p>
-            <w:pPr>
-              <w:pStyle w:val="Compact"/>
-            </w:pPr>
-            <w:r>
-              <w:t xml:space="preserve">—</w:t>
-            </w:r>
-          </w:p>
-        </w:tc>
-        <w:tc>
-          <w:tcPr/>
-          <w:p>
-            <w:pPr>
-              <w:pStyle w:val="Compact"/>
-            </w:pPr>
-            <w:r>
-              <w:t xml:space="preserve">—</w:t>
-            </w:r>
-          </w:p>
-        </w:tc>
-        <w:tc>
-          <w:tcPr/>
-          <w:p>
-            <w:pPr>
-              <w:pStyle w:val="Compact"/>
-            </w:pPr>
-            <w:r>
-              <w:t xml:space="preserve">—</w:t>
-            </w:r>
-          </w:p>
-        </w:tc>
-        <w:tc>
-          <w:tcPr/>
-          <w:p>
-            <w:pPr>
-              <w:pStyle w:val="Compact"/>
-            </w:pPr>
-            <w:r>
-              <w:t xml:space="preserve">—</w:t>
-            </w:r>
-          </w:p>
-        </w:tc>
-      </w:tr>
-      <w:tr>
-        <w:tc>
-          <w:tcPr/>
-          <w:p>
-            <w:pPr>
-              <w:pStyle w:val="Compact"/>
-            </w:pPr>
-            <w:r>
-              <w:t xml:space="preserve">Adobe Creative Cloud (full)</w:t>
-            </w:r>
-          </w:p>
-        </w:tc>
-        <w:tc>
-          <w:tcPr/>
-          <w:p>
-            <w:pPr>
-              <w:pStyle w:val="Compact"/>
-            </w:pPr>
-            <w:r>
-              <w:t xml:space="preserve">✓ secondary</w:t>
-            </w:r>
-          </w:p>
-        </w:tc>
-        <w:tc>
-          <w:tcPr/>
-          <w:p>
-            <w:pPr>
-              <w:pStyle w:val="Compact"/>
-            </w:pPr>
-            <w:r>
-              <w:t xml:space="preserve">—</w:t>
-            </w:r>
-          </w:p>
-        </w:tc>
-        <w:tc>
-          <w:tcPr/>
-          <w:p>
-            <w:pPr>
-              <w:pStyle w:val="Compact"/>
-            </w:pPr>
-            <w:r>
-              <w:t xml:space="preserve">—</w:t>
-            </w:r>
-          </w:p>
-        </w:tc>
-        <w:tc>
-          <w:tcPr/>
-          <w:p>
-            <w:pPr>
-              <w:pStyle w:val="Compact"/>
-            </w:pPr>
-            <w:r>
-              <w:t xml:space="preserve">—</w:t>
-            </w:r>
-          </w:p>
-        </w:tc>
-        <w:tc>
-          <w:tcPr/>
-          <w:p>
-            <w:pPr>
-              <w:pStyle w:val="Compact"/>
-            </w:pPr>
-            <w:r>
-              <w:t xml:space="preserve">✓ primary</w:t>
-            </w:r>
-          </w:p>
-        </w:tc>
-      </w:tr>
-      <w:tr>
-        <w:tc>
-          <w:tcPr/>
-          <w:p>
-            <w:pPr>
-              <w:pStyle w:val="Compact"/>
-            </w:pPr>
-            <w:r>
-              <w:t xml:space="preserve">Restream.io</w:t>
-            </w:r>
-          </w:p>
-        </w:tc>
-        <w:tc>
-          <w:tcPr/>
-          <w:p>
-            <w:pPr>
-              <w:pStyle w:val="Compact"/>
-            </w:pPr>
-            <w:r>
-              <w:t xml:space="preserve">Admin</w:t>
-            </w:r>
-          </w:p>
-        </w:tc>
-        <w:tc>
-          <w:tcPr/>
-          <w:p>
-            <w:pPr>
-              <w:pStyle w:val="Compact"/>
-            </w:pPr>
-            <w:r>
-              <w:t xml:space="preserve">—</w:t>
-            </w:r>
-          </w:p>
-        </w:tc>
-        <w:tc>
-          <w:tcPr/>
-          <w:p>
-            <w:pPr>
-              <w:pStyle w:val="Compact"/>
-            </w:pPr>
-            <w:r>
-              <w:t xml:space="preserve">Stream host</w:t>
-            </w:r>
-          </w:p>
-        </w:tc>
-        <w:tc>
-          <w:tcPr/>
-          <w:p>
-            <w:pPr>
-              <w:pStyle w:val="Compact"/>
-            </w:pPr>
-            <w:r>
-              <w:t xml:space="preserve">—</w:t>
-            </w:r>
-          </w:p>
-        </w:tc>
-        <w:tc>
-          <w:tcPr/>
-          <w:p>
-            <w:pPr>
-              <w:pStyle w:val="Compact"/>
-            </w:pPr>
-            <w:r>
-              <w:t xml:space="preserve">Producer</w:t>
-            </w:r>
-          </w:p>
-        </w:tc>
-      </w:tr>
-      <w:tr>
-        <w:tc>
-          <w:tcPr/>
-          <w:p>
-            <w:pPr>
-              <w:pStyle w:val="Compact"/>
-            </w:pPr>
-            <w:r>
-              <w:t xml:space="preserve">Vercel</w:t>
-            </w:r>
-          </w:p>
-        </w:tc>
-        <w:tc>
-          <w:tcPr/>
-          <w:p>
-            <w:pPr>
-              <w:pStyle w:val="Compact"/>
-            </w:pPr>
-            <w:r>
-              <w:t xml:space="preserve">Admin</w:t>
-            </w:r>
-          </w:p>
-        </w:tc>
-        <w:tc>
-          <w:tcPr/>
-          <w:p>
-            <w:pPr>
-              <w:pStyle w:val="Compact"/>
-            </w:pPr>
-            <w:r>
-              <w:t xml:space="preserve">Viewer</w:t>
-            </w:r>
-          </w:p>
-        </w:tc>
-        <w:tc>
-          <w:tcPr/>
-          <w:p>
-            <w:pPr>
-              <w:pStyle w:val="Compact"/>
-            </w:pPr>
-            <w:r>
-              <w:t xml:space="preserve">Viewer</w:t>
-            </w:r>
-          </w:p>
-        </w:tc>
-        <w:tc>
-          <w:tcPr/>
-          <w:p>
-            <w:pPr>
-              <w:pStyle w:val="Compact"/>
-            </w:pPr>
-            <w:r>
-              <w:t xml:space="preserve">Viewer</w:t>
-            </w:r>
-          </w:p>
-        </w:tc>
-        <w:tc>
-          <w:tcPr/>
-          <w:p>
-            <w:pPr>
-              <w:pStyle w:val="Compact"/>
-            </w:pPr>
-            <w:r>
-              <w:t xml:space="preserve">Developer</w:t>
-            </w:r>
-          </w:p>
-        </w:tc>
-      </w:tr>
-      <w:tr>
-        <w:tc>
-          <w:tcPr/>
-          <w:p>
-            <w:pPr>
-              <w:pStyle w:val="Compact"/>
-            </w:pPr>
-            <w:r>
-              <w:t xml:space="preserve">Sanity CMS</w:t>
-            </w:r>
-          </w:p>
-        </w:tc>
-        <w:tc>
-          <w:tcPr/>
-          <w:p>
-            <w:pPr>
-              <w:pStyle w:val="Compact"/>
-            </w:pPr>
-            <w:r>
-              <w:t xml:space="preserve">Admin</w:t>
-            </w:r>
-          </w:p>
-        </w:tc>
-        <w:tc>
-          <w:tcPr/>
-          <w:p>
-            <w:pPr>
-              <w:pStyle w:val="Compact"/>
-            </w:pPr>
-            <w:r>
-              <w:t xml:space="preserve">Editor</w:t>
-            </w:r>
-          </w:p>
-        </w:tc>
-        <w:tc>
-          <w:tcPr/>
-          <w:p>
-            <w:pPr>
-              <w:pStyle w:val="Compact"/>
-            </w:pPr>
-            <w:r>
-              <w:t xml:space="preserve">Editor</w:t>
-            </w:r>
-          </w:p>
-        </w:tc>
-        <w:tc>
-          <w:tcPr/>
-          <w:p>
-            <w:pPr>
-              <w:pStyle w:val="Compact"/>
-            </w:pPr>
-            <w:r>
-              <w:t xml:space="preserve">Maybe Editor</w:t>
-            </w:r>
-          </w:p>
-        </w:tc>
-        <w:tc>
-          <w:tcPr/>
-          <w:p>
-            <w:pPr>
-              <w:pStyle w:val="Compact"/>
-            </w:pPr>
-            <w:r>
-              <w:t xml:space="preserve">Viewer</w:t>
-            </w:r>
-          </w:p>
-        </w:tc>
-      </w:tr>
-      <w:tr>
-        <w:tc>
-          <w:tcPr/>
-          <w:p>
-            <w:pPr>
-              <w:pStyle w:val="Compact"/>
-            </w:pPr>
-            <w:r>
-              <w:t xml:space="preserve">GitHub (both repos)</w:t>
-            </w:r>
-          </w:p>
-        </w:tc>
-        <w:tc>
-          <w:tcPr/>
-          <w:p>
-            <w:pPr>
-              <w:pStyle w:val="Compact"/>
-            </w:pPr>
-            <w:r>
-              <w:t xml:space="preserve">Admin</w:t>
-            </w:r>
-          </w:p>
-        </w:tc>
-        <w:tc>
-          <w:tcPr/>
-          <w:p>
-            <w:pPr>
-              <w:pStyle w:val="Compact"/>
-            </w:pPr>
-            <w:r>
-              <w:t xml:space="preserve">Viewer (optional)</w:t>
-            </w:r>
-          </w:p>
-        </w:tc>
-        <w:tc>
-          <w:tcPr/>
-          <w:p>
-            <w:pPr>
-              <w:pStyle w:val="Compact"/>
-            </w:pPr>
-            <w:r>
-              <w:t xml:space="preserve">Viewer (optional)</w:t>
-            </w:r>
-          </w:p>
-        </w:tc>
-        <w:tc>
-          <w:tcPr/>
-          <w:p>
-            <w:pPr>
-              <w:pStyle w:val="Compact"/>
-            </w:pPr>
-            <w:r>
-              <w:t xml:space="preserve">Viewer</w:t>
-            </w:r>
-          </w:p>
-        </w:tc>
-        <w:tc>
-          <w:tcPr/>
-          <w:p>
-            <w:pPr>
-              <w:pStyle w:val="Compact"/>
-            </w:pPr>
-            <w:r>
-              <w:t xml:space="preserve">Developer</w:t>
-            </w:r>
-          </w:p>
-        </w:tc>
-      </w:tr>
-      <w:tr>
-        <w:tc>
-          <w:tcPr/>
-          <w:p>
-            <w:pPr>
-              <w:pStyle w:val="Compact"/>
-            </w:pPr>
-            <w:r>
+              <w:t xml:space="preserve">Subscription</w:t>
+            </w:r>
+          </w:p>
+        </w:tc>
+        <w:tc>
+          <w:tcPr/>
+          <w:p>
+            <w:pPr>
+              <w:pStyle w:val="Compact"/>
+            </w:pPr>
+            <w:r>
+              <w:t xml:space="preserve">Plan / tier</w:t>
+            </w:r>
+          </w:p>
+        </w:tc>
+        <w:tc>
+          <w:tcPr/>
+          <w:p>
+            <w:pPr>
+              <w:pStyle w:val="Compact"/>
+            </w:pPr>
+            <w:r>
+              <w:t xml:space="preserve">Monthly</w:t>
+            </w:r>
+          </w:p>
+        </w:tc>
+        <w:tc>
+          <w:tcPr/>
+          <w:p>
+            <w:pPr>
+              <w:pStyle w:val="Compact"/>
+            </w:pPr>
+            <w:r>
+              <w:t xml:space="preserve">Users</w:t>
+            </w:r>
+          </w:p>
+        </w:tc>
+        <w:tc>
+          <w:tcPr/>
+          <w:p>
+            <w:pPr>
+              <w:pStyle w:val="Compact"/>
+            </w:pPr>
+            <w:r>
+              <w:t xml:space="preserve">Classification</w:t>
+            </w:r>
+          </w:p>
+        </w:tc>
+        <w:tc>
+          <w:tcPr/>
+          <w:p>
+            <w:pPr>
+              <w:pStyle w:val="Compact"/>
+            </w:pPr>
+            <w:r>
+              <w:t xml:space="preserve">Notes</w:t>
+            </w:r>
+          </w:p>
+        </w:tc>
+      </w:tr>
+      <w:tr>
+        <w:tc>
+          <w:tcPr/>
+          <w:p>
+            <w:pPr>
+              <w:pStyle w:val="Compact"/>
+            </w:pPr>
+            <w:r>
+              <w:rPr>
+                <w:b/>
+                <w:bCs/>
+              </w:rPr>
               <w:t xml:space="preserve">Cloudbeds</w:t>
             </w:r>
           </w:p>
@@ -6866,459 +4953,319 @@
               <w:pStyle w:val="Compact"/>
             </w:pPr>
             <w:r>
-              <w:t xml:space="preserve">Admin</w:t>
-            </w:r>
-          </w:p>
-        </w:tc>
-        <w:tc>
-          <w:tcPr/>
-          <w:p>
-            <w:pPr>
-              <w:pStyle w:val="Compact"/>
-            </w:pPr>
-            <w:r>
-              <w:t xml:space="preserve">Admin</w:t>
-            </w:r>
-          </w:p>
-        </w:tc>
-        <w:tc>
-          <w:tcPr/>
-          <w:p>
-            <w:pPr>
-              <w:pStyle w:val="Compact"/>
-            </w:pPr>
-            <w:r>
-              <w:t xml:space="preserve">Admin (primary)</w:t>
-            </w:r>
-          </w:p>
-        </w:tc>
-        <w:tc>
-          <w:tcPr/>
-          <w:p>
-            <w:pPr>
-              <w:pStyle w:val="Compact"/>
-            </w:pPr>
-            <w:r>
-              <w:t xml:space="preserve">—</w:t>
-            </w:r>
-          </w:p>
-        </w:tc>
-        <w:tc>
-          <w:tcPr/>
-          <w:p>
-            <w:pPr>
-              <w:pStyle w:val="Compact"/>
-            </w:pPr>
-            <w:r>
-              <w:t xml:space="preserve">Tier-1 support</w:t>
-            </w:r>
-          </w:p>
-        </w:tc>
-      </w:tr>
-      <w:tr>
-        <w:tc>
-          <w:tcPr/>
-          <w:p>
-            <w:pPr>
-              <w:pStyle w:val="Compact"/>
-            </w:pPr>
-            <w:r>
-              <w:t xml:space="preserve">Attio CRM</w:t>
-            </w:r>
-          </w:p>
-        </w:tc>
-        <w:tc>
-          <w:tcPr/>
-          <w:p>
-            <w:pPr>
-              <w:pStyle w:val="Compact"/>
-            </w:pPr>
-            <w:r>
-              <w:t xml:space="preserve">Admin</w:t>
-            </w:r>
-          </w:p>
-        </w:tc>
-        <w:tc>
-          <w:tcPr/>
-          <w:p>
-            <w:pPr>
-              <w:pStyle w:val="Compact"/>
-            </w:pPr>
-            <w:r>
-              <w:t xml:space="preserve">Primary</w:t>
-            </w:r>
-          </w:p>
-        </w:tc>
-        <w:tc>
-          <w:tcPr/>
-          <w:p>
-            <w:pPr>
-              <w:pStyle w:val="Compact"/>
-            </w:pPr>
-            <w:r>
-              <w:t xml:space="preserve">Viewer</w:t>
-            </w:r>
-          </w:p>
-        </w:tc>
-        <w:tc>
-          <w:tcPr/>
-          <w:p>
-            <w:pPr>
-              <w:pStyle w:val="Compact"/>
-            </w:pPr>
-            <w:r>
-              <w:t xml:space="preserve">—</w:t>
-            </w:r>
-          </w:p>
-        </w:tc>
-        <w:tc>
-          <w:tcPr/>
-          <w:p>
-            <w:pPr>
-              <w:pStyle w:val="Compact"/>
-            </w:pPr>
-            <w:r>
-              <w:t xml:space="preserve">—</w:t>
-            </w:r>
-          </w:p>
-        </w:tc>
-      </w:tr>
-      <w:tr>
-        <w:tc>
-          <w:tcPr/>
-          <w:p>
-            <w:pPr>
-              <w:pStyle w:val="Compact"/>
-            </w:pPr>
-            <w:r>
-              <w:t xml:space="preserve">Buzzsprout</w:t>
-            </w:r>
-          </w:p>
-        </w:tc>
-        <w:tc>
-          <w:tcPr/>
-          <w:p>
-            <w:pPr>
-              <w:pStyle w:val="Compact"/>
-            </w:pPr>
-            <w:r>
-              <w:t xml:space="preserve">Admin</w:t>
-            </w:r>
-          </w:p>
-        </w:tc>
-        <w:tc>
-          <w:tcPr/>
-          <w:p>
-            <w:pPr>
-              <w:pStyle w:val="Compact"/>
-            </w:pPr>
-            <w:r>
-              <w:t xml:space="preserve">—</w:t>
-            </w:r>
-          </w:p>
-        </w:tc>
-        <w:tc>
-          <w:tcPr/>
-          <w:p>
-            <w:pPr>
-              <w:pStyle w:val="Compact"/>
-            </w:pPr>
-            <w:r>
-              <w:t xml:space="preserve">Producer</w:t>
-            </w:r>
-          </w:p>
-        </w:tc>
-        <w:tc>
-          <w:tcPr/>
-          <w:p>
-            <w:pPr>
-              <w:pStyle w:val="Compact"/>
-            </w:pPr>
-            <w:r>
-              <w:t xml:space="preserve">—</w:t>
-            </w:r>
-          </w:p>
-        </w:tc>
-        <w:tc>
-          <w:tcPr/>
-          <w:p>
-            <w:pPr>
-              <w:pStyle w:val="Compact"/>
-            </w:pPr>
-            <w:r>
-              <w:t xml:space="preserve">—</w:t>
-            </w:r>
-          </w:p>
-        </w:tc>
-      </w:tr>
-      <w:tr>
-        <w:tc>
-          <w:tcPr/>
-          <w:p>
-            <w:pPr>
-              <w:pStyle w:val="Compact"/>
-            </w:pPr>
-            <w:r>
-              <w:t xml:space="preserve">Immich (self-hosted photo library on Mac mini)</w:t>
-            </w:r>
-          </w:p>
-        </w:tc>
-        <w:tc>
-          <w:tcPr/>
-          <w:p>
-            <w:pPr>
-              <w:pStyle w:val="Compact"/>
-            </w:pPr>
-            <w:r>
-              <w:t xml:space="preserve">Admin</w:t>
-            </w:r>
-          </w:p>
-        </w:tc>
-        <w:tc>
-          <w:tcPr/>
-          <w:p>
-            <w:pPr>
-              <w:pStyle w:val="Compact"/>
-            </w:pPr>
-            <w:r>
-              <w:t xml:space="preserve">Viewer</w:t>
-            </w:r>
-          </w:p>
-        </w:tc>
-        <w:tc>
-          <w:tcPr/>
-          <w:p>
-            <w:pPr>
-              <w:pStyle w:val="Compact"/>
-            </w:pPr>
-            <w:r>
-              <w:t xml:space="preserve">Viewer</w:t>
-            </w:r>
-          </w:p>
-        </w:tc>
-        <w:tc>
-          <w:tcPr/>
-          <w:p>
-            <w:pPr>
-              <w:pStyle w:val="Compact"/>
-            </w:pPr>
-            <w:r>
-              <w:t xml:space="preserve">Viewer</w:t>
-            </w:r>
-          </w:p>
-        </w:tc>
-        <w:tc>
-          <w:tcPr/>
-          <w:p>
-            <w:pPr>
-              <w:pStyle w:val="Compact"/>
-            </w:pPr>
-            <w:r>
-              <w:t xml:space="preserve">Admin (Mac mini operator)</w:t>
-            </w:r>
-          </w:p>
-        </w:tc>
-      </w:tr>
-      <w:tr>
-        <w:tc>
-          <w:tcPr/>
-          <w:p>
-            <w:pPr>
-              <w:pStyle w:val="Compact"/>
-            </w:pPr>
-            <w:r>
-              <w:t xml:space="preserve">Google Cloud project (chasepierson.tv)</w:t>
-            </w:r>
-          </w:p>
-        </w:tc>
-        <w:tc>
-          <w:tcPr/>
-          <w:p>
-            <w:pPr>
-              <w:pStyle w:val="Compact"/>
-            </w:pPr>
-            <w:r>
-              <w:t xml:space="preserve">Admin / billing</w:t>
-            </w:r>
-          </w:p>
-        </w:tc>
-        <w:tc>
-          <w:tcPr/>
-          <w:p>
-            <w:pPr>
-              <w:pStyle w:val="Compact"/>
-            </w:pPr>
-            <w:r>
-              <w:t xml:space="preserve">—</w:t>
-            </w:r>
-          </w:p>
-        </w:tc>
-        <w:tc>
-          <w:tcPr/>
-          <w:p>
-            <w:pPr>
-              <w:pStyle w:val="Compact"/>
-            </w:pPr>
-            <w:r>
-              <w:t xml:space="preserve">—</w:t>
-            </w:r>
-          </w:p>
-        </w:tc>
-        <w:tc>
-          <w:tcPr/>
-          <w:p>
-            <w:pPr>
-              <w:pStyle w:val="Compact"/>
-            </w:pPr>
-            <w:r>
-              <w:t xml:space="preserve">—</w:t>
-            </w:r>
-          </w:p>
-        </w:tc>
-        <w:tc>
-          <w:tcPr/>
-          <w:p>
-            <w:pPr>
-              <w:pStyle w:val="Compact"/>
-            </w:pPr>
-            <w:r>
-              <w:t xml:space="preserve">Developer (read/deploy)</w:t>
-            </w:r>
-          </w:p>
-        </w:tc>
-      </w:tr>
-      <w:tr>
-        <w:tc>
-          <w:tcPr/>
-          <w:p>
-            <w:pPr>
-              <w:pStyle w:val="Compact"/>
-            </w:pPr>
-            <w:r>
-              <w:t xml:space="preserve">Postiz (self-hosted social scheduler)</w:t>
-            </w:r>
-          </w:p>
-        </w:tc>
-        <w:tc>
-          <w:tcPr/>
-          <w:p>
-            <w:pPr>
-              <w:pStyle w:val="Compact"/>
-            </w:pPr>
-            <w:r>
-              <w:t xml:space="preserve">Admin</w:t>
-            </w:r>
-          </w:p>
-        </w:tc>
-        <w:tc>
-          <w:tcPr/>
-          <w:p>
-            <w:pPr>
-              <w:pStyle w:val="Compact"/>
-            </w:pPr>
-            <w:r>
-              <w:t xml:space="preserve">Editor</w:t>
-            </w:r>
-          </w:p>
-        </w:tc>
-        <w:tc>
-          <w:tcPr/>
-          <w:p>
-            <w:pPr>
-              <w:pStyle w:val="Compact"/>
-            </w:pPr>
-            <w:r>
-              <w:t xml:space="preserve">Editor</w:t>
-            </w:r>
-          </w:p>
-        </w:tc>
-        <w:tc>
-          <w:tcPr/>
-          <w:p>
-            <w:pPr>
-              <w:pStyle w:val="Compact"/>
-            </w:pPr>
-            <w:r>
-              <w:t xml:space="preserve">Editor (brand kit)</w:t>
-            </w:r>
-          </w:p>
-        </w:tc>
-        <w:tc>
-          <w:tcPr/>
-          <w:p>
-            <w:pPr>
-              <w:pStyle w:val="Compact"/>
-            </w:pPr>
-            <w:r>
-              <w:t xml:space="preserve">Editor</w:t>
-            </w:r>
-          </w:p>
-        </w:tc>
-      </w:tr>
-      <w:tr>
-        <w:tc>
-          <w:tcPr/>
-          <w:p>
-            <w:pPr>
-              <w:pStyle w:val="Compact"/>
-            </w:pPr>
-            <w:r>
-              <w:t xml:space="preserve">CapCut Team (3 seats)</w:t>
-            </w:r>
-          </w:p>
-        </w:tc>
-        <w:tc>
-          <w:tcPr/>
-          <w:p>
-            <w:pPr>
-              <w:pStyle w:val="Compact"/>
-            </w:pPr>
-            <w:r>
-              <w:t xml:space="preserve">Admin / seat 1</w:t>
-            </w:r>
-          </w:p>
-        </w:tc>
-        <w:tc>
-          <w:tcPr/>
-          <w:p>
-            <w:pPr>
-              <w:pStyle w:val="Compact"/>
-            </w:pPr>
-            <w:r>
-              <w:t xml:space="preserve">Seat 3</w:t>
-            </w:r>
-          </w:p>
-        </w:tc>
-        <w:tc>
-          <w:tcPr/>
-          <w:p>
-            <w:pPr>
-              <w:pStyle w:val="Compact"/>
-            </w:pPr>
-            <w:r>
-              <w:t xml:space="preserve">—</w:t>
-            </w:r>
-          </w:p>
-        </w:tc>
-        <w:tc>
-          <w:tcPr/>
-          <w:p>
-            <w:pPr>
-              <w:pStyle w:val="Compact"/>
-            </w:pPr>
-            <w:r>
-              <w:t xml:space="preserve">—</w:t>
-            </w:r>
-          </w:p>
-        </w:tc>
-        <w:tc>
-          <w:tcPr/>
-          <w:p>
-            <w:pPr>
-              <w:pStyle w:val="Compact"/>
-            </w:pPr>
-            <w:r>
-              <w:t xml:space="preserve">Seat 2</w:t>
+              <w:t xml:space="preserve">PMS, current plan [verify]</w:t>
+            </w:r>
+          </w:p>
+        </w:tc>
+        <w:tc>
+          <w:tcPr/>
+          <w:p>
+            <w:pPr>
+              <w:pStyle w:val="Compact"/>
+            </w:pPr>
+            <w:r>
+              <w:t xml:space="preserve">~$300–500</w:t>
+            </w:r>
+          </w:p>
+        </w:tc>
+        <w:tc>
+          <w:tcPr/>
+          <w:p>
+            <w:pPr>
+              <w:pStyle w:val="Compact"/>
+            </w:pPr>
+            <w:r>
+              <w:t xml:space="preserve">Amy primary, Tracy, Chase (admin)</w:t>
+            </w:r>
+          </w:p>
+        </w:tc>
+        <w:tc>
+          <w:tcPr/>
+          <w:p>
+            <w:pPr>
+              <w:pStyle w:val="Compact"/>
+            </w:pPr>
+            <w:r>
+              <w:t xml:space="preserve">INN</w:t>
+            </w:r>
+          </w:p>
+        </w:tc>
+        <w:tc>
+          <w:tcPr/>
+          <w:p>
+            <w:pPr>
+              <w:pStyle w:val="Compact"/>
+            </w:pPr>
+            <w:r>
+              <w:t xml:space="preserve">Property management system. Inn-only.</w:t>
+            </w:r>
+          </w:p>
+        </w:tc>
+      </w:tr>
+      <w:tr>
+        <w:tc>
+          <w:tcPr/>
+          <w:p>
+            <w:pPr>
+              <w:pStyle w:val="Compact"/>
+            </w:pPr>
+            <w:r>
+              <w:rPr>
+                <w:b/>
+                <w:bCs/>
+              </w:rPr>
+              <w:t xml:space="preserve">Twilio (SMS for booking flow)</w:t>
+            </w:r>
+          </w:p>
+        </w:tc>
+        <w:tc>
+          <w:tcPr/>
+          <w:p>
+            <w:pPr>
+              <w:pStyle w:val="Compact"/>
+            </w:pPr>
+            <w:r>
+              <w:t xml:space="preserve">Pay-per-use</w:t>
+            </w:r>
+          </w:p>
+        </w:tc>
+        <w:tc>
+          <w:tcPr/>
+          <w:p>
+            <w:pPr>
+              <w:pStyle w:val="Compact"/>
+            </w:pPr>
+            <w:r>
+              <w:t xml:space="preserve">~$10 [verify if used]</w:t>
+            </w:r>
+          </w:p>
+        </w:tc>
+        <w:tc>
+          <w:tcPr/>
+          <w:p>
+            <w:pPr>
+              <w:pStyle w:val="Compact"/>
+            </w:pPr>
+            <w:r>
+              <w:t xml:space="preserve">Platform</w:t>
+            </w:r>
+          </w:p>
+        </w:tc>
+        <w:tc>
+          <w:tcPr/>
+          <w:p>
+            <w:pPr>
+              <w:pStyle w:val="Compact"/>
+            </w:pPr>
+            <w:r>
+              <w:t xml:space="preserve">INN</w:t>
+            </w:r>
+          </w:p>
+        </w:tc>
+        <w:tc>
+          <w:tcPr/>
+          <w:p>
+            <w:pPr>
+              <w:pStyle w:val="Compact"/>
+            </w:pPr>
+            <w:r>
+              <w:t xml:space="preserve">SMS notifications to guests</w:t>
+            </w:r>
+          </w:p>
+        </w:tc>
+      </w:tr>
+      <w:tr>
+        <w:tc>
+          <w:tcPr/>
+          <w:p>
+            <w:pPr>
+              <w:pStyle w:val="Compact"/>
+            </w:pPr>
+            <w:r>
+              <w:rPr>
+                <w:b/>
+                <w:bCs/>
+              </w:rPr>
+              <w:t xml:space="preserve">Inn subtotal</w:t>
+            </w:r>
+          </w:p>
+        </w:tc>
+        <w:tc>
+          <w:tcPr/>
+          <w:p>
+            <w:pPr>
+              <w:pStyle w:val="Compact"/>
+            </w:pPr>
+          </w:p>
+        </w:tc>
+        <w:tc>
+          <w:tcPr/>
+          <w:p>
+            <w:pPr>
+              <w:pStyle w:val="Compact"/>
+            </w:pPr>
+            <w:r>
+              <w:rPr>
+                <w:b/>
+                <w:bCs/>
+              </w:rPr>
+              <w:t xml:space="preserve">~$310–510/mo</w:t>
+            </w:r>
+          </w:p>
+        </w:tc>
+        <w:tc>
+          <w:tcPr/>
+          <w:p>
+            <w:pPr>
+              <w:pStyle w:val="Compact"/>
+            </w:pPr>
+          </w:p>
+        </w:tc>
+        <w:tc>
+          <w:tcPr/>
+          <w:p>
+            <w:pPr>
+              <w:pStyle w:val="Compact"/>
+            </w:pPr>
+          </w:p>
+        </w:tc>
+        <w:tc>
+          <w:tcPr/>
+          <w:p>
+            <w:pPr>
+              <w:pStyle w:val="Compact"/>
+            </w:pPr>
+            <w:r>
+              <w:t xml:space="preserve">Rolled into the $125k Inn cost basis, NOT into MBT platform stack</w:t>
+            </w:r>
+          </w:p>
+        </w:tc>
+      </w:tr>
+    </w:tbl>
+    <w:bookmarkEnd w:id="19"/>
+    <w:bookmarkStart w:id="20" w:name="e.-partner-studios-their-own-stacks"/>
+    <w:p>
+      <w:pPr>
+        <w:pStyle w:val="Heading3"/>
+      </w:pPr>
+      <w:r>
+        <w:t xml:space="preserve">E. Partner studios — their own stacks</w:t>
+      </w:r>
+    </w:p>
+    <w:tbl>
+      <w:tblPr>
+        <w:tblStyle w:val="Table"/>
+        <w:tblW w:type="pct" w:w="5000"/>
+        <w:tblLayout w:type="fixed"/>
+        <w:tblLook w:firstRow="1" w:lastRow="0" w:firstColumn="0" w:lastColumn="0" w:noHBand="0" w:noVBand="0" w:val="0020"/>
+      </w:tblPr>
+      <w:tblGrid>
+        <w:gridCol w:w="1980"/>
+        <w:gridCol w:w="1980"/>
+        <w:gridCol w:w="1980"/>
+        <w:gridCol w:w="1980"/>
+      </w:tblGrid>
+      <w:tr>
+        <w:trPr>
+          <w:tblHeader w:val="on"/>
+        </w:trPr>
+        <w:tc>
+          <w:tcPr/>
+          <w:p>
+            <w:pPr>
+              <w:pStyle w:val="Compact"/>
+            </w:pPr>
+            <w:r>
+              <w:t xml:space="preserve">Subscription</w:t>
+            </w:r>
+          </w:p>
+        </w:tc>
+        <w:tc>
+          <w:tcPr/>
+          <w:p>
+            <w:pPr>
+              <w:pStyle w:val="Compact"/>
+            </w:pPr>
+            <w:r>
+              <w:t xml:space="preserve">Who</w:t>
+            </w:r>
+          </w:p>
+        </w:tc>
+        <w:tc>
+          <w:tcPr/>
+          <w:p>
+            <w:pPr>
+              <w:pStyle w:val="Compact"/>
+            </w:pPr>
+            <w:r>
+              <w:t xml:space="preserve">Classification</w:t>
+            </w:r>
+          </w:p>
+        </w:tc>
+        <w:tc>
+          <w:tcPr/>
+          <w:p>
+            <w:pPr>
+              <w:pStyle w:val="Compact"/>
+            </w:pPr>
+            <w:r>
+              <w:t xml:space="preserve">Notes</w:t>
+            </w:r>
+          </w:p>
+        </w:tc>
+      </w:tr>
+      <w:tr>
+        <w:tc>
+          <w:tcPr/>
+          <w:p>
+            <w:pPr>
+              <w:pStyle w:val="Compact"/>
+            </w:pPr>
+            <w:r>
+              <w:rPr>
+                <w:b/>
+                <w:bCs/>
+              </w:rPr>
+              <w:t xml:space="preserve">Tuthill Design tools</w:t>
+            </w:r>
+            <w:r>
+              <w:t xml:space="preserve"> </w:t>
+            </w:r>
+            <w:r>
+              <w:t xml:space="preserve">(their Adobe, print vendors, etc.)</w:t>
+            </w:r>
+          </w:p>
+        </w:tc>
+        <w:tc>
+          <w:tcPr/>
+          <w:p>
+            <w:pPr>
+              <w:pStyle w:val="Compact"/>
+            </w:pPr>
+            <w:r>
+              <w:t xml:space="preserve">Tuthill Design</w:t>
+            </w:r>
+          </w:p>
+        </w:tc>
+        <w:tc>
+          <w:tcPr/>
+          <w:p>
+            <w:pPr>
+              <w:pStyle w:val="Compact"/>
+            </w:pPr>
+            <w:r>
+              <w:t xml:space="preserve">TUTHILL-DESIGN</w:t>
+            </w:r>
+          </w:p>
+        </w:tc>
+        <w:tc>
+          <w:tcPr/>
+          <w:p>
+            <w:pPr>
+              <w:pStyle w:val="Compact"/>
+            </w:pPr>
+            <w:r>
+              <w:t xml:space="preserve">Tuthill pays from their own account. Not on MBT card.</w:t>
             </w:r>
           </w:p>
         </w:tc>
@@ -7331,17 +5278,2800 @@
         </w:pict>
       </w:r>
     </w:p>
-    <w:bookmarkEnd w:id="23"/>
-    <w:bookmarkStart w:id="34" w:name="action-items"/>
+    <w:bookmarkEnd w:id="20"/>
+    <w:bookmarkEnd w:id="21"/>
+    <w:bookmarkStart w:id="22" w:name="Xa0e478557c5fc6cce60bbeeb51e06ad5cf4a5be"/>
     <w:p>
       <w:pPr>
         <w:pStyle w:val="Heading2"/>
       </w:pPr>
       <w:r>
+        <w:t xml:space="preserve">4. Monthly tally — reconciled against the $1,000/mo hard cap</w:t>
+      </w:r>
+    </w:p>
+    <w:p>
+      <w:pPr>
+        <w:pStyle w:val="FirstParagraph"/>
+      </w:pPr>
+      <w:r>
+        <w:rPr>
+          <w:b/>
+          <w:bCs/>
+        </w:rPr>
+        <w:t xml:space="preserve">“MBT software + AI subscription stack”</w:t>
+      </w:r>
+      <w:r>
+        <w:rPr>
+          <w:b/>
+          <w:bCs/>
+        </w:rPr>
+        <w:t xml:space="preserve"> </w:t>
+      </w:r>
+      <w:r>
+        <w:rPr>
+          <w:b/>
+          <w:bCs/>
+        </w:rPr>
+        <w:t xml:space="preserve">= Sections A + B + C (including C.1 GCP + C.2 self-hosted) combined.</w:t>
+      </w:r>
+    </w:p>
+    <w:tbl>
+      <w:tblPr>
+        <w:tblStyle w:val="Table"/>
+        <w:tblW w:type="pct" w:w="5000"/>
+        <w:tblLayout w:type="fixed"/>
+        <w:tblLook w:firstRow="1" w:lastRow="0" w:firstColumn="0" w:lastColumn="0" w:noHBand="0" w:noVBand="0" w:val="0020"/>
+      </w:tblPr>
+      <w:tblGrid>
+        <w:gridCol w:w="3960"/>
+        <w:gridCol w:w="3960"/>
+      </w:tblGrid>
+      <w:tr>
+        <w:trPr>
+          <w:tblHeader w:val="on"/>
+        </w:trPr>
+        <w:tc>
+          <w:tcPr/>
+          <w:p>
+            <w:pPr>
+              <w:pStyle w:val="Compact"/>
+            </w:pPr>
+            <w:r>
+              <w:t xml:space="preserve">Bucket</w:t>
+            </w:r>
+          </w:p>
+        </w:tc>
+        <w:tc>
+          <w:tcPr/>
+          <w:p>
+            <w:pPr>
+              <w:pStyle w:val="Compact"/>
+            </w:pPr>
+            <w:r>
+              <w:t xml:space="preserve">Monthly range</w:t>
+            </w:r>
+          </w:p>
+        </w:tc>
+      </w:tr>
+      <w:tr>
+        <w:tc>
+          <w:tcPr/>
+          <w:p>
+            <w:pPr>
+              <w:pStyle w:val="Compact"/>
+            </w:pPr>
+            <w:r>
+              <w:t xml:space="preserve">A. chasepierson.tv identity + AI stack (incl. Spotify Family)</w:t>
+            </w:r>
+          </w:p>
+        </w:tc>
+        <w:tc>
+          <w:tcPr/>
+          <w:p>
+            <w:pPr>
+              <w:pStyle w:val="Compact"/>
+            </w:pPr>
+            <w:r>
+              <w:t xml:space="preserve">~$310–340</w:t>
+            </w:r>
+          </w:p>
+        </w:tc>
+      </w:tr>
+      <w:tr>
+        <w:tc>
+          <w:tcPr/>
+          <w:p>
+            <w:pPr>
+              <w:pStyle w:val="Compact"/>
+            </w:pPr>
+            <w:r>
+              <w:t xml:space="preserve">B. Studio C production stack (incl. CapCut Team 3 seats)</w:t>
+            </w:r>
+          </w:p>
+        </w:tc>
+        <w:tc>
+          <w:tcPr/>
+          <w:p>
+            <w:pPr>
+              <w:pStyle w:val="Compact"/>
+            </w:pPr>
+            <w:r>
+              <w:t xml:space="preserve">~$125–170</w:t>
+            </w:r>
+          </w:p>
+        </w:tc>
+      </w:tr>
+      <w:tr>
+        <w:tc>
+          <w:tcPr/>
+          <w:p>
+            <w:pPr>
+              <w:pStyle w:val="Compact"/>
+            </w:pPr>
+            <w:r>
+              <w:t xml:space="preserve">C. MBT platform infrastructure (non-GCP)</w:t>
+            </w:r>
+          </w:p>
+        </w:tc>
+        <w:tc>
+          <w:tcPr/>
+          <w:p>
+            <w:pPr>
+              <w:pStyle w:val="Compact"/>
+            </w:pPr>
+            <w:r>
+              <w:t xml:space="preserve">~$140–230</w:t>
+            </w:r>
+          </w:p>
+        </w:tc>
+      </w:tr>
+      <w:tr>
+        <w:tc>
+          <w:tcPr/>
+          <w:p>
+            <w:pPr>
+              <w:pStyle w:val="Compact"/>
+            </w:pPr>
+            <w:r>
+              <w:t xml:space="preserve">C.1 Google Cloud services</w:t>
+            </w:r>
+          </w:p>
+        </w:tc>
+        <w:tc>
+          <w:tcPr/>
+          <w:p>
+            <w:pPr>
+              <w:pStyle w:val="Compact"/>
+            </w:pPr>
+            <w:r>
+              <w:t xml:space="preserve">~$50–100</w:t>
+            </w:r>
+          </w:p>
+        </w:tc>
+      </w:tr>
+      <w:tr>
+        <w:tc>
+          <w:tcPr/>
+          <w:p>
+            <w:pPr>
+              <w:pStyle w:val="Compact"/>
+            </w:pPr>
+            <w:r>
+              <w:t xml:space="preserve">C.2 Self-hosted services (Mac mini)</w:t>
+            </w:r>
+          </w:p>
+        </w:tc>
+        <w:tc>
+          <w:tcPr/>
+          <w:p>
+            <w:pPr>
+              <w:pStyle w:val="Compact"/>
+            </w:pPr>
+            <w:r>
+              <w:t xml:space="preserve">$0</w:t>
+            </w:r>
+          </w:p>
+        </w:tc>
+      </w:tr>
+      <w:tr>
+        <w:tc>
+          <w:tcPr/>
+          <w:p>
+            <w:pPr>
+              <w:pStyle w:val="Compact"/>
+            </w:pPr>
+            <w:r>
+              <w:t xml:space="preserve">C.3 Big Muddy Records label ops (DistroKid Label + SoundCloud Pro)</w:t>
+            </w:r>
+          </w:p>
+        </w:tc>
+        <w:tc>
+          <w:tcPr/>
+          <w:p>
+            <w:pPr>
+              <w:pStyle w:val="Compact"/>
+            </w:pPr>
+            <w:r>
+              <w:t xml:space="preserve">~$24</w:t>
+            </w:r>
+          </w:p>
+        </w:tc>
+      </w:tr>
+      <w:tr>
+        <w:tc>
+          <w:tcPr/>
+          <w:p>
+            <w:pPr>
+              <w:pStyle w:val="Compact"/>
+            </w:pPr>
+            <w:r>
+              <w:rPr>
+                <w:b/>
+                <w:bCs/>
+              </w:rPr>
+              <w:t xml:space="preserve">Total MBT-paid subscription stack</w:t>
+            </w:r>
+          </w:p>
+        </w:tc>
+        <w:tc>
+          <w:tcPr/>
+          <w:p>
+            <w:pPr>
+              <w:pStyle w:val="Compact"/>
+            </w:pPr>
+            <w:r>
+              <w:rPr>
+                <w:b/>
+                <w:bCs/>
+              </w:rPr>
+              <w:t xml:space="preserve">~$649–864/mo</w:t>
+            </w:r>
+          </w:p>
+        </w:tc>
+      </w:tr>
+    </w:tbl>
+    <w:p>
+      <w:pPr>
+        <w:pStyle w:val="BodyText"/>
+      </w:pPr>
+      <w:r>
+        <w:rPr>
+          <w:b/>
+          <w:bCs/>
+        </w:rPr>
+        <w:t xml:space="preserve">The hard cap is $1,000/mo.</w:t>
+      </w:r>
+      <w:r>
+        <w:t xml:space="preserve"> </w:t>
+      </w:r>
+      <w:r>
+        <w:t xml:space="preserve">Actual estimated at</w:t>
+      </w:r>
+      <w:r>
+        <w:t xml:space="preserve"> </w:t>
+      </w:r>
+      <w:r>
+        <w:rPr>
+          <w:b/>
+          <w:bCs/>
+        </w:rPr>
+        <w:t xml:space="preserve">~$650–865/mo</w:t>
+      </w:r>
+      <w:r>
+        <w:t xml:space="preserve"> </w:t>
+      </w:r>
+      <w:r>
+        <w:t xml:space="preserve">(after adding CapCut Team 3 seats + Spotify Family + Big Muddy Records label ops), which leaves</w:t>
+      </w:r>
+      <w:r>
+        <w:t xml:space="preserve"> </w:t>
+      </w:r>
+      <w:r>
+        <w:rPr>
+          <w:b/>
+          <w:bCs/>
+        </w:rPr>
+        <w:t xml:space="preserve">~$135–350/mo of headroom</w:t>
+      </w:r>
+      <w:r>
+        <w:t xml:space="preserve"> </w:t>
+      </w:r>
+      <w:r>
+        <w:t xml:space="preserve">for:</w:t>
+      </w:r>
+      <w:r>
+        <w:t xml:space="preserve"> </w:t>
+      </w:r>
+      <w:r>
+        <w:t xml:space="preserve">- ChatGPT API spikes above the $50 cap (if we lift the cap)</w:t>
+      </w:r>
+      <w:r>
+        <w:t xml:space="preserve"> </w:t>
+      </w:r>
+      <w:r>
+        <w:t xml:space="preserve">- Perplexity API usage variance</w:t>
+      </w:r>
+      <w:r>
+        <w:t xml:space="preserve"> </w:t>
+      </w:r>
+      <w:r>
+        <w:t xml:space="preserve">- Vertex AI generation variance (Gemini + Imagen)</w:t>
+      </w:r>
+      <w:r>
+        <w:t xml:space="preserve"> </w:t>
+      </w:r>
+      <w:r>
+        <w:t xml:space="preserve">- Planned additions in Section 4.5 below (email marketing, social scheduler if Postiz doesn’t scale, etc.)</w:t>
+      </w:r>
+      <w:r>
+        <w:t xml:space="preserve"> </w:t>
+      </w:r>
+      <w:r>
+        <w:t xml:space="preserve">- Unplanned mid-year tools</w:t>
+      </w:r>
+    </w:p>
+    <w:p>
+      <w:pPr>
+        <w:pStyle w:val="BodyText"/>
+      </w:pPr>
+      <w:r>
+        <w:rPr>
+          <w:b/>
+          <w:bCs/>
+        </w:rPr>
+        <w:t xml:space="preserve">If cumulative actuals trend toward the cap</w:t>
+      </w:r>
+      <w:r>
+        <w:t xml:space="preserve">, we either (a) cancel a tool before adding new, or (b) upgrade a revenue line to justify the spend. No exceptions without Chase sign-off.</w:t>
+      </w:r>
+    </w:p>
+    <w:p>
+      <w:pPr>
+        <w:pStyle w:val="BodyText"/>
+      </w:pPr>
+      <w:r>
+        <w:t xml:space="preserve">If actual spend stays at $600–700/mo through Q2, the $1k break-even line stays as a prudent buffer. Revisit downward in Q3 only if actuals run consistently under $750/mo for 90 days.</w:t>
+      </w:r>
+    </w:p>
+    <w:p>
+      <w:pPr>
+        <w:pStyle w:val="BodyText"/>
+      </w:pPr>
+      <w:r>
+        <w:rPr>
+          <w:b/>
+          <w:bCs/>
+        </w:rPr>
+        <w:t xml:space="preserve">Not counted in the MBT stack:</w:t>
+      </w:r>
+      <w:r>
+        <w:t xml:space="preserve"> </w:t>
+      </w:r>
+      <w:r>
+        <w:t xml:space="preserve">- Section D (Inn tools like Cloudbeds) — rolled into the $125k Inn cost basis in the break-even math</w:t>
+      </w:r>
+      <w:r>
+        <w:t xml:space="preserve"> </w:t>
+      </w:r>
+      <w:r>
+        <w:t xml:space="preserve">- Section E (Tuthill own stack) — not on MBT books</w:t>
+      </w:r>
+    </w:p>
+    <w:p>
+      <w:r>
+        <w:pict>
+          <v:rect style="width:0;height:1.5pt" o:hralign="center" o:hrstd="t" o:hr="t"/>
+        </w:pict>
+      </w:r>
+    </w:p>
+    <w:bookmarkEnd w:id="22"/>
+    <w:bookmarkStart w:id="23" w:name="X419b39141fe5e567a36169018392bdd64462bec"/>
+    <w:p>
+      <w:pPr>
+        <w:pStyle w:val="Heading2"/>
+      </w:pPr>
+      <w:r>
+        <w:t xml:space="preserve">4.5 Services we might need to add (within the $1k cap)</w:t>
+      </w:r>
+    </w:p>
+    <w:p>
+      <w:pPr>
+        <w:pStyle w:val="FirstParagraph"/>
+      </w:pPr>
+      <w:r>
+        <w:t xml:space="preserve">Ranked by priority.</w:t>
+      </w:r>
+      <w:r>
+        <w:t xml:space="preserve"> </w:t>
+      </w:r>
+      <w:r>
+        <w:t xml:space="preserve">“Budget impact”</w:t>
+      </w:r>
+      <w:r>
+        <w:t xml:space="preserve"> </w:t>
+      </w:r>
+      <w:r>
+        <w:t xml:space="preserve">is per-month. Each addition counts against the $1k hard cap; if we add one, total spend goes up.</w:t>
+      </w:r>
+    </w:p>
+    <w:tbl>
+      <w:tblPr>
+        <w:tblStyle w:val="Table"/>
+        <w:tblW w:type="pct" w:w="5000"/>
+        <w:tblLayout w:type="fixed"/>
+        <w:tblLook w:firstRow="1" w:lastRow="0" w:firstColumn="0" w:lastColumn="0" w:noHBand="0" w:noVBand="0" w:val="0020"/>
+      </w:tblPr>
+      <w:tblGrid>
+        <w:gridCol w:w="1584"/>
+        <w:gridCol w:w="1584"/>
+        <w:gridCol w:w="1584"/>
+        <w:gridCol w:w="1584"/>
+        <w:gridCol w:w="1584"/>
+      </w:tblGrid>
+      <w:tr>
+        <w:trPr>
+          <w:tblHeader w:val="on"/>
+        </w:trPr>
+        <w:tc>
+          <w:tcPr/>
+          <w:p>
+            <w:pPr>
+              <w:pStyle w:val="Compact"/>
+            </w:pPr>
+            <w:r>
+              <w:t xml:space="preserve">Priority</w:t>
+            </w:r>
+          </w:p>
+        </w:tc>
+        <w:tc>
+          <w:tcPr/>
+          <w:p>
+            <w:pPr>
+              <w:pStyle w:val="Compact"/>
+            </w:pPr>
+            <w:r>
+              <w:t xml:space="preserve">Service</w:t>
+            </w:r>
+          </w:p>
+        </w:tc>
+        <w:tc>
+          <w:tcPr/>
+          <w:p>
+            <w:pPr>
+              <w:pStyle w:val="Compact"/>
+            </w:pPr>
+            <w:r>
+              <w:t xml:space="preserve">Why</w:t>
+            </w:r>
+          </w:p>
+        </w:tc>
+        <w:tc>
+          <w:tcPr/>
+          <w:p>
+            <w:pPr>
+              <w:pStyle w:val="Compact"/>
+            </w:pPr>
+            <w:r>
+              <w:t xml:space="preserve">Budget impact</w:t>
+            </w:r>
+          </w:p>
+        </w:tc>
+        <w:tc>
+          <w:tcPr/>
+          <w:p>
+            <w:pPr>
+              <w:pStyle w:val="Compact"/>
+            </w:pPr>
+            <w:r>
+              <w:t xml:space="preserve">Decision criteria</w:t>
+            </w:r>
+          </w:p>
+        </w:tc>
+      </w:tr>
+      <w:tr>
+        <w:tc>
+          <w:tcPr/>
+          <w:p>
+            <w:pPr>
+              <w:pStyle w:val="Compact"/>
+            </w:pPr>
+            <w:r>
+              <w:rPr>
+                <w:b/>
+                <w:bCs/>
+              </w:rPr>
+              <w:t xml:space="preserve">P1 — High</w:t>
+            </w:r>
+          </w:p>
+        </w:tc>
+        <w:tc>
+          <w:tcPr/>
+          <w:p>
+            <w:pPr>
+              <w:pStyle w:val="Compact"/>
+            </w:pPr>
+            <w:r>
+              <w:rPr>
+                <w:b/>
+                <w:bCs/>
+              </w:rPr>
+              <w:t xml:space="preserve">Klaviyo-class email marketing</w:t>
+            </w:r>
+            <w:r>
+              <w:t xml:space="preserve"> </w:t>
+            </w:r>
+            <w:r>
+              <w:t xml:space="preserve">(e.g., Loops, Klaviyo, Beehiiv, ConvertKit)</w:t>
+            </w:r>
+          </w:p>
+        </w:tc>
+        <w:tc>
+          <w:tcPr/>
+          <w:p>
+            <w:pPr>
+              <w:pStyle w:val="Compact"/>
+            </w:pPr>
+            <w:r>
+              <w:t xml:space="preserve">Past-guest email + new-booking welcome sequences. Named in the channel-yield strategy as one of the highest-ROI yield investments in hospitality.</w:t>
+            </w:r>
+          </w:p>
+        </w:tc>
+        <w:tc>
+          <w:tcPr/>
+          <w:p>
+            <w:pPr>
+              <w:pStyle w:val="Compact"/>
+            </w:pPr>
+            <w:r>
+              <w:t xml:space="preserve">~$50–100/mo at our list size</w:t>
+            </w:r>
+          </w:p>
+        </w:tc>
+        <w:tc>
+          <w:tcPr/>
+          <w:p>
+            <w:pPr>
+              <w:pStyle w:val="Compact"/>
+            </w:pPr>
+            <w:r>
+              <w:t xml:space="preserve">Ship after the first 50 past-guest contacts are in Attio</w:t>
+            </w:r>
+          </w:p>
+        </w:tc>
+      </w:tr>
+      <w:tr>
+        <w:tc>
+          <w:tcPr/>
+          <w:p>
+            <w:pPr>
+              <w:pStyle w:val="Compact"/>
+            </w:pPr>
+            <w:r>
+              <w:rPr>
+                <w:b/>
+                <w:bCs/>
+              </w:rPr>
+              <w:t xml:space="preserve">P1 — High</w:t>
+            </w:r>
+          </w:p>
+        </w:tc>
+        <w:tc>
+          <w:tcPr/>
+          <w:p>
+            <w:pPr>
+              <w:pStyle w:val="Compact"/>
+            </w:pPr>
+            <w:r>
+              <w:rPr>
+                <w:b/>
+                <w:bCs/>
+              </w:rPr>
+              <w:t xml:space="preserve">Meeting recording + transcription</w:t>
+            </w:r>
+            <w:r>
+              <w:t xml:space="preserve"> </w:t>
+            </w:r>
+            <w:r>
+              <w:t xml:space="preserve">(e.g., Otter.ai, Fireflies, Granola, Zoom’s native)</w:t>
+            </w:r>
+          </w:p>
+        </w:tc>
+        <w:tc>
+          <w:tcPr/>
+          <w:p>
+            <w:pPr>
+              <w:pStyle w:val="Compact"/>
+            </w:pPr>
+            <w:r>
+              <w:t xml:space="preserve">So partner meetings like today’s produce a transcript we can fold into the canonical docs immediately. Chase already asked for recording workflow earlier today.</w:t>
+            </w:r>
+          </w:p>
+        </w:tc>
+        <w:tc>
+          <w:tcPr/>
+          <w:p>
+            <w:pPr>
+              <w:pStyle w:val="Compact"/>
+            </w:pPr>
+            <w:r>
+              <w:t xml:space="preserve">~$10–30/mo</w:t>
+            </w:r>
+          </w:p>
+        </w:tc>
+        <w:tc>
+          <w:tcPr/>
+          <w:p>
+            <w:pPr>
+              <w:pStyle w:val="Compact"/>
+            </w:pPr>
+            <w:r>
+              <w:t xml:space="preserve">Before next partner meeting</w:t>
+            </w:r>
+          </w:p>
+        </w:tc>
+      </w:tr>
+      <w:tr>
+        <w:tc>
+          <w:tcPr/>
+          <w:p>
+            <w:pPr>
+              <w:pStyle w:val="Compact"/>
+            </w:pPr>
+            <w:r>
+              <w:rPr>
+                <w:b/>
+                <w:bCs/>
+              </w:rPr>
+              <w:t xml:space="preserve">P2 — Medium</w:t>
+            </w:r>
+          </w:p>
+        </w:tc>
+        <w:tc>
+          <w:tcPr/>
+          <w:p>
+            <w:pPr>
+              <w:pStyle w:val="Compact"/>
+            </w:pPr>
+            <w:r>
+              <w:rPr>
+                <w:b/>
+                <w:bCs/>
+              </w:rPr>
+              <w:t xml:space="preserve">Podcasting service upgrade</w:t>
+            </w:r>
+            <w:r>
+              <w:t xml:space="preserve"> </w:t>
+            </w:r>
+            <w:r>
+              <w:t xml:space="preserve">(if Buzzsprout Standard at $18/mo hits limits)</w:t>
+            </w:r>
+          </w:p>
+        </w:tc>
+        <w:tc>
+          <w:tcPr/>
+          <w:p>
+            <w:pPr>
+              <w:pStyle w:val="Compact"/>
+            </w:pPr>
+            <w:r>
+              <w:t xml:space="preserve">Buzzsprout Standard covers 3 hours of upload/month. If Arrie Aslin + Big Muddy Radio produce more than that regularly, upgrade to $24/mo (6 hrs) or $34/mo (12 hrs).</w:t>
+            </w:r>
+          </w:p>
+        </w:tc>
+        <w:tc>
+          <w:tcPr/>
+          <w:p>
+            <w:pPr>
+              <w:pStyle w:val="Compact"/>
+            </w:pPr>
+            <w:r>
+              <w:t xml:space="preserve">+$6–16/mo delta</w:t>
+            </w:r>
+          </w:p>
+        </w:tc>
+        <w:tc>
+          <w:tcPr/>
+          <w:p>
+            <w:pPr>
+              <w:pStyle w:val="Compact"/>
+            </w:pPr>
+            <w:r>
+              <w:t xml:space="preserve">Q3, after we see actual episode cadence</w:t>
+            </w:r>
+          </w:p>
+        </w:tc>
+      </w:tr>
+      <w:tr>
+        <w:tc>
+          <w:tcPr/>
+          <w:p>
+            <w:pPr>
+              <w:pStyle w:val="Compact"/>
+            </w:pPr>
+            <w:r>
+              <w:rPr>
+                <w:b/>
+                <w:bCs/>
+              </w:rPr>
+              <w:t xml:space="preserve">P2 — Medium</w:t>
+            </w:r>
+          </w:p>
+        </w:tc>
+        <w:tc>
+          <w:tcPr/>
+          <w:p>
+            <w:pPr>
+              <w:pStyle w:val="Compact"/>
+            </w:pPr>
+            <w:r>
+              <w:rPr>
+                <w:b/>
+                <w:bCs/>
+              </w:rPr>
+              <w:t xml:space="preserve">Social scheduler upgrade / replacement</w:t>
+            </w:r>
+            <w:r>
+              <w:t xml:space="preserve"> </w:t>
+            </w:r>
+            <w:r>
+              <w:t xml:space="preserve">(if self-hosted Postiz doesn’t scale)</w:t>
+            </w:r>
+          </w:p>
+        </w:tc>
+        <w:tc>
+          <w:tcPr/>
+          <w:p>
+            <w:pPr>
+              <w:pStyle w:val="Compact"/>
+            </w:pPr>
+            <w:r>
+              <w:t xml:space="preserve">Postiz is free because we self-host. If it breaks or doesn’t support a platform we need (TikTok, LinkedIn Company pages), a hosted alternative like Buffer ($15/mo), Later ($25/mo), or Hootsuite ($99/mo) may be needed.</w:t>
+            </w:r>
+          </w:p>
+        </w:tc>
+        <w:tc>
+          <w:tcPr/>
+          <w:p>
+            <w:pPr>
+              <w:pStyle w:val="Compact"/>
+            </w:pPr>
+            <w:r>
+              <w:t xml:space="preserve">$15–99/mo if we switch</w:t>
+            </w:r>
+          </w:p>
+        </w:tc>
+        <w:tc>
+          <w:tcPr/>
+          <w:p>
+            <w:pPr>
+              <w:pStyle w:val="Compact"/>
+            </w:pPr>
+            <w:r>
+              <w:t xml:space="preserve">Verify Postiz coverage in Week 1 of 90-day plan</w:t>
+            </w:r>
+          </w:p>
+        </w:tc>
+      </w:tr>
+      <w:tr>
+        <w:tc>
+          <w:tcPr/>
+          <w:p>
+            <w:pPr>
+              <w:pStyle w:val="Compact"/>
+            </w:pPr>
+            <w:r>
+              <w:rPr>
+                <w:b/>
+                <w:bCs/>
+              </w:rPr>
+              <w:t xml:space="preserve">P3 — Low</w:t>
+            </w:r>
+          </w:p>
+        </w:tc>
+        <w:tc>
+          <w:tcPr/>
+          <w:p>
+            <w:pPr>
+              <w:pStyle w:val="Compact"/>
+            </w:pPr>
+            <w:r>
+              <w:rPr>
+                <w:b/>
+                <w:bCs/>
+              </w:rPr>
+              <w:t xml:space="preserve">Figma</w:t>
+            </w:r>
+          </w:p>
+        </w:tc>
+        <w:tc>
+          <w:tcPr/>
+          <w:p>
+            <w:pPr>
+              <w:pStyle w:val="Compact"/>
+            </w:pPr>
+            <w:r>
+              <w:t xml:space="preserve">Design collaboration with Tuthill. Tuthill may already have a seat.</w:t>
+            </w:r>
+          </w:p>
+        </w:tc>
+        <w:tc>
+          <w:tcPr/>
+          <w:p>
+            <w:pPr>
+              <w:pStyle w:val="Compact"/>
+            </w:pPr>
+            <w:r>
+              <w:t xml:space="preserve">$15/mo per seat</w:t>
+            </w:r>
+          </w:p>
+        </w:tc>
+        <w:tc>
+          <w:tcPr/>
+          <w:p>
+            <w:pPr>
+              <w:pStyle w:val="Compact"/>
+            </w:pPr>
+            <w:r>
+              <w:t xml:space="preserve">Only if Tuthill requires it for handoffs</w:t>
+            </w:r>
+          </w:p>
+        </w:tc>
+      </w:tr>
+      <w:tr>
+        <w:tc>
+          <w:tcPr/>
+          <w:p>
+            <w:pPr>
+              <w:pStyle w:val="Compact"/>
+            </w:pPr>
+            <w:r>
+              <w:rPr>
+                <w:b/>
+                <w:bCs/>
+              </w:rPr>
+              <w:t xml:space="preserve">P3 — Low</w:t>
+            </w:r>
+          </w:p>
+        </w:tc>
+        <w:tc>
+          <w:tcPr/>
+          <w:p>
+            <w:pPr>
+              <w:pStyle w:val="Compact"/>
+            </w:pPr>
+            <w:r>
+              <w:rPr>
+                <w:b/>
+                <w:bCs/>
+              </w:rPr>
+              <w:t xml:space="preserve">Zoom / Loom paid tier</w:t>
+            </w:r>
+          </w:p>
+        </w:tc>
+        <w:tc>
+          <w:tcPr/>
+          <w:p>
+            <w:pPr>
+              <w:pStyle w:val="Compact"/>
+            </w:pPr>
+            <w:r>
+              <w:t xml:space="preserve">If Google Meet (via Workspace Ultra) doesn’t cover our meeting recording + sharing needs. Loom is $8/mo for quick async video messages.</w:t>
+            </w:r>
+          </w:p>
+        </w:tc>
+        <w:tc>
+          <w:tcPr/>
+          <w:p>
+            <w:pPr>
+              <w:pStyle w:val="Compact"/>
+            </w:pPr>
+            <w:r>
+              <w:t xml:space="preserve">$8–16/mo</w:t>
+            </w:r>
+          </w:p>
+        </w:tc>
+        <w:tc>
+          <w:tcPr/>
+          <w:p>
+            <w:pPr>
+              <w:pStyle w:val="Compact"/>
+            </w:pPr>
+            <w:r>
+              <w:t xml:space="preserve">Defer until actual need</w:t>
+            </w:r>
+          </w:p>
+        </w:tc>
+      </w:tr>
+      <w:tr>
+        <w:tc>
+          <w:tcPr/>
+          <w:p>
+            <w:pPr>
+              <w:pStyle w:val="Compact"/>
+            </w:pPr>
+            <w:r>
+              <w:rPr>
+                <w:b/>
+                <w:bCs/>
+              </w:rPr>
+              <w:t xml:space="preserve">P3 — Low</w:t>
+            </w:r>
+          </w:p>
+        </w:tc>
+        <w:tc>
+          <w:tcPr/>
+          <w:p>
+            <w:pPr>
+              <w:pStyle w:val="Compact"/>
+            </w:pPr>
+            <w:r>
+              <w:rPr>
+                <w:b/>
+                <w:bCs/>
+              </w:rPr>
+              <w:t xml:space="preserve">Calendly paid</w:t>
+            </w:r>
+          </w:p>
+        </w:tc>
+        <w:tc>
+          <w:tcPr/>
+          <w:p>
+            <w:pPr>
+              <w:pStyle w:val="Compact"/>
+            </w:pPr>
+            <w:r>
+              <w:t xml:space="preserve">If calendar sharing via Google Workspace isn’t enough for biz dev scheduling. Free tier may suffice.</w:t>
+            </w:r>
+          </w:p>
+        </w:tc>
+        <w:tc>
+          <w:tcPr/>
+          <w:p>
+            <w:pPr>
+              <w:pStyle w:val="Compact"/>
+            </w:pPr>
+            <w:r>
+              <w:t xml:space="preserve">$10–15/mo</w:t>
+            </w:r>
+          </w:p>
+        </w:tc>
+        <w:tc>
+          <w:tcPr/>
+          <w:p>
+            <w:pPr>
+              <w:pStyle w:val="Compact"/>
+            </w:pPr>
+            <w:r>
+              <w:t xml:space="preserve">Start on free tier</w:t>
+            </w:r>
+          </w:p>
+        </w:tc>
+      </w:tr>
+      <w:tr>
+        <w:tc>
+          <w:tcPr/>
+          <w:p>
+            <w:pPr>
+              <w:pStyle w:val="Compact"/>
+            </w:pPr>
+            <w:r>
+              <w:rPr>
+                <w:b/>
+                <w:bCs/>
+              </w:rPr>
+              <w:t xml:space="preserve">P3 — Low</w:t>
+            </w:r>
+          </w:p>
+        </w:tc>
+        <w:tc>
+          <w:tcPr/>
+          <w:p>
+            <w:pPr>
+              <w:pStyle w:val="Compact"/>
+            </w:pPr>
+            <w:r>
+              <w:rPr>
+                <w:b/>
+                <w:bCs/>
+              </w:rPr>
+              <w:t xml:space="preserve">Descript</w:t>
+            </w:r>
+          </w:p>
+        </w:tc>
+        <w:tc>
+          <w:tcPr/>
+          <w:p>
+            <w:pPr>
+              <w:pStyle w:val="Compact"/>
+            </w:pPr>
+            <w:r>
+              <w:t xml:space="preserve">Video + podcast editing with transcript-based cuts. Nice-to-have, not yet required.</w:t>
+            </w:r>
+          </w:p>
+        </w:tc>
+        <w:tc>
+          <w:tcPr/>
+          <w:p>
+            <w:pPr>
+              <w:pStyle w:val="Compact"/>
+            </w:pPr>
+            <w:r>
+              <w:t xml:space="preserve">$24/mo</w:t>
+            </w:r>
+          </w:p>
+        </w:tc>
+        <w:tc>
+          <w:tcPr/>
+          <w:p>
+            <w:pPr>
+              <w:pStyle w:val="Compact"/>
+            </w:pPr>
+            <w:r>
+              <w:t xml:space="preserve">Defer unless podcast cadence justifies</w:t>
+            </w:r>
+          </w:p>
+        </w:tc>
+      </w:tr>
+      <w:tr>
+        <w:tc>
+          <w:tcPr/>
+          <w:p>
+            <w:pPr>
+              <w:pStyle w:val="Compact"/>
+            </w:pPr>
+            <w:r>
+              <w:rPr>
+                <w:b/>
+                <w:bCs/>
+              </w:rPr>
+              <w:t xml:space="preserve">P4 — Skip unless specific need</w:t>
+            </w:r>
+          </w:p>
+        </w:tc>
+        <w:tc>
+          <w:tcPr/>
+          <w:p>
+            <w:pPr>
+              <w:pStyle w:val="Compact"/>
+            </w:pPr>
+            <w:r>
+              <w:t xml:space="preserve">Dropbox, iCloud+ for ecosystem use</w:t>
+            </w:r>
+          </w:p>
+        </w:tc>
+        <w:tc>
+          <w:tcPr/>
+          <w:p>
+            <w:pPr>
+              <w:pStyle w:val="Compact"/>
+            </w:pPr>
+            <w:r>
+              <w:t xml:space="preserve">We’re consolidating to Drive + GCS + Immich. These stay personal-only.</w:t>
+            </w:r>
+          </w:p>
+        </w:tc>
+        <w:tc>
+          <w:tcPr/>
+          <w:p>
+            <w:pPr>
+              <w:pStyle w:val="Compact"/>
+            </w:pPr>
+            <w:r>
+              <w:t xml:space="preserve">$0 from MBT</w:t>
+            </w:r>
+          </w:p>
+        </w:tc>
+        <w:tc>
+          <w:tcPr/>
+          <w:p>
+            <w:pPr>
+              <w:pStyle w:val="Compact"/>
+            </w:pPr>
+            <w:r>
+              <w:t xml:space="preserve">Skip</w:t>
+            </w:r>
+          </w:p>
+        </w:tc>
+      </w:tr>
+      <w:tr>
+        <w:tc>
+          <w:tcPr/>
+          <w:p>
+            <w:pPr>
+              <w:pStyle w:val="Compact"/>
+            </w:pPr>
+            <w:r>
+              <w:rPr>
+                <w:b/>
+                <w:bCs/>
+              </w:rPr>
+              <w:t xml:space="preserve">P4 — Skip</w:t>
+            </w:r>
+          </w:p>
+        </w:tc>
+        <w:tc>
+          <w:tcPr/>
+          <w:p>
+            <w:pPr>
+              <w:pStyle w:val="Compact"/>
+            </w:pPr>
+            <w:r>
+              <w:t xml:space="preserve">Airtable / Notion for ecosystem use</w:t>
+            </w:r>
+          </w:p>
+        </w:tc>
+        <w:tc>
+          <w:tcPr/>
+          <w:p>
+            <w:pPr>
+              <w:pStyle w:val="Compact"/>
+            </w:pPr>
+            <w:r>
+              <w:t xml:space="preserve">Sanity + Drive cover content; Asana covers tasks.</w:t>
+            </w:r>
+          </w:p>
+        </w:tc>
+        <w:tc>
+          <w:tcPr/>
+          <w:p>
+            <w:pPr>
+              <w:pStyle w:val="Compact"/>
+            </w:pPr>
+            <w:r>
+              <w:t xml:space="preserve">$0</w:t>
+            </w:r>
+          </w:p>
+        </w:tc>
+        <w:tc>
+          <w:tcPr/>
+          <w:p>
+            <w:pPr>
+              <w:pStyle w:val="Compact"/>
+            </w:pPr>
+            <w:r>
+              <w:t xml:space="preserve">Skip unless a specific need emerges</w:t>
+            </w:r>
+          </w:p>
+        </w:tc>
+      </w:tr>
+      <w:tr>
+        <w:tc>
+          <w:tcPr/>
+          <w:p>
+            <w:pPr>
+              <w:pStyle w:val="Compact"/>
+            </w:pPr>
+            <w:r>
+              <w:rPr>
+                <w:b/>
+                <w:bCs/>
+              </w:rPr>
+              <w:t xml:space="preserve">P4 — Skip</w:t>
+            </w:r>
+          </w:p>
+        </w:tc>
+        <w:tc>
+          <w:tcPr/>
+          <w:p>
+            <w:pPr>
+              <w:pStyle w:val="Compact"/>
+            </w:pPr>
+            <w:r>
+              <w:t xml:space="preserve">Slack / Discord</w:t>
+            </w:r>
+          </w:p>
+        </w:tc>
+        <w:tc>
+          <w:tcPr/>
+          <w:p>
+            <w:pPr>
+              <w:pStyle w:val="Compact"/>
+            </w:pPr>
+            <w:r>
+              <w:t xml:space="preserve">iMessage + Asana + email + Drive comments cover internal comms for 3–5 people.</w:t>
+            </w:r>
+          </w:p>
+        </w:tc>
+        <w:tc>
+          <w:tcPr/>
+          <w:p>
+            <w:pPr>
+              <w:pStyle w:val="Compact"/>
+            </w:pPr>
+            <w:r>
+              <w:t xml:space="preserve">$0</w:t>
+            </w:r>
+          </w:p>
+        </w:tc>
+        <w:tc>
+          <w:tcPr/>
+          <w:p>
+            <w:pPr>
+              <w:pStyle w:val="Compact"/>
+            </w:pPr>
+            <w:r>
+              <w:t xml:space="preserve">Add only if team grows past ~8 people</w:t>
+            </w:r>
+          </w:p>
+        </w:tc>
+      </w:tr>
+    </w:tbl>
+    <w:p>
+      <w:pPr>
+        <w:pStyle w:val="BodyText"/>
+      </w:pPr>
+      <w:r>
+        <w:rPr>
+          <w:b/>
+          <w:bCs/>
+        </w:rPr>
+        <w:t xml:space="preserve">Rough estimate if we add the P1s immediately:</w:t>
+      </w:r>
+      <w:r>
+        <w:t xml:space="preserve"> </w:t>
+      </w:r>
+      <w:r>
+        <w:t xml:space="preserve">$60–130/mo new spend → total goes from $560–760 to $620–890 → still under the $1k cap.</w:t>
+      </w:r>
+    </w:p>
+    <w:p>
+      <w:r>
+        <w:pict>
+          <v:rect style="width:0;height:1.5pt" o:hralign="center" o:hrstd="t" o:hr="t"/>
+        </w:pict>
+      </w:r>
+    </w:p>
+    <w:bookmarkEnd w:id="23"/>
+    <w:bookmarkStart w:id="24" w:name="team-access-matrix"/>
+    <w:p>
+      <w:pPr>
+        <w:pStyle w:val="Heading2"/>
+      </w:pPr>
+      <w:r>
+        <w:t xml:space="preserve">5. Team access matrix</w:t>
+      </w:r>
+    </w:p>
+    <w:p>
+      <w:pPr>
+        <w:pStyle w:val="FirstParagraph"/>
+      </w:pPr>
+      <w:r>
+        <w:t xml:space="preserve">Who gets access to what (post-consolidation):</w:t>
+      </w:r>
+    </w:p>
+    <w:tbl>
+      <w:tblPr>
+        <w:tblStyle w:val="Table"/>
+        <w:tblW w:type="pct" w:w="5000"/>
+        <w:tblLayout w:type="fixed"/>
+        <w:tblLook w:firstRow="1" w:lastRow="0" w:firstColumn="0" w:lastColumn="0" w:noHBand="0" w:noVBand="0" w:val="0020"/>
+      </w:tblPr>
+      <w:tblGrid>
+        <w:gridCol w:w="1320"/>
+        <w:gridCol w:w="1320"/>
+        <w:gridCol w:w="1320"/>
+        <w:gridCol w:w="1320"/>
+        <w:gridCol w:w="1320"/>
+        <w:gridCol w:w="1320"/>
+      </w:tblGrid>
+      <w:tr>
+        <w:trPr>
+          <w:tblHeader w:val="on"/>
+        </w:trPr>
+        <w:tc>
+          <w:tcPr/>
+          <w:p>
+            <w:pPr>
+              <w:pStyle w:val="Compact"/>
+            </w:pPr>
+            <w:r>
+              <w:t xml:space="preserve">Tool</w:t>
+            </w:r>
+          </w:p>
+        </w:tc>
+        <w:tc>
+          <w:tcPr/>
+          <w:p>
+            <w:pPr>
+              <w:pStyle w:val="Compact"/>
+            </w:pPr>
+            <w:r>
+              <w:t xml:space="preserve">Chase</w:t>
+            </w:r>
+          </w:p>
+        </w:tc>
+        <w:tc>
+          <w:tcPr/>
+          <w:p>
+            <w:pPr>
+              <w:pStyle w:val="Compact"/>
+            </w:pPr>
+            <w:r>
+              <w:t xml:space="preserve">Tracy</w:t>
+            </w:r>
+          </w:p>
+        </w:tc>
+        <w:tc>
+          <w:tcPr/>
+          <w:p>
+            <w:pPr>
+              <w:pStyle w:val="Compact"/>
+            </w:pPr>
+            <w:r>
+              <w:t xml:space="preserve">Amy</w:t>
+            </w:r>
+          </w:p>
+        </w:tc>
+        <w:tc>
+          <w:tcPr/>
+          <w:p>
+            <w:pPr>
+              <w:pStyle w:val="Compact"/>
+            </w:pPr>
+            <w:r>
+              <w:t xml:space="preserve">Miles</w:t>
+            </w:r>
+          </w:p>
+        </w:tc>
+        <w:tc>
+          <w:tcPr/>
+          <w:p>
+            <w:pPr>
+              <w:pStyle w:val="Compact"/>
+            </w:pPr>
+            <w:r>
+              <w:t xml:space="preserve">Elijah</w:t>
+            </w:r>
+          </w:p>
+        </w:tc>
+      </w:tr>
+      <w:tr>
+        <w:tc>
+          <w:tcPr/>
+          <w:p>
+            <w:pPr>
+              <w:pStyle w:val="Compact"/>
+            </w:pPr>
+            <w:r>
+              <w:t xml:space="preserve">Google Workspace (chasepierson.tv)</w:t>
+            </w:r>
+          </w:p>
+        </w:tc>
+        <w:tc>
+          <w:tcPr/>
+          <w:p>
+            <w:pPr>
+              <w:pStyle w:val="Compact"/>
+            </w:pPr>
+            <w:r>
+              <w:t xml:space="preserve">Admin</w:t>
+            </w:r>
+          </w:p>
+        </w:tc>
+        <w:tc>
+          <w:tcPr/>
+          <w:p>
+            <w:pPr>
+              <w:pStyle w:val="Compact"/>
+            </w:pPr>
+            <w:r>
+              <w:t xml:space="preserve">Shared Drive + forwarded email</w:t>
+            </w:r>
+          </w:p>
+        </w:tc>
+        <w:tc>
+          <w:tcPr/>
+          <w:p>
+            <w:pPr>
+              <w:pStyle w:val="Compact"/>
+            </w:pPr>
+            <w:r>
+              <w:t xml:space="preserve">Shared Drive + forwarded email</w:t>
+            </w:r>
+          </w:p>
+        </w:tc>
+        <w:tc>
+          <w:tcPr/>
+          <w:p>
+            <w:pPr>
+              <w:pStyle w:val="Compact"/>
+            </w:pPr>
+            <w:r>
+              <w:t xml:space="preserve">Shared Drive + forwarded email</w:t>
+            </w:r>
+          </w:p>
+        </w:tc>
+        <w:tc>
+          <w:tcPr/>
+          <w:p>
+            <w:pPr>
+              <w:pStyle w:val="Compact"/>
+            </w:pPr>
+            <w:r>
+              <w:t xml:space="preserve">Shared Drive + forwarded email</w:t>
+            </w:r>
+          </w:p>
+        </w:tc>
+      </w:tr>
+      <w:tr>
+        <w:tc>
+          <w:tcPr/>
+          <w:p>
+            <w:pPr>
+              <w:pStyle w:val="Compact"/>
+            </w:pPr>
+            <w:r>
+              <w:t xml:space="preserve">Claude Max</w:t>
+            </w:r>
+          </w:p>
+        </w:tc>
+        <w:tc>
+          <w:tcPr/>
+          <w:p>
+            <w:pPr>
+              <w:pStyle w:val="Compact"/>
+            </w:pPr>
+            <w:r>
+              <w:t xml:space="preserve">Primary</w:t>
+            </w:r>
+          </w:p>
+        </w:tc>
+        <w:tc>
+          <w:tcPr/>
+          <w:p>
+            <w:pPr>
+              <w:pStyle w:val="Compact"/>
+            </w:pPr>
+            <w:r>
+              <w:t xml:space="preserve">Ask Chase for shared session</w:t>
+            </w:r>
+          </w:p>
+        </w:tc>
+        <w:tc>
+          <w:tcPr/>
+          <w:p>
+            <w:pPr>
+              <w:pStyle w:val="Compact"/>
+            </w:pPr>
+            <w:r>
+              <w:t xml:space="preserve">Ask Chase</w:t>
+            </w:r>
+          </w:p>
+        </w:tc>
+        <w:tc>
+          <w:tcPr/>
+          <w:p>
+            <w:pPr>
+              <w:pStyle w:val="Compact"/>
+            </w:pPr>
+            <w:r>
+              <w:t xml:space="preserve">Ask Chase</w:t>
+            </w:r>
+          </w:p>
+        </w:tc>
+        <w:tc>
+          <w:tcPr/>
+          <w:p>
+            <w:pPr>
+              <w:pStyle w:val="Compact"/>
+            </w:pPr>
+            <w:r>
+              <w:t xml:space="preserve">Ask Chase</w:t>
+            </w:r>
+          </w:p>
+        </w:tc>
+      </w:tr>
+      <w:tr>
+        <w:tc>
+          <w:tcPr/>
+          <w:p>
+            <w:pPr>
+              <w:pStyle w:val="Compact"/>
+            </w:pPr>
+            <w:r>
+              <w:t xml:space="preserve">Perplexity Pro + API</w:t>
+            </w:r>
+          </w:p>
+        </w:tc>
+        <w:tc>
+          <w:tcPr/>
+          <w:p>
+            <w:pPr>
+              <w:pStyle w:val="Compact"/>
+            </w:pPr>
+            <w:r>
+              <w:t xml:space="preserve">Primary</w:t>
+            </w:r>
+          </w:p>
+        </w:tc>
+        <w:tc>
+          <w:tcPr/>
+          <w:p>
+            <w:pPr>
+              <w:pStyle w:val="Compact"/>
+            </w:pPr>
+            <w:r>
+              <w:t xml:space="preserve">Ask Chase</w:t>
+            </w:r>
+          </w:p>
+        </w:tc>
+        <w:tc>
+          <w:tcPr/>
+          <w:p>
+            <w:pPr>
+              <w:pStyle w:val="Compact"/>
+            </w:pPr>
+            <w:r>
+              <w:t xml:space="preserve">Ask Chase</w:t>
+            </w:r>
+          </w:p>
+        </w:tc>
+        <w:tc>
+          <w:tcPr/>
+          <w:p>
+            <w:pPr>
+              <w:pStyle w:val="Compact"/>
+            </w:pPr>
+            <w:r>
+              <w:t xml:space="preserve">Ask Chase</w:t>
+            </w:r>
+          </w:p>
+        </w:tc>
+        <w:tc>
+          <w:tcPr/>
+          <w:p>
+            <w:pPr>
+              <w:pStyle w:val="Compact"/>
+            </w:pPr>
+            <w:r>
+              <w:t xml:space="preserve">Ask Chase</w:t>
+            </w:r>
+          </w:p>
+        </w:tc>
+      </w:tr>
+      <w:tr>
+        <w:tc>
+          <w:tcPr/>
+          <w:p>
+            <w:pPr>
+              <w:pStyle w:val="Compact"/>
+            </w:pPr>
+            <w:r>
+              <w:t xml:space="preserve">ChatGPT API</w:t>
+            </w:r>
+          </w:p>
+        </w:tc>
+        <w:tc>
+          <w:tcPr/>
+          <w:p>
+            <w:pPr>
+              <w:pStyle w:val="Compact"/>
+            </w:pPr>
+            <w:r>
+              <w:t xml:space="preserve">Platform-only (scripts)</w:t>
+            </w:r>
+          </w:p>
+        </w:tc>
+        <w:tc>
+          <w:tcPr/>
+          <w:p>
+            <w:pPr>
+              <w:pStyle w:val="Compact"/>
+            </w:pPr>
+            <w:r>
+              <w:t xml:space="preserve">—</w:t>
+            </w:r>
+          </w:p>
+        </w:tc>
+        <w:tc>
+          <w:tcPr/>
+          <w:p>
+            <w:pPr>
+              <w:pStyle w:val="Compact"/>
+            </w:pPr>
+            <w:r>
+              <w:t xml:space="preserve">—</w:t>
+            </w:r>
+          </w:p>
+        </w:tc>
+        <w:tc>
+          <w:tcPr/>
+          <w:p>
+            <w:pPr>
+              <w:pStyle w:val="Compact"/>
+            </w:pPr>
+            <w:r>
+              <w:t xml:space="preserve">—</w:t>
+            </w:r>
+          </w:p>
+        </w:tc>
+        <w:tc>
+          <w:tcPr/>
+          <w:p>
+            <w:pPr>
+              <w:pStyle w:val="Compact"/>
+            </w:pPr>
+            <w:r>
+              <w:t xml:space="preserve">—</w:t>
+            </w:r>
+          </w:p>
+        </w:tc>
+      </w:tr>
+      <w:tr>
+        <w:tc>
+          <w:tcPr/>
+          <w:p>
+            <w:pPr>
+              <w:pStyle w:val="Compact"/>
+            </w:pPr>
+            <w:r>
+              <w:t xml:space="preserve">Canva Teams</w:t>
+            </w:r>
+          </w:p>
+        </w:tc>
+        <w:tc>
+          <w:tcPr/>
+          <w:p>
+            <w:pPr>
+              <w:pStyle w:val="Compact"/>
+            </w:pPr>
+            <w:r>
+              <w:t xml:space="preserve">✓</w:t>
+            </w:r>
+          </w:p>
+        </w:tc>
+        <w:tc>
+          <w:tcPr/>
+          <w:p>
+            <w:pPr>
+              <w:pStyle w:val="Compact"/>
+            </w:pPr>
+            <w:r>
+              <w:t xml:space="preserve">✓</w:t>
+            </w:r>
+          </w:p>
+        </w:tc>
+        <w:tc>
+          <w:tcPr/>
+          <w:p>
+            <w:pPr>
+              <w:pStyle w:val="Compact"/>
+            </w:pPr>
+            <w:r>
+              <w:t xml:space="preserve">✓</w:t>
+            </w:r>
+          </w:p>
+        </w:tc>
+        <w:tc>
+          <w:tcPr/>
+          <w:p>
+            <w:pPr>
+              <w:pStyle w:val="Compact"/>
+            </w:pPr>
+            <w:r>
+              <w:t xml:space="preserve">✓</w:t>
+            </w:r>
+          </w:p>
+        </w:tc>
+        <w:tc>
+          <w:tcPr/>
+          <w:p>
+            <w:pPr>
+              <w:pStyle w:val="Compact"/>
+            </w:pPr>
+            <w:r>
+              <w:t xml:space="preserve">✓</w:t>
+            </w:r>
+          </w:p>
+        </w:tc>
+      </w:tr>
+      <w:tr>
+        <w:tc>
+          <w:tcPr/>
+          <w:p>
+            <w:pPr>
+              <w:pStyle w:val="Compact"/>
+            </w:pPr>
+            <w:r>
+              <w:t xml:space="preserve">Adobe Photography (photo)</w:t>
+            </w:r>
+          </w:p>
+        </w:tc>
+        <w:tc>
+          <w:tcPr/>
+          <w:p>
+            <w:pPr>
+              <w:pStyle w:val="Compact"/>
+            </w:pPr>
+            <w:r>
+              <w:t xml:space="preserve">✓</w:t>
+            </w:r>
+          </w:p>
+        </w:tc>
+        <w:tc>
+          <w:tcPr/>
+          <w:p>
+            <w:pPr>
+              <w:pStyle w:val="Compact"/>
+            </w:pPr>
+            <w:r>
+              <w:t xml:space="preserve">—</w:t>
+            </w:r>
+          </w:p>
+        </w:tc>
+        <w:tc>
+          <w:tcPr/>
+          <w:p>
+            <w:pPr>
+              <w:pStyle w:val="Compact"/>
+            </w:pPr>
+            <w:r>
+              <w:t xml:space="preserve">—</w:t>
+            </w:r>
+          </w:p>
+        </w:tc>
+        <w:tc>
+          <w:tcPr/>
+          <w:p>
+            <w:pPr>
+              <w:pStyle w:val="Compact"/>
+            </w:pPr>
+            <w:r>
+              <w:t xml:space="preserve">—</w:t>
+            </w:r>
+          </w:p>
+        </w:tc>
+        <w:tc>
+          <w:tcPr/>
+          <w:p>
+            <w:pPr>
+              <w:pStyle w:val="Compact"/>
+            </w:pPr>
+            <w:r>
+              <w:t xml:space="preserve">—</w:t>
+            </w:r>
+          </w:p>
+        </w:tc>
+      </w:tr>
+      <w:tr>
+        <w:tc>
+          <w:tcPr/>
+          <w:p>
+            <w:pPr>
+              <w:pStyle w:val="Compact"/>
+            </w:pPr>
+            <w:r>
+              <w:t xml:space="preserve">Adobe Creative Cloud (full)</w:t>
+            </w:r>
+          </w:p>
+        </w:tc>
+        <w:tc>
+          <w:tcPr/>
+          <w:p>
+            <w:pPr>
+              <w:pStyle w:val="Compact"/>
+            </w:pPr>
+            <w:r>
+              <w:t xml:space="preserve">✓ secondary</w:t>
+            </w:r>
+          </w:p>
+        </w:tc>
+        <w:tc>
+          <w:tcPr/>
+          <w:p>
+            <w:pPr>
+              <w:pStyle w:val="Compact"/>
+            </w:pPr>
+            <w:r>
+              <w:t xml:space="preserve">—</w:t>
+            </w:r>
+          </w:p>
+        </w:tc>
+        <w:tc>
+          <w:tcPr/>
+          <w:p>
+            <w:pPr>
+              <w:pStyle w:val="Compact"/>
+            </w:pPr>
+            <w:r>
+              <w:t xml:space="preserve">—</w:t>
+            </w:r>
+          </w:p>
+        </w:tc>
+        <w:tc>
+          <w:tcPr/>
+          <w:p>
+            <w:pPr>
+              <w:pStyle w:val="Compact"/>
+            </w:pPr>
+            <w:r>
+              <w:t xml:space="preserve">—</w:t>
+            </w:r>
+          </w:p>
+        </w:tc>
+        <w:tc>
+          <w:tcPr/>
+          <w:p>
+            <w:pPr>
+              <w:pStyle w:val="Compact"/>
+            </w:pPr>
+            <w:r>
+              <w:t xml:space="preserve">✓ primary</w:t>
+            </w:r>
+          </w:p>
+        </w:tc>
+      </w:tr>
+      <w:tr>
+        <w:tc>
+          <w:tcPr/>
+          <w:p>
+            <w:pPr>
+              <w:pStyle w:val="Compact"/>
+            </w:pPr>
+            <w:r>
+              <w:t xml:space="preserve">Restream.io</w:t>
+            </w:r>
+          </w:p>
+        </w:tc>
+        <w:tc>
+          <w:tcPr/>
+          <w:p>
+            <w:pPr>
+              <w:pStyle w:val="Compact"/>
+            </w:pPr>
+            <w:r>
+              <w:t xml:space="preserve">Admin</w:t>
+            </w:r>
+          </w:p>
+        </w:tc>
+        <w:tc>
+          <w:tcPr/>
+          <w:p>
+            <w:pPr>
+              <w:pStyle w:val="Compact"/>
+            </w:pPr>
+            <w:r>
+              <w:t xml:space="preserve">—</w:t>
+            </w:r>
+          </w:p>
+        </w:tc>
+        <w:tc>
+          <w:tcPr/>
+          <w:p>
+            <w:pPr>
+              <w:pStyle w:val="Compact"/>
+            </w:pPr>
+            <w:r>
+              <w:t xml:space="preserve">Stream host</w:t>
+            </w:r>
+          </w:p>
+        </w:tc>
+        <w:tc>
+          <w:tcPr/>
+          <w:p>
+            <w:pPr>
+              <w:pStyle w:val="Compact"/>
+            </w:pPr>
+            <w:r>
+              <w:t xml:space="preserve">—</w:t>
+            </w:r>
+          </w:p>
+        </w:tc>
+        <w:tc>
+          <w:tcPr/>
+          <w:p>
+            <w:pPr>
+              <w:pStyle w:val="Compact"/>
+            </w:pPr>
+            <w:r>
+              <w:t xml:space="preserve">Producer</w:t>
+            </w:r>
+          </w:p>
+        </w:tc>
+      </w:tr>
+      <w:tr>
+        <w:tc>
+          <w:tcPr/>
+          <w:p>
+            <w:pPr>
+              <w:pStyle w:val="Compact"/>
+            </w:pPr>
+            <w:r>
+              <w:t xml:space="preserve">Vercel</w:t>
+            </w:r>
+          </w:p>
+        </w:tc>
+        <w:tc>
+          <w:tcPr/>
+          <w:p>
+            <w:pPr>
+              <w:pStyle w:val="Compact"/>
+            </w:pPr>
+            <w:r>
+              <w:t xml:space="preserve">Admin</w:t>
+            </w:r>
+          </w:p>
+        </w:tc>
+        <w:tc>
+          <w:tcPr/>
+          <w:p>
+            <w:pPr>
+              <w:pStyle w:val="Compact"/>
+            </w:pPr>
+            <w:r>
+              <w:t xml:space="preserve">Viewer</w:t>
+            </w:r>
+          </w:p>
+        </w:tc>
+        <w:tc>
+          <w:tcPr/>
+          <w:p>
+            <w:pPr>
+              <w:pStyle w:val="Compact"/>
+            </w:pPr>
+            <w:r>
+              <w:t xml:space="preserve">Viewer</w:t>
+            </w:r>
+          </w:p>
+        </w:tc>
+        <w:tc>
+          <w:tcPr/>
+          <w:p>
+            <w:pPr>
+              <w:pStyle w:val="Compact"/>
+            </w:pPr>
+            <w:r>
+              <w:t xml:space="preserve">Viewer</w:t>
+            </w:r>
+          </w:p>
+        </w:tc>
+        <w:tc>
+          <w:tcPr/>
+          <w:p>
+            <w:pPr>
+              <w:pStyle w:val="Compact"/>
+            </w:pPr>
+            <w:r>
+              <w:t xml:space="preserve">Developer</w:t>
+            </w:r>
+          </w:p>
+        </w:tc>
+      </w:tr>
+      <w:tr>
+        <w:tc>
+          <w:tcPr/>
+          <w:p>
+            <w:pPr>
+              <w:pStyle w:val="Compact"/>
+            </w:pPr>
+            <w:r>
+              <w:t xml:space="preserve">Sanity CMS</w:t>
+            </w:r>
+          </w:p>
+        </w:tc>
+        <w:tc>
+          <w:tcPr/>
+          <w:p>
+            <w:pPr>
+              <w:pStyle w:val="Compact"/>
+            </w:pPr>
+            <w:r>
+              <w:t xml:space="preserve">Admin</w:t>
+            </w:r>
+          </w:p>
+        </w:tc>
+        <w:tc>
+          <w:tcPr/>
+          <w:p>
+            <w:pPr>
+              <w:pStyle w:val="Compact"/>
+            </w:pPr>
+            <w:r>
+              <w:t xml:space="preserve">Editor</w:t>
+            </w:r>
+          </w:p>
+        </w:tc>
+        <w:tc>
+          <w:tcPr/>
+          <w:p>
+            <w:pPr>
+              <w:pStyle w:val="Compact"/>
+            </w:pPr>
+            <w:r>
+              <w:t xml:space="preserve">Editor</w:t>
+            </w:r>
+          </w:p>
+        </w:tc>
+        <w:tc>
+          <w:tcPr/>
+          <w:p>
+            <w:pPr>
+              <w:pStyle w:val="Compact"/>
+            </w:pPr>
+            <w:r>
+              <w:t xml:space="preserve">Maybe Editor</w:t>
+            </w:r>
+          </w:p>
+        </w:tc>
+        <w:tc>
+          <w:tcPr/>
+          <w:p>
+            <w:pPr>
+              <w:pStyle w:val="Compact"/>
+            </w:pPr>
+            <w:r>
+              <w:t xml:space="preserve">Viewer</w:t>
+            </w:r>
+          </w:p>
+        </w:tc>
+      </w:tr>
+      <w:tr>
+        <w:tc>
+          <w:tcPr/>
+          <w:p>
+            <w:pPr>
+              <w:pStyle w:val="Compact"/>
+            </w:pPr>
+            <w:r>
+              <w:t xml:space="preserve">GitHub (both repos)</w:t>
+            </w:r>
+          </w:p>
+        </w:tc>
+        <w:tc>
+          <w:tcPr/>
+          <w:p>
+            <w:pPr>
+              <w:pStyle w:val="Compact"/>
+            </w:pPr>
+            <w:r>
+              <w:t xml:space="preserve">Admin</w:t>
+            </w:r>
+          </w:p>
+        </w:tc>
+        <w:tc>
+          <w:tcPr/>
+          <w:p>
+            <w:pPr>
+              <w:pStyle w:val="Compact"/>
+            </w:pPr>
+            <w:r>
+              <w:t xml:space="preserve">Viewer (optional)</w:t>
+            </w:r>
+          </w:p>
+        </w:tc>
+        <w:tc>
+          <w:tcPr/>
+          <w:p>
+            <w:pPr>
+              <w:pStyle w:val="Compact"/>
+            </w:pPr>
+            <w:r>
+              <w:t xml:space="preserve">Viewer (optional)</w:t>
+            </w:r>
+          </w:p>
+        </w:tc>
+        <w:tc>
+          <w:tcPr/>
+          <w:p>
+            <w:pPr>
+              <w:pStyle w:val="Compact"/>
+            </w:pPr>
+            <w:r>
+              <w:t xml:space="preserve">Viewer</w:t>
+            </w:r>
+          </w:p>
+        </w:tc>
+        <w:tc>
+          <w:tcPr/>
+          <w:p>
+            <w:pPr>
+              <w:pStyle w:val="Compact"/>
+            </w:pPr>
+            <w:r>
+              <w:t xml:space="preserve">Developer</w:t>
+            </w:r>
+          </w:p>
+        </w:tc>
+      </w:tr>
+      <w:tr>
+        <w:tc>
+          <w:tcPr/>
+          <w:p>
+            <w:pPr>
+              <w:pStyle w:val="Compact"/>
+            </w:pPr>
+            <w:r>
+              <w:t xml:space="preserve">Cloudbeds</w:t>
+            </w:r>
+          </w:p>
+        </w:tc>
+        <w:tc>
+          <w:tcPr/>
+          <w:p>
+            <w:pPr>
+              <w:pStyle w:val="Compact"/>
+            </w:pPr>
+            <w:r>
+              <w:t xml:space="preserve">Admin</w:t>
+            </w:r>
+          </w:p>
+        </w:tc>
+        <w:tc>
+          <w:tcPr/>
+          <w:p>
+            <w:pPr>
+              <w:pStyle w:val="Compact"/>
+            </w:pPr>
+            <w:r>
+              <w:t xml:space="preserve">Admin</w:t>
+            </w:r>
+          </w:p>
+        </w:tc>
+        <w:tc>
+          <w:tcPr/>
+          <w:p>
+            <w:pPr>
+              <w:pStyle w:val="Compact"/>
+            </w:pPr>
+            <w:r>
+              <w:t xml:space="preserve">Admin (primary)</w:t>
+            </w:r>
+          </w:p>
+        </w:tc>
+        <w:tc>
+          <w:tcPr/>
+          <w:p>
+            <w:pPr>
+              <w:pStyle w:val="Compact"/>
+            </w:pPr>
+            <w:r>
+              <w:t xml:space="preserve">—</w:t>
+            </w:r>
+          </w:p>
+        </w:tc>
+        <w:tc>
+          <w:tcPr/>
+          <w:p>
+            <w:pPr>
+              <w:pStyle w:val="Compact"/>
+            </w:pPr>
+            <w:r>
+              <w:t xml:space="preserve">Tier-1 support</w:t>
+            </w:r>
+          </w:p>
+        </w:tc>
+      </w:tr>
+      <w:tr>
+        <w:tc>
+          <w:tcPr/>
+          <w:p>
+            <w:pPr>
+              <w:pStyle w:val="Compact"/>
+            </w:pPr>
+            <w:r>
+              <w:t xml:space="preserve">Attio CRM</w:t>
+            </w:r>
+          </w:p>
+        </w:tc>
+        <w:tc>
+          <w:tcPr/>
+          <w:p>
+            <w:pPr>
+              <w:pStyle w:val="Compact"/>
+            </w:pPr>
+            <w:r>
+              <w:t xml:space="preserve">Admin</w:t>
+            </w:r>
+          </w:p>
+        </w:tc>
+        <w:tc>
+          <w:tcPr/>
+          <w:p>
+            <w:pPr>
+              <w:pStyle w:val="Compact"/>
+            </w:pPr>
+            <w:r>
+              <w:t xml:space="preserve">Primary</w:t>
+            </w:r>
+          </w:p>
+        </w:tc>
+        <w:tc>
+          <w:tcPr/>
+          <w:p>
+            <w:pPr>
+              <w:pStyle w:val="Compact"/>
+            </w:pPr>
+            <w:r>
+              <w:t xml:space="preserve">Viewer</w:t>
+            </w:r>
+          </w:p>
+        </w:tc>
+        <w:tc>
+          <w:tcPr/>
+          <w:p>
+            <w:pPr>
+              <w:pStyle w:val="Compact"/>
+            </w:pPr>
+            <w:r>
+              <w:t xml:space="preserve">—</w:t>
+            </w:r>
+          </w:p>
+        </w:tc>
+        <w:tc>
+          <w:tcPr/>
+          <w:p>
+            <w:pPr>
+              <w:pStyle w:val="Compact"/>
+            </w:pPr>
+            <w:r>
+              <w:t xml:space="preserve">—</w:t>
+            </w:r>
+          </w:p>
+        </w:tc>
+      </w:tr>
+      <w:tr>
+        <w:tc>
+          <w:tcPr/>
+          <w:p>
+            <w:pPr>
+              <w:pStyle w:val="Compact"/>
+            </w:pPr>
+            <w:r>
+              <w:t xml:space="preserve">Buzzsprout</w:t>
+            </w:r>
+          </w:p>
+        </w:tc>
+        <w:tc>
+          <w:tcPr/>
+          <w:p>
+            <w:pPr>
+              <w:pStyle w:val="Compact"/>
+            </w:pPr>
+            <w:r>
+              <w:t xml:space="preserve">Admin</w:t>
+            </w:r>
+          </w:p>
+        </w:tc>
+        <w:tc>
+          <w:tcPr/>
+          <w:p>
+            <w:pPr>
+              <w:pStyle w:val="Compact"/>
+            </w:pPr>
+            <w:r>
+              <w:t xml:space="preserve">—</w:t>
+            </w:r>
+          </w:p>
+        </w:tc>
+        <w:tc>
+          <w:tcPr/>
+          <w:p>
+            <w:pPr>
+              <w:pStyle w:val="Compact"/>
+            </w:pPr>
+            <w:r>
+              <w:t xml:space="preserve">Producer</w:t>
+            </w:r>
+          </w:p>
+        </w:tc>
+        <w:tc>
+          <w:tcPr/>
+          <w:p>
+            <w:pPr>
+              <w:pStyle w:val="Compact"/>
+            </w:pPr>
+            <w:r>
+              <w:t xml:space="preserve">—</w:t>
+            </w:r>
+          </w:p>
+        </w:tc>
+        <w:tc>
+          <w:tcPr/>
+          <w:p>
+            <w:pPr>
+              <w:pStyle w:val="Compact"/>
+            </w:pPr>
+            <w:r>
+              <w:t xml:space="preserve">—</w:t>
+            </w:r>
+          </w:p>
+        </w:tc>
+      </w:tr>
+      <w:tr>
+        <w:tc>
+          <w:tcPr/>
+          <w:p>
+            <w:pPr>
+              <w:pStyle w:val="Compact"/>
+            </w:pPr>
+            <w:r>
+              <w:t xml:space="preserve">Immich (self-hosted photo library on Mac mini)</w:t>
+            </w:r>
+          </w:p>
+        </w:tc>
+        <w:tc>
+          <w:tcPr/>
+          <w:p>
+            <w:pPr>
+              <w:pStyle w:val="Compact"/>
+            </w:pPr>
+            <w:r>
+              <w:t xml:space="preserve">Admin</w:t>
+            </w:r>
+          </w:p>
+        </w:tc>
+        <w:tc>
+          <w:tcPr/>
+          <w:p>
+            <w:pPr>
+              <w:pStyle w:val="Compact"/>
+            </w:pPr>
+            <w:r>
+              <w:t xml:space="preserve">Viewer</w:t>
+            </w:r>
+          </w:p>
+        </w:tc>
+        <w:tc>
+          <w:tcPr/>
+          <w:p>
+            <w:pPr>
+              <w:pStyle w:val="Compact"/>
+            </w:pPr>
+            <w:r>
+              <w:t xml:space="preserve">Viewer</w:t>
+            </w:r>
+          </w:p>
+        </w:tc>
+        <w:tc>
+          <w:tcPr/>
+          <w:p>
+            <w:pPr>
+              <w:pStyle w:val="Compact"/>
+            </w:pPr>
+            <w:r>
+              <w:t xml:space="preserve">Viewer</w:t>
+            </w:r>
+          </w:p>
+        </w:tc>
+        <w:tc>
+          <w:tcPr/>
+          <w:p>
+            <w:pPr>
+              <w:pStyle w:val="Compact"/>
+            </w:pPr>
+            <w:r>
+              <w:t xml:space="preserve">Admin (Mac mini operator)</w:t>
+            </w:r>
+          </w:p>
+        </w:tc>
+      </w:tr>
+      <w:tr>
+        <w:tc>
+          <w:tcPr/>
+          <w:p>
+            <w:pPr>
+              <w:pStyle w:val="Compact"/>
+            </w:pPr>
+            <w:r>
+              <w:t xml:space="preserve">Google Cloud project (chasepierson.tv)</w:t>
+            </w:r>
+          </w:p>
+        </w:tc>
+        <w:tc>
+          <w:tcPr/>
+          <w:p>
+            <w:pPr>
+              <w:pStyle w:val="Compact"/>
+            </w:pPr>
+            <w:r>
+              <w:t xml:space="preserve">Admin / billing</w:t>
+            </w:r>
+          </w:p>
+        </w:tc>
+        <w:tc>
+          <w:tcPr/>
+          <w:p>
+            <w:pPr>
+              <w:pStyle w:val="Compact"/>
+            </w:pPr>
+            <w:r>
+              <w:t xml:space="preserve">—</w:t>
+            </w:r>
+          </w:p>
+        </w:tc>
+        <w:tc>
+          <w:tcPr/>
+          <w:p>
+            <w:pPr>
+              <w:pStyle w:val="Compact"/>
+            </w:pPr>
+            <w:r>
+              <w:t xml:space="preserve">—</w:t>
+            </w:r>
+          </w:p>
+        </w:tc>
+        <w:tc>
+          <w:tcPr/>
+          <w:p>
+            <w:pPr>
+              <w:pStyle w:val="Compact"/>
+            </w:pPr>
+            <w:r>
+              <w:t xml:space="preserve">—</w:t>
+            </w:r>
+          </w:p>
+        </w:tc>
+        <w:tc>
+          <w:tcPr/>
+          <w:p>
+            <w:pPr>
+              <w:pStyle w:val="Compact"/>
+            </w:pPr>
+            <w:r>
+              <w:t xml:space="preserve">Developer (read/deploy)</w:t>
+            </w:r>
+          </w:p>
+        </w:tc>
+      </w:tr>
+      <w:tr>
+        <w:tc>
+          <w:tcPr/>
+          <w:p>
+            <w:pPr>
+              <w:pStyle w:val="Compact"/>
+            </w:pPr>
+            <w:r>
+              <w:t xml:space="preserve">Postiz (self-hosted social scheduler)</w:t>
+            </w:r>
+          </w:p>
+        </w:tc>
+        <w:tc>
+          <w:tcPr/>
+          <w:p>
+            <w:pPr>
+              <w:pStyle w:val="Compact"/>
+            </w:pPr>
+            <w:r>
+              <w:t xml:space="preserve">Admin</w:t>
+            </w:r>
+          </w:p>
+        </w:tc>
+        <w:tc>
+          <w:tcPr/>
+          <w:p>
+            <w:pPr>
+              <w:pStyle w:val="Compact"/>
+            </w:pPr>
+            <w:r>
+              <w:t xml:space="preserve">Editor</w:t>
+            </w:r>
+          </w:p>
+        </w:tc>
+        <w:tc>
+          <w:tcPr/>
+          <w:p>
+            <w:pPr>
+              <w:pStyle w:val="Compact"/>
+            </w:pPr>
+            <w:r>
+              <w:t xml:space="preserve">Editor</w:t>
+            </w:r>
+          </w:p>
+        </w:tc>
+        <w:tc>
+          <w:tcPr/>
+          <w:p>
+            <w:pPr>
+              <w:pStyle w:val="Compact"/>
+            </w:pPr>
+            <w:r>
+              <w:t xml:space="preserve">Editor (brand kit)</w:t>
+            </w:r>
+          </w:p>
+        </w:tc>
+        <w:tc>
+          <w:tcPr/>
+          <w:p>
+            <w:pPr>
+              <w:pStyle w:val="Compact"/>
+            </w:pPr>
+            <w:r>
+              <w:t xml:space="preserve">Editor</w:t>
+            </w:r>
+          </w:p>
+        </w:tc>
+      </w:tr>
+      <w:tr>
+        <w:tc>
+          <w:tcPr/>
+          <w:p>
+            <w:pPr>
+              <w:pStyle w:val="Compact"/>
+            </w:pPr>
+            <w:r>
+              <w:t xml:space="preserve">CapCut Team (3 seats)</w:t>
+            </w:r>
+          </w:p>
+        </w:tc>
+        <w:tc>
+          <w:tcPr/>
+          <w:p>
+            <w:pPr>
+              <w:pStyle w:val="Compact"/>
+            </w:pPr>
+            <w:r>
+              <w:t xml:space="preserve">Admin / seat 1</w:t>
+            </w:r>
+          </w:p>
+        </w:tc>
+        <w:tc>
+          <w:tcPr/>
+          <w:p>
+            <w:pPr>
+              <w:pStyle w:val="Compact"/>
+            </w:pPr>
+            <w:r>
+              <w:t xml:space="preserve">Seat 3</w:t>
+            </w:r>
+          </w:p>
+        </w:tc>
+        <w:tc>
+          <w:tcPr/>
+          <w:p>
+            <w:pPr>
+              <w:pStyle w:val="Compact"/>
+            </w:pPr>
+            <w:r>
+              <w:t xml:space="preserve">—</w:t>
+            </w:r>
+          </w:p>
+        </w:tc>
+        <w:tc>
+          <w:tcPr/>
+          <w:p>
+            <w:pPr>
+              <w:pStyle w:val="Compact"/>
+            </w:pPr>
+            <w:r>
+              <w:t xml:space="preserve">—</w:t>
+            </w:r>
+          </w:p>
+        </w:tc>
+        <w:tc>
+          <w:tcPr/>
+          <w:p>
+            <w:pPr>
+              <w:pStyle w:val="Compact"/>
+            </w:pPr>
+            <w:r>
+              <w:t xml:space="preserve">Seat 2</w:t>
+            </w:r>
+          </w:p>
+        </w:tc>
+      </w:tr>
+      <w:tr>
+        <w:tc>
+          <w:tcPr/>
+          <w:p>
+            <w:pPr>
+              <w:pStyle w:val="Compact"/>
+            </w:pPr>
+            <w:r>
+              <w:t xml:space="preserve">Spotify Family (6 accounts)</w:t>
+            </w:r>
+          </w:p>
+        </w:tc>
+        <w:tc>
+          <w:tcPr/>
+          <w:p>
+            <w:pPr>
+              <w:pStyle w:val="Compact"/>
+            </w:pPr>
+            <w:r>
+              <w:t xml:space="preserve">Account owner</w:t>
+            </w:r>
+          </w:p>
+        </w:tc>
+        <w:tc>
+          <w:tcPr/>
+          <w:p>
+            <w:pPr>
+              <w:pStyle w:val="Compact"/>
+            </w:pPr>
+            <w:r>
+              <w:t xml:space="preserve">Member</w:t>
+            </w:r>
+          </w:p>
+        </w:tc>
+        <w:tc>
+          <w:tcPr/>
+          <w:p>
+            <w:pPr>
+              <w:pStyle w:val="Compact"/>
+            </w:pPr>
+            <w:r>
+              <w:t xml:space="preserve">Member</w:t>
+            </w:r>
+          </w:p>
+        </w:tc>
+        <w:tc>
+          <w:tcPr/>
+          <w:p>
+            <w:pPr>
+              <w:pStyle w:val="Compact"/>
+            </w:pPr>
+            <w:r>
+              <w:t xml:space="preserve">(future)</w:t>
+            </w:r>
+          </w:p>
+        </w:tc>
+        <w:tc>
+          <w:tcPr/>
+          <w:p>
+            <w:pPr>
+              <w:pStyle w:val="Compact"/>
+            </w:pPr>
+            <w:r>
+              <w:t xml:space="preserve">(future)</w:t>
+            </w:r>
+          </w:p>
+        </w:tc>
+      </w:tr>
+      <w:tr>
+        <w:tc>
+          <w:tcPr/>
+          <w:p>
+            <w:pPr>
+              <w:pStyle w:val="Compact"/>
+            </w:pPr>
+            <w:r>
+              <w:t xml:space="preserve">DistroKid Label (Big Muddy Records)</w:t>
+            </w:r>
+          </w:p>
+        </w:tc>
+        <w:tc>
+          <w:tcPr/>
+          <w:p>
+            <w:pPr>
+              <w:pStyle w:val="Compact"/>
+            </w:pPr>
+            <w:r>
+              <w:t xml:space="preserve">Admin</w:t>
+            </w:r>
+          </w:p>
+        </w:tc>
+        <w:tc>
+          <w:tcPr/>
+          <w:p>
+            <w:pPr>
+              <w:pStyle w:val="Compact"/>
+            </w:pPr>
+            <w:r>
+              <w:t xml:space="preserve">—</w:t>
+            </w:r>
+          </w:p>
+        </w:tc>
+        <w:tc>
+          <w:tcPr/>
+          <w:p>
+            <w:pPr>
+              <w:pStyle w:val="Compact"/>
+            </w:pPr>
+            <w:r>
+              <w:t xml:space="preserve">Artist (Arrie Aslin)</w:t>
+            </w:r>
+          </w:p>
+        </w:tc>
+        <w:tc>
+          <w:tcPr/>
+          <w:p>
+            <w:pPr>
+              <w:pStyle w:val="Compact"/>
+            </w:pPr>
+            <w:r>
+              <w:t xml:space="preserve">—</w:t>
+            </w:r>
+          </w:p>
+        </w:tc>
+        <w:tc>
+          <w:tcPr/>
+          <w:p>
+            <w:pPr>
+              <w:pStyle w:val="Compact"/>
+            </w:pPr>
+            <w:r>
+              <w:t xml:space="preserve">Producer access</w:t>
+            </w:r>
+          </w:p>
+        </w:tc>
+      </w:tr>
+      <w:tr>
+        <w:tc>
+          <w:tcPr/>
+          <w:p>
+            <w:pPr>
+              <w:pStyle w:val="Compact"/>
+            </w:pPr>
+            <w:r>
+              <w:t xml:space="preserve">SoundCloud For Artists Pro</w:t>
+            </w:r>
+          </w:p>
+        </w:tc>
+        <w:tc>
+          <w:tcPr/>
+          <w:p>
+            <w:pPr>
+              <w:pStyle w:val="Compact"/>
+            </w:pPr>
+            <w:r>
+              <w:t xml:space="preserve">Admin</w:t>
+            </w:r>
+          </w:p>
+        </w:tc>
+        <w:tc>
+          <w:tcPr/>
+          <w:p>
+            <w:pPr>
+              <w:pStyle w:val="Compact"/>
+            </w:pPr>
+            <w:r>
+              <w:t xml:space="preserve">—</w:t>
+            </w:r>
+          </w:p>
+        </w:tc>
+        <w:tc>
+          <w:tcPr/>
+          <w:p>
+            <w:pPr>
+              <w:pStyle w:val="Compact"/>
+            </w:pPr>
+            <w:r>
+              <w:t xml:space="preserve">Artist (Arrie Aslin)</w:t>
+            </w:r>
+          </w:p>
+        </w:tc>
+        <w:tc>
+          <w:tcPr/>
+          <w:p>
+            <w:pPr>
+              <w:pStyle w:val="Compact"/>
+            </w:pPr>
+            <w:r>
+              <w:t xml:space="preserve">—</w:t>
+            </w:r>
+          </w:p>
+        </w:tc>
+        <w:tc>
+          <w:tcPr/>
+          <w:p>
+            <w:pPr>
+              <w:pStyle w:val="Compact"/>
+            </w:pPr>
+            <w:r>
+              <w:t xml:space="preserve">Producer access</w:t>
+            </w:r>
+          </w:p>
+        </w:tc>
+      </w:tr>
+    </w:tbl>
+    <w:p>
+      <w:r>
+        <w:pict>
+          <v:rect style="width:0;height:1.5pt" o:hralign="center" o:hrstd="t" o:hr="t"/>
+        </w:pict>
+      </w:r>
+    </w:p>
+    <w:bookmarkEnd w:id="24"/>
+    <w:bookmarkStart w:id="36" w:name="action-items"/>
+    <w:p>
+      <w:pPr>
+        <w:pStyle w:val="Heading2"/>
+      </w:pPr>
+      <w:r>
         <w:t xml:space="preserve">6. Action items</w:t>
       </w:r>
     </w:p>
-    <w:bookmarkStart w:id="24" w:name="a.-google-workspace-consolidation"/>
+    <w:bookmarkStart w:id="25" w:name="a.-google-workspace-consolidation"/>
     <w:p>
       <w:pPr>
         <w:pStyle w:val="Heading3"/>
@@ -7647,8 +8377,8 @@
         </w:tc>
       </w:tr>
     </w:tbl>
-    <w:bookmarkEnd w:id="24"/>
-    <w:bookmarkStart w:id="25" w:name="b.-billing-card-routing"/>
+    <w:bookmarkEnd w:id="25"/>
+    <w:bookmarkStart w:id="26" w:name="b.-billing-card-routing"/>
     <w:p>
       <w:pPr>
         <w:pStyle w:val="Heading3"/>
@@ -7813,8 +8543,8 @@
         </w:tc>
       </w:tr>
     </w:tbl>
-    <w:bookmarkEnd w:id="25"/>
-    <w:bookmarkStart w:id="26" w:name="c.-restream-migration"/>
+    <w:bookmarkEnd w:id="26"/>
+    <w:bookmarkStart w:id="27" w:name="c.-restream-migration"/>
     <w:p>
       <w:pPr>
         <w:pStyle w:val="Heading3"/>
@@ -7979,8 +8709,8 @@
         </w:tc>
       </w:tr>
     </w:tbl>
-    <w:bookmarkEnd w:id="26"/>
-    <w:bookmarkStart w:id="27" w:name="c-bis.-capcut-team-migration"/>
+    <w:bookmarkEnd w:id="27"/>
+    <w:bookmarkStart w:id="28" w:name="c-bis.-capcut-team-migration"/>
     <w:p>
       <w:pPr>
         <w:pStyle w:val="Heading3"/>
@@ -8250,8 +8980,8 @@
         </w:tc>
       </w:tr>
     </w:tbl>
-    <w:bookmarkEnd w:id="27"/>
-    <w:bookmarkStart w:id="28" w:name="d.-adobe-split"/>
+    <w:bookmarkEnd w:id="28"/>
+    <w:bookmarkStart w:id="29" w:name="d.-adobe-split"/>
     <w:p>
       <w:pPr>
         <w:pStyle w:val="Heading3"/>
@@ -8463,8 +9193,8 @@
         </w:tc>
       </w:tr>
     </w:tbl>
-    <w:bookmarkEnd w:id="28"/>
-    <w:bookmarkStart w:id="29" w:name="e.-canva-team-onboarding"/>
+    <w:bookmarkEnd w:id="29"/>
+    <w:bookmarkStart w:id="30" w:name="e.-canva-team-onboarding"/>
     <w:p>
       <w:pPr>
         <w:pStyle w:val="Heading3"/>
@@ -8629,8 +9359,8 @@
         </w:tc>
       </w:tr>
     </w:tbl>
-    <w:bookmarkEnd w:id="29"/>
-    <w:bookmarkStart w:id="30" w:name="Xc6c8fdef55337a248f285a816e861d2083c69ea"/>
+    <w:bookmarkEnd w:id="30"/>
+    <w:bookmarkStart w:id="31" w:name="Xc6c8fdef55337a248f285a816e861d2083c69ea"/>
     <w:p>
       <w:pPr>
         <w:pStyle w:val="Heading3"/>
@@ -8930,8 +9660,8 @@
         </w:tc>
       </w:tr>
     </w:tbl>
-    <w:bookmarkEnd w:id="30"/>
-    <w:bookmarkStart w:id="31" w:name="g.-google-cloud-project-consolidation"/>
+    <w:bookmarkEnd w:id="31"/>
+    <w:bookmarkStart w:id="32" w:name="g.-google-cloud-project-consolidation"/>
     <w:p>
       <w:pPr>
         <w:pStyle w:val="Heading3"/>
@@ -9096,8 +9826,8 @@
         </w:tc>
       </w:tr>
     </w:tbl>
-    <w:bookmarkEnd w:id="31"/>
-    <w:bookmarkStart w:id="32" w:name="h.-planned-additions-within-the-1k-cap"/>
+    <w:bookmarkEnd w:id="32"/>
+    <w:bookmarkStart w:id="33" w:name="h.-planned-additions-within-the-1k-cap"/>
     <w:p>
       <w:pPr>
         <w:pStyle w:val="Heading3"/>
@@ -9164,6 +9894,193 @@
               <w:pStyle w:val="Compact"/>
             </w:pPr>
             <w:r>
+              <w:t xml:space="preserve">Sign up for Spotify Family under chasepierson.tv account; invite Amy + Tracy</w:t>
+            </w:r>
+          </w:p>
+        </w:tc>
+        <w:tc>
+          <w:tcPr/>
+          <w:p>
+            <w:pPr>
+              <w:pStyle w:val="Compact"/>
+            </w:pPr>
+            <w:r>
+              <w:t xml:space="preserve">Chase</w:t>
+            </w:r>
+          </w:p>
+        </w:tc>
+        <w:tc>
+          <w:tcPr/>
+          <w:p>
+            <w:pPr>
+              <w:pStyle w:val="Compact"/>
+            </w:pPr>
+            <w:r>
+              <w:t xml:space="preserve">This week</w:t>
+            </w:r>
+          </w:p>
+        </w:tc>
+      </w:tr>
+      <w:tr>
+        <w:tc>
+          <w:tcPr/>
+          <w:p>
+            <w:pPr>
+              <w:pStyle w:val="Compact"/>
+            </w:pPr>
+            <w:r>
+              <w:t xml:space="preserve">Add Amy + Tracy to Chase’s existing personal YouTube Premium Family (stays on Chase’s personal billing for now; migrate to MBT when the</w:t>
+            </w:r>
+            <w:r>
+              <w:t xml:space="preserve"> </w:t>
+            </w:r>
+            <w:r>
+              <w:t xml:space="preserve">“nothing personal”</w:t>
+            </w:r>
+            <w:r>
+              <w:t xml:space="preserve"> </w:t>
+            </w:r>
+            <w:r>
+              <w:t xml:space="preserve">sweep completes)</w:t>
+            </w:r>
+          </w:p>
+        </w:tc>
+        <w:tc>
+          <w:tcPr/>
+          <w:p>
+            <w:pPr>
+              <w:pStyle w:val="Compact"/>
+            </w:pPr>
+            <w:r>
+              <w:t xml:space="preserve">Chase</w:t>
+            </w:r>
+          </w:p>
+        </w:tc>
+        <w:tc>
+          <w:tcPr/>
+          <w:p>
+            <w:pPr>
+              <w:pStyle w:val="Compact"/>
+            </w:pPr>
+            <w:r>
+              <w:t xml:space="preserve">This week</w:t>
+            </w:r>
+          </w:p>
+        </w:tc>
+      </w:tr>
+      <w:tr>
+        <w:tc>
+          <w:tcPr/>
+          <w:p>
+            <w:pPr>
+              <w:pStyle w:val="Compact"/>
+            </w:pPr>
+            <w:r>
+              <w:t xml:space="preserve">Create Big Muddy Records DistroKid Label account; add first three artists (Chase Pierson, Mechanical Bull, Kate Squire)</w:t>
+            </w:r>
+          </w:p>
+        </w:tc>
+        <w:tc>
+          <w:tcPr/>
+          <w:p>
+            <w:pPr>
+              <w:pStyle w:val="Compact"/>
+            </w:pPr>
+            <w:r>
+              <w:t xml:space="preserve">Chase + Amy</w:t>
+            </w:r>
+          </w:p>
+        </w:tc>
+        <w:tc>
+          <w:tcPr/>
+          <w:p>
+            <w:pPr>
+              <w:pStyle w:val="Compact"/>
+            </w:pPr>
+            <w:r>
+              <w:t xml:space="preserve">Week 1</w:t>
+            </w:r>
+          </w:p>
+        </w:tc>
+      </w:tr>
+      <w:tr>
+        <w:tc>
+          <w:tcPr/>
+          <w:p>
+            <w:pPr>
+              <w:pStyle w:val="Compact"/>
+            </w:pPr>
+            <w:r>
+              <w:t xml:space="preserve">Create Big Muddy Records SoundCloud For Artists Pro account; add artist profiles</w:t>
+            </w:r>
+          </w:p>
+        </w:tc>
+        <w:tc>
+          <w:tcPr/>
+          <w:p>
+            <w:pPr>
+              <w:pStyle w:val="Compact"/>
+            </w:pPr>
+            <w:r>
+              <w:t xml:space="preserve">Chase + Amy</w:t>
+            </w:r>
+          </w:p>
+        </w:tc>
+        <w:tc>
+          <w:tcPr/>
+          <w:p>
+            <w:pPr>
+              <w:pStyle w:val="Compact"/>
+            </w:pPr>
+            <w:r>
+              <w:t xml:space="preserve">Week 1</w:t>
+            </w:r>
+          </w:p>
+        </w:tc>
+      </w:tr>
+      <w:tr>
+        <w:tc>
+          <w:tcPr/>
+          <w:p>
+            <w:pPr>
+              <w:pStyle w:val="Compact"/>
+            </w:pPr>
+            <w:r>
+              <w:t xml:space="preserve">Decide per-artist whether to activate Songtrust for publishing royalty collection</w:t>
+            </w:r>
+          </w:p>
+        </w:tc>
+        <w:tc>
+          <w:tcPr/>
+          <w:p>
+            <w:pPr>
+              <w:pStyle w:val="Compact"/>
+            </w:pPr>
+            <w:r>
+              <w:t xml:space="preserve">Chase + each artist</w:t>
+            </w:r>
+          </w:p>
+        </w:tc>
+        <w:tc>
+          <w:tcPr/>
+          <w:p>
+            <w:pPr>
+              <w:pStyle w:val="Compact"/>
+            </w:pPr>
+            <w:r>
+              <w:t xml:space="preserve">Rolling</w:t>
+            </w:r>
+          </w:p>
+        </w:tc>
+      </w:tr>
+      <w:tr>
+        <w:tc>
+          <w:tcPr/>
+          <w:p>
+            <w:pPr>
+              <w:pStyle w:val="Compact"/>
+            </w:pPr>
+            <w:r>
               <w:t xml:space="preserve">Pick + activate Klaviyo-class email marketing platform (Loops is probably cheapest for our volume)</w:t>
             </w:r>
           </w:p>
@@ -9297,8 +10214,249 @@
         </w:tc>
       </w:tr>
     </w:tbl>
-    <w:bookmarkEnd w:id="32"/>
-    <w:bookmarkStart w:id="33" w:name="X0e4f22f1e8895574aac8a58ff674a56a3b0c7d5"/>
+    <w:bookmarkEnd w:id="33"/>
+    <w:bookmarkStart w:id="34" w:name="X5d6484333d2679ccbf83808602b6ba6a83bf840"/>
+    <w:p>
+      <w:pPr>
+        <w:pStyle w:val="Heading3"/>
+      </w:pPr>
+      <w:r>
+        <w:t xml:space="preserve">6h-def. Deferred (on the backlog, not adding now)</w:t>
+      </w:r>
+    </w:p>
+    <w:tbl>
+      <w:tblPr>
+        <w:tblStyle w:val="Table"/>
+        <w:tblW w:type="pct" w:w="5000"/>
+        <w:tblLayout w:type="fixed"/>
+        <w:tblLook w:firstRow="1" w:lastRow="0" w:firstColumn="0" w:lastColumn="0" w:noHBand="0" w:noVBand="0" w:val="0020"/>
+      </w:tblPr>
+      <w:tblGrid>
+        <w:gridCol w:w="3960"/>
+        <w:gridCol w:w="3960"/>
+      </w:tblGrid>
+      <w:tr>
+        <w:trPr>
+          <w:tblHeader w:val="on"/>
+        </w:trPr>
+        <w:tc>
+          <w:tcPr/>
+          <w:p>
+            <w:pPr>
+              <w:pStyle w:val="Compact"/>
+            </w:pPr>
+            <w:r>
+              <w:t xml:space="preserve">Item</w:t>
+            </w:r>
+          </w:p>
+        </w:tc>
+        <w:tc>
+          <w:tcPr/>
+          <w:p>
+            <w:pPr>
+              <w:pStyle w:val="Compact"/>
+            </w:pPr>
+            <w:r>
+              <w:t xml:space="preserve">Reason for deferral</w:t>
+            </w:r>
+          </w:p>
+        </w:tc>
+      </w:tr>
+      <w:tr>
+        <w:tc>
+          <w:tcPr/>
+          <w:p>
+            <w:pPr>
+              <w:pStyle w:val="Compact"/>
+            </w:pPr>
+            <w:r>
+              <w:t xml:space="preserve">OpenPhone per-brand numbers</w:t>
+            </w:r>
+          </w:p>
+        </w:tc>
+        <w:tc>
+          <w:tcPr/>
+          <w:p>
+            <w:pPr>
+              <w:pStyle w:val="Compact"/>
+            </w:pPr>
+            <w:r>
+              <w:t xml:space="preserve">Revisit when the Hospitality Coordinator comes online (May 31) — real operational need will crystallize then</w:t>
+            </w:r>
+          </w:p>
+        </w:tc>
+      </w:tr>
+      <w:tr>
+        <w:tc>
+          <w:tcPr/>
+          <w:p>
+            <w:pPr>
+              <w:pStyle w:val="Compact"/>
+            </w:pPr>
+            <w:r>
+              <w:t xml:space="preserve">E-signature (Dropbox Sign / DocuSign)</w:t>
+            </w:r>
+          </w:p>
+        </w:tc>
+        <w:tc>
+          <w:tcPr/>
+          <w:p>
+            <w:pPr>
+              <w:pStyle w:val="Compact"/>
+            </w:pPr>
+            <w:r>
+              <w:t xml:space="preserve">Wait until the first wedding contract, Vicki engagement, or partner agreement genuinely needs e-sign. Until then, email confirmations and PDF attachments cover it.</w:t>
+            </w:r>
+          </w:p>
+        </w:tc>
+      </w:tr>
+      <w:tr>
+        <w:tc>
+          <w:tcPr/>
+          <w:p>
+            <w:pPr>
+              <w:pStyle w:val="Compact"/>
+            </w:pPr>
+            <w:r>
+              <w:t xml:space="preserve">Backblaze computer backup</w:t>
+            </w:r>
+          </w:p>
+        </w:tc>
+        <w:tc>
+          <w:tcPr/>
+          <w:p>
+            <w:pPr>
+              <w:pStyle w:val="Compact"/>
+            </w:pPr>
+            <w:r>
+              <w:t xml:space="preserve">GCS bucket already serves the backup role for ecosystem photo library. Chase’s personal workstation files are separate — revisit if photo catalog risk surfaces</w:t>
+            </w:r>
+          </w:p>
+        </w:tc>
+      </w:tr>
+      <w:tr>
+        <w:tc>
+          <w:tcPr/>
+          <w:p>
+            <w:pPr>
+              <w:pStyle w:val="Compact"/>
+            </w:pPr>
+            <w:r>
+              <w:t xml:space="preserve">Premium credit cards (Amex Plat, Chase Sapphire Reserve)</w:t>
+            </w:r>
+          </w:p>
+        </w:tc>
+        <w:tc>
+          <w:tcPr/>
+          <w:p>
+            <w:pPr>
+              <w:pStyle w:val="Compact"/>
+            </w:pPr>
+            <w:r>
+              <w:t xml:space="preserve">Only justified if business travel volume grows past ~6 trips/yr</w:t>
+            </w:r>
+          </w:p>
+        </w:tc>
+      </w:tr>
+      <w:tr>
+        <w:tc>
+          <w:tcPr/>
+          <w:p>
+            <w:pPr>
+              <w:pStyle w:val="Compact"/>
+            </w:pPr>
+            <w:r>
+              <w:t xml:space="preserve">Editorial subscriptions (NYT, Atlantic, Oxford American, etc.)</w:t>
+            </w:r>
+          </w:p>
+        </w:tc>
+        <w:tc>
+          <w:tcPr/>
+          <w:p>
+            <w:pPr>
+              <w:pStyle w:val="Compact"/>
+            </w:pPr>
+            <w:r>
+              <w:t xml:space="preserve">Nice-to-haves. Add individually if a specific research need arises.</w:t>
+            </w:r>
+          </w:p>
+        </w:tc>
+      </w:tr>
+      <w:tr>
+        <w:tc>
+          <w:tcPr/>
+          <w:p>
+            <w:pPr>
+              <w:pStyle w:val="Compact"/>
+            </w:pPr>
+            <w:r>
+              <w:t xml:space="preserve">Commercial music license for Inn public spaces (Soundtrack Your Brand, Cloud Cover)</w:t>
+            </w:r>
+          </w:p>
+        </w:tc>
+        <w:tc>
+          <w:tcPr/>
+          <w:p>
+            <w:pPr>
+              <w:pStyle w:val="Compact"/>
+            </w:pPr>
+            <w:r>
+              <w:t xml:space="preserve">Risk is real but enforcement unlikely at our scale; revisit if we host a sponsored event where licensing matters</w:t>
+            </w:r>
+          </w:p>
+        </w:tc>
+      </w:tr>
+      <w:tr>
+        <w:tc>
+          <w:tcPr/>
+          <w:p>
+            <w:pPr>
+              <w:pStyle w:val="Compact"/>
+            </w:pPr>
+            <w:r>
+              <w:t xml:space="preserve">Stock music (Epidemic Sound, Artlist)</w:t>
+            </w:r>
+          </w:p>
+        </w:tc>
+        <w:tc>
+          <w:tcPr/>
+          <w:p>
+            <w:pPr>
+              <w:pStyle w:val="Compact"/>
+            </w:pPr>
+            <w:r>
+              <w:t xml:space="preserve">Activate when Studio C production volume justifies (probably Q3)</w:t>
+            </w:r>
+          </w:p>
+        </w:tc>
+      </w:tr>
+      <w:tr>
+        <w:tc>
+          <w:tcPr/>
+          <w:p>
+            <w:pPr>
+              <w:pStyle w:val="Compact"/>
+            </w:pPr>
+            <w:r>
+              <w:t xml:space="preserve">Photo Mechanic Plus</w:t>
+            </w:r>
+          </w:p>
+        </w:tc>
+        <w:tc>
+          <w:tcPr/>
+          <w:p>
+            <w:pPr>
+              <w:pStyle w:val="Compact"/>
+            </w:pPr>
+            <w:r>
+              <w:t xml:space="preserve">Nice workflow lift for CPP, not essential; add if Chase’s shoot volume makes Lightroom culling a bottleneck</w:t>
+            </w:r>
+          </w:p>
+        </w:tc>
+      </w:tr>
+    </w:tbl>
+    <w:bookmarkEnd w:id="34"/>
+    <w:bookmarkStart w:id="35" w:name="X0e4f22f1e8895574aac8a58ff674a56a3b0c7d5"/>
     <w:p>
       <w:pPr>
         <w:pStyle w:val="Heading3"/>
@@ -9470,9 +10628,9 @@
         </w:pict>
       </w:r>
     </w:p>
-    <w:bookmarkEnd w:id="33"/>
-    <w:bookmarkEnd w:id="34"/>
-    <w:bookmarkStart w:id="35" w:name="open-questions"/>
+    <w:bookmarkEnd w:id="35"/>
+    <w:bookmarkEnd w:id="36"/>
+    <w:bookmarkStart w:id="37" w:name="open-questions"/>
     <w:p>
       <w:pPr>
         <w:pStyle w:val="Heading2"/>
@@ -9698,8 +10856,8 @@
         <w:t xml:space="preserve">End of subscriptions doc.</w:t>
       </w:r>
     </w:p>
-    <w:bookmarkEnd w:id="35"/>
-    <w:bookmarkEnd w:id="36"/>
+    <w:bookmarkEnd w:id="37"/>
+    <w:bookmarkEnd w:id="38"/>
     <w:sectPr>
       <w:footnotePr>
         <w:numRestart w:val="eachSect"/>

--- a/docs/ecosystem-subscriptions-2026-04-20.docx
+++ b/docs/ecosystem-subscriptions-2026-04-20.docx
@@ -1745,18 +1745,67 @@
                 <w:b/>
                 <w:bCs/>
               </w:rPr>
-              <w:t xml:space="preserve">chasepierson.tv subtotal</w:t>
-            </w:r>
-          </w:p>
-        </w:tc>
-        <w:tc>
-          <w:tcPr/>
-          <w:p>
-            <w:pPr>
-              <w:pStyle w:val="Compact"/>
-            </w:pPr>
-          </w:p>
-        </w:tc>
+              <w:t xml:space="preserve">Claude Pro — Tracy</w:t>
+            </w:r>
+          </w:p>
+        </w:tc>
+        <w:tc>
+          <w:tcPr/>
+          <w:p>
+            <w:pPr>
+              <w:pStyle w:val="Compact"/>
+            </w:pPr>
+            <w:r>
+              <w:t xml:space="preserve">Pro monthly</w:t>
+            </w:r>
+          </w:p>
+        </w:tc>
+        <w:tc>
+          <w:tcPr/>
+          <w:p>
+            <w:pPr>
+              <w:pStyle w:val="Compact"/>
+            </w:pPr>
+            <w:r>
+              <w:t xml:space="preserve">$20</w:t>
+            </w:r>
+          </w:p>
+        </w:tc>
+        <w:tc>
+          <w:tcPr/>
+          <w:p>
+            <w:pPr>
+              <w:pStyle w:val="Compact"/>
+            </w:pPr>
+            <w:r>
+              <w:t xml:space="preserve">Tracy (authenticated to tracyaldersonallen@gmail.com)</w:t>
+            </w:r>
+          </w:p>
+        </w:tc>
+        <w:tc>
+          <w:tcPr/>
+          <w:p>
+            <w:pPr>
+              <w:pStyle w:val="Compact"/>
+            </w:pPr>
+            <w:r>
+              <w:t xml:space="preserve">MBT-PLATFORM</w:t>
+            </w:r>
+          </w:p>
+        </w:tc>
+        <w:tc>
+          <w:tcPr/>
+          <w:p>
+            <w:pPr>
+              <w:pStyle w:val="Compact"/>
+            </w:pPr>
+            <w:r>
+              <w:t xml:space="preserve">Tracy’s personal AI assistant. Gmail MCP + Asana MCP + Google Drive MCP connected to HER accounts. Enables her to run the Gmail subscription audit, review her own inbox, process her own tasks, and have a working conversational assistant routed through Asana. MBT pays; account is under her email.</w:t>
+            </w:r>
+          </w:p>
+        </w:tc>
+      </w:tr>
+      <w:tr>
         <w:tc>
           <w:tcPr/>
           <w:p>
@@ -1768,7 +1817,102 @@
                 <w:b/>
                 <w:bCs/>
               </w:rPr>
-              <w:t xml:space="preserve">~$310–340/mo</w:t>
+              <w:t xml:space="preserve">Claude Pro — Amy</w:t>
+            </w:r>
+          </w:p>
+        </w:tc>
+        <w:tc>
+          <w:tcPr/>
+          <w:p>
+            <w:pPr>
+              <w:pStyle w:val="Compact"/>
+            </w:pPr>
+            <w:r>
+              <w:t xml:space="preserve">Pro monthly</w:t>
+            </w:r>
+          </w:p>
+        </w:tc>
+        <w:tc>
+          <w:tcPr/>
+          <w:p>
+            <w:pPr>
+              <w:pStyle w:val="Compact"/>
+            </w:pPr>
+            <w:r>
+              <w:t xml:space="preserve">$20</w:t>
+            </w:r>
+          </w:p>
+        </w:tc>
+        <w:tc>
+          <w:tcPr/>
+          <w:p>
+            <w:pPr>
+              <w:pStyle w:val="Compact"/>
+            </w:pPr>
+            <w:r>
+              <w:t xml:space="preserve">Amy (authenticated to amyaldersonallen@gmail.com)</w:t>
+            </w:r>
+          </w:p>
+        </w:tc>
+        <w:tc>
+          <w:tcPr/>
+          <w:p>
+            <w:pPr>
+              <w:pStyle w:val="Compact"/>
+            </w:pPr>
+            <w:r>
+              <w:t xml:space="preserve">MBT-PLATFORM</w:t>
+            </w:r>
+          </w:p>
+        </w:tc>
+        <w:tc>
+          <w:tcPr/>
+          <w:p>
+            <w:pPr>
+              <w:pStyle w:val="Compact"/>
+            </w:pPr>
+            <w:r>
+              <w:t xml:space="preserve">Amy’s personal AI assistant. Same pattern as Tracy’s. Gmail + Asana + Drive MCPs on her accounts. Helps her run Blues Room show comms, Arrie Aslin logistics, podcast production prep. MBT pays; account is under her email.</w:t>
+            </w:r>
+          </w:p>
+        </w:tc>
+      </w:tr>
+      <w:tr>
+        <w:tc>
+          <w:tcPr/>
+          <w:p>
+            <w:pPr>
+              <w:pStyle w:val="Compact"/>
+            </w:pPr>
+            <w:r>
+              <w:rPr>
+                <w:b/>
+                <w:bCs/>
+              </w:rPr>
+              <w:t xml:space="preserve">chasepierson.tv subtotal</w:t>
+            </w:r>
+          </w:p>
+        </w:tc>
+        <w:tc>
+          <w:tcPr/>
+          <w:p>
+            <w:pPr>
+              <w:pStyle w:val="Compact"/>
+            </w:pPr>
+          </w:p>
+        </w:tc>
+        <w:tc>
+          <w:tcPr/>
+          <w:p>
+            <w:pPr>
+              <w:pStyle w:val="Compact"/>
+            </w:pPr>
+            <w:r>
+              <w:rPr>
+                <w:b/>
+                <w:bCs/>
+              </w:rPr>
+              <w:t xml:space="preserve">~$350–380/mo</w:t>
             </w:r>
           </w:p>
         </w:tc>
@@ -5361,18 +5505,18 @@
               <w:pStyle w:val="Compact"/>
             </w:pPr>
             <w:r>
-              <w:t xml:space="preserve">A. chasepierson.tv identity + AI stack (incl. Spotify Family)</w:t>
-            </w:r>
-          </w:p>
-        </w:tc>
-        <w:tc>
-          <w:tcPr/>
-          <w:p>
-            <w:pPr>
-              <w:pStyle w:val="Compact"/>
-            </w:pPr>
-            <w:r>
-              <w:t xml:space="preserve">~$310–340</w:t>
+              <w:t xml:space="preserve">A. chasepierson.tv identity + AI stack (incl. Spotify Family + Claude Pro × 2 for Tracy &amp; Amy)</w:t>
+            </w:r>
+          </w:p>
+        </w:tc>
+        <w:tc>
+          <w:tcPr/>
+          <w:p>
+            <w:pPr>
+              <w:pStyle w:val="Compact"/>
+            </w:pPr>
+            <w:r>
+              <w:t xml:space="preserve">~$350–380</w:t>
             </w:r>
           </w:p>
         </w:tc>
@@ -5524,7 +5668,7 @@
                 <w:b/>
                 <w:bCs/>
               </w:rPr>
-              <w:t xml:space="preserve">~$649–864/mo</w:t>
+              <w:t xml:space="preserve">~$689–904/mo</w:t>
             </w:r>
           </w:p>
         </w:tc>
@@ -5555,13 +5699,13 @@
           <w:b/>
           <w:bCs/>
         </w:rPr>
-        <w:t xml:space="preserve">~$650–865/mo</w:t>
+        <w:t xml:space="preserve">~$690–905/mo</w:t>
       </w:r>
       <w:r>
         <w:t xml:space="preserve"> </w:t>
       </w:r>
       <w:r>
-        <w:t xml:space="preserve">(after adding CapCut Team 3 seats + Spotify Family + Big Muddy Records label ops), which leaves</w:t>
+        <w:t xml:space="preserve">(after adding CapCut Team 3 seats + Spotify Family + Big Muddy Records label ops + Claude Pro × 2 for Tracy &amp; Amy), which leaves</w:t>
       </w:r>
       <w:r>
         <w:t xml:space="preserve"> </w:t>
@@ -5571,7 +5715,7 @@
           <w:b/>
           <w:bCs/>
         </w:rPr>
-        <w:t xml:space="preserve">~$135–350/mo of headroom</w:t>
+        <w:t xml:space="preserve">~$95–310/mo of headroom</w:t>
       </w:r>
       <w:r>
         <w:t xml:space="preserve"> </w:t>
@@ -8049,6 +8193,210 @@
             </w:pPr>
             <w:r>
               <w:t xml:space="preserve">Producer access</w:t>
+            </w:r>
+          </w:p>
+        </w:tc>
+      </w:tr>
+      <w:tr>
+        <w:tc>
+          <w:tcPr/>
+          <w:p>
+            <w:pPr>
+              <w:pStyle w:val="Compact"/>
+            </w:pPr>
+            <w:r>
+              <w:t xml:space="preserve">Claude Pro — Tracy’s personal agent</w:t>
+            </w:r>
+          </w:p>
+        </w:tc>
+        <w:tc>
+          <w:tcPr/>
+          <w:p>
+            <w:pPr>
+              <w:pStyle w:val="Compact"/>
+            </w:pPr>
+            <w:r>
+              <w:t xml:space="preserve">—</w:t>
+            </w:r>
+          </w:p>
+        </w:tc>
+        <w:tc>
+          <w:tcPr/>
+          <w:p>
+            <w:pPr>
+              <w:pStyle w:val="Compact"/>
+            </w:pPr>
+            <w:r>
+              <w:t xml:space="preserve">Sole user (her email)</w:t>
+            </w:r>
+          </w:p>
+        </w:tc>
+        <w:tc>
+          <w:tcPr/>
+          <w:p>
+            <w:pPr>
+              <w:pStyle w:val="Compact"/>
+            </w:pPr>
+            <w:r>
+              <w:t xml:space="preserve">—</w:t>
+            </w:r>
+          </w:p>
+        </w:tc>
+        <w:tc>
+          <w:tcPr/>
+          <w:p>
+            <w:pPr>
+              <w:pStyle w:val="Compact"/>
+            </w:pPr>
+            <w:r>
+              <w:t xml:space="preserve">—</w:t>
+            </w:r>
+          </w:p>
+        </w:tc>
+        <w:tc>
+          <w:tcPr/>
+          <w:p>
+            <w:pPr>
+              <w:pStyle w:val="Compact"/>
+            </w:pPr>
+            <w:r>
+              <w:t xml:space="preserve">—</w:t>
+            </w:r>
+          </w:p>
+        </w:tc>
+      </w:tr>
+      <w:tr>
+        <w:tc>
+          <w:tcPr/>
+          <w:p>
+            <w:pPr>
+              <w:pStyle w:val="Compact"/>
+            </w:pPr>
+            <w:r>
+              <w:t xml:space="preserve">Claude Pro — Amy’s personal agent</w:t>
+            </w:r>
+          </w:p>
+        </w:tc>
+        <w:tc>
+          <w:tcPr/>
+          <w:p>
+            <w:pPr>
+              <w:pStyle w:val="Compact"/>
+            </w:pPr>
+            <w:r>
+              <w:t xml:space="preserve">—</w:t>
+            </w:r>
+          </w:p>
+        </w:tc>
+        <w:tc>
+          <w:tcPr/>
+          <w:p>
+            <w:pPr>
+              <w:pStyle w:val="Compact"/>
+            </w:pPr>
+            <w:r>
+              <w:t xml:space="preserve">—</w:t>
+            </w:r>
+          </w:p>
+        </w:tc>
+        <w:tc>
+          <w:tcPr/>
+          <w:p>
+            <w:pPr>
+              <w:pStyle w:val="Compact"/>
+            </w:pPr>
+            <w:r>
+              <w:t xml:space="preserve">Sole user (her email)</w:t>
+            </w:r>
+          </w:p>
+        </w:tc>
+        <w:tc>
+          <w:tcPr/>
+          <w:p>
+            <w:pPr>
+              <w:pStyle w:val="Compact"/>
+            </w:pPr>
+            <w:r>
+              <w:t xml:space="preserve">—</w:t>
+            </w:r>
+          </w:p>
+        </w:tc>
+        <w:tc>
+          <w:tcPr/>
+          <w:p>
+            <w:pPr>
+              <w:pStyle w:val="Compact"/>
+            </w:pPr>
+            <w:r>
+              <w:t xml:space="preserve">—</w:t>
+            </w:r>
+          </w:p>
+        </w:tc>
+      </w:tr>
+      <w:tr>
+        <w:tc>
+          <w:tcPr/>
+          <w:p>
+            <w:pPr>
+              <w:pStyle w:val="Compact"/>
+            </w:pPr>
+            <w:r>
+              <w:t xml:space="preserve">Claude Max — Chase</w:t>
+            </w:r>
+          </w:p>
+        </w:tc>
+        <w:tc>
+          <w:tcPr/>
+          <w:p>
+            <w:pPr>
+              <w:pStyle w:val="Compact"/>
+            </w:pPr>
+            <w:r>
+              <w:t xml:space="preserve">Sole user</w:t>
+            </w:r>
+          </w:p>
+        </w:tc>
+        <w:tc>
+          <w:tcPr/>
+          <w:p>
+            <w:pPr>
+              <w:pStyle w:val="Compact"/>
+            </w:pPr>
+            <w:r>
+              <w:t xml:space="preserve">—</w:t>
+            </w:r>
+          </w:p>
+        </w:tc>
+        <w:tc>
+          <w:tcPr/>
+          <w:p>
+            <w:pPr>
+              <w:pStyle w:val="Compact"/>
+            </w:pPr>
+            <w:r>
+              <w:t xml:space="preserve">—</w:t>
+            </w:r>
+          </w:p>
+        </w:tc>
+        <w:tc>
+          <w:tcPr/>
+          <w:p>
+            <w:pPr>
+              <w:pStyle w:val="Compact"/>
+            </w:pPr>
+            <w:r>
+              <w:t xml:space="preserve">—</w:t>
+            </w:r>
+          </w:p>
+        </w:tc>
+        <w:tc>
+          <w:tcPr/>
+          <w:p>
+            <w:pPr>
+              <w:pStyle w:val="Compact"/>
+            </w:pPr>
+            <w:r>
+              <w:t xml:space="preserve">—</w:t>
             </w:r>
           </w:p>
         </w:tc>
